--- a/3-acceptance-testing/docs/Acceptance_Testing_UniReg_Yasierul.docx
+++ b/3-acceptance-testing/docs/Acceptance_Testing_UniReg_Yasierul.docx
@@ -25,7 +25,7 @@
         <w:jc w:val="both"/>
       </w:pPr>
       <w:r>
-        <w:t xml:space="preserve">This section defines the acceptance criteria for UniReg (4.1), presents the acceptance test plan and test cases (4.2 and 4.3), and reports the results of executing them, including the defect found and the final acceptance decision (4.4).</w:t>
+        <w:t xml:space="preserve">This section defines the acceptance criteria for UniReg (4.1), presents the acceptance test plan and test cases (4.2 and 4.3), and reports the results of executing them, including the defects found and the final acceptance decision (4.4).</w:t>
       </w:r>
     </w:p>
     <w:p>
@@ -2258,7 +2258,7 @@
         <w:jc w:val="both"/>
       </w:pPr>
       <w:r>
-        <w:t xml:space="preserve">Two test cycles were planned: Cycle 1 runs every test case on the delivered build. If any test fails, the defect is reported to the development team and, after a fix, Cycle 2 re-runs the complete set of test cases (not only the failed one) to confirm the fix and check that nothing else has broken (regression).</w:t>
+        <w:t xml:space="preserve">Two test cycles were planned: Cycle 1 runs every test case on the delivered build. If any test fails, the defect is reported to the development team and, after a fix, Cycle 2 re-runs the complete set of test cases (not only the failed one) to confirm the fix and check that nothing else has broken (regression). The same rule applies to any later build: when defects found by the functional and system test stages were fixed in build v1.2, the full suite was re-run as Cycle 3.</w:t>
       </w:r>
     </w:p>
     <w:p>
@@ -2426,7 +2426,7 @@
                 <w:sz w:val="18"/>
                 <w:szCs w:val="18"/>
               </w:rPr>
-              <w:t xml:space="preserve">UniReg web prototype. Cycle 1: build v1.0. Cycle 2: build v1.1 (contains the fix for DEF-01).</w:t>
+              <w:t xml:space="preserve">UniReg web prototype. Cycle 1: build v1.0. Cycle 2: build v1.1 (contains the fix for DEF-01). Cycle 3: build v1.2 (also fixes DEF-02 and DEF-03, found in functional and system testing).</w:t>
             </w:r>
           </w:p>
         </w:tc>
@@ -8930,6 +8930,228 @@
           </w:p>
         </w:tc>
       </w:tr>
+      <w:tr>
+        <w:trPr>
+          <w:cantSplit/>
+        </w:trPr>
+        <w:tc>
+          <w:tcPr>
+            <w:tcW w:type="dxa" w:w="722"/>
+            <w:tcBorders>
+              <w:top w:val="single" w:color="8C9BAB" w:sz="4"/>
+              <w:left w:val="single" w:color="8C9BAB" w:sz="4"/>
+              <w:bottom w:val="single" w:color="8C9BAB" w:sz="4"/>
+              <w:right w:val="single" w:color="8C9BAB" w:sz="4"/>
+            </w:tcBorders>
+            <w:tcMar>
+              <w:top w:type="dxa" w:w="60"/>
+              <w:left w:type="dxa" w:w="90"/>
+              <w:bottom w:type="dxa" w:w="60"/>
+              <w:right w:type="dxa" w:w="90"/>
+            </w:tcMar>
+            <w:vAlign w:val="top"/>
+          </w:tcPr>
+          <w:p>
+            <w:pPr>
+              <w:spacing w:after="40"/>
+              <w:jc w:val="left"/>
+            </w:pPr>
+            <w:r>
+              <w:rPr>
+                <w:sz w:val="18"/>
+                <w:szCs w:val="18"/>
+              </w:rPr>
+              <w:t xml:space="preserve">3</w:t>
+            </w:r>
+          </w:p>
+        </w:tc>
+        <w:tc>
+          <w:tcPr>
+            <w:tcW w:type="dxa" w:w="812"/>
+            <w:tcBorders>
+              <w:top w:val="single" w:color="8C9BAB" w:sz="4"/>
+              <w:left w:val="single" w:color="8C9BAB" w:sz="4"/>
+              <w:bottom w:val="single" w:color="8C9BAB" w:sz="4"/>
+              <w:right w:val="single" w:color="8C9BAB" w:sz="4"/>
+            </w:tcBorders>
+            <w:tcMar>
+              <w:top w:type="dxa" w:w="60"/>
+              <w:left w:type="dxa" w:w="90"/>
+              <w:bottom w:type="dxa" w:w="60"/>
+              <w:right w:type="dxa" w:w="90"/>
+            </w:tcMar>
+            <w:vAlign w:val="top"/>
+          </w:tcPr>
+          <w:p>
+            <w:pPr>
+              <w:spacing w:after="40"/>
+              <w:jc w:val="left"/>
+            </w:pPr>
+            <w:r>
+              <w:rPr>
+                <w:sz w:val="18"/>
+                <w:szCs w:val="18"/>
+              </w:rPr>
+              <w:t xml:space="preserve">v1.2</w:t>
+            </w:r>
+          </w:p>
+        </w:tc>
+        <w:tc>
+          <w:tcPr>
+            <w:tcW w:type="dxa" w:w="1354"/>
+            <w:tcBorders>
+              <w:top w:val="single" w:color="8C9BAB" w:sz="4"/>
+              <w:left w:val="single" w:color="8C9BAB" w:sz="4"/>
+              <w:bottom w:val="single" w:color="8C9BAB" w:sz="4"/>
+              <w:right w:val="single" w:color="8C9BAB" w:sz="4"/>
+            </w:tcBorders>
+            <w:tcMar>
+              <w:top w:type="dxa" w:w="60"/>
+              <w:left w:type="dxa" w:w="90"/>
+              <w:bottom w:type="dxa" w:w="60"/>
+              <w:right w:type="dxa" w:w="90"/>
+            </w:tcMar>
+            <w:vAlign w:val="top"/>
+          </w:tcPr>
+          <w:p>
+            <w:pPr>
+              <w:spacing w:after="40"/>
+              <w:jc w:val="left"/>
+            </w:pPr>
+            <w:r>
+              <w:rPr>
+                <w:sz w:val="18"/>
+                <w:szCs w:val="18"/>
+              </w:rPr>
+              <w:t xml:space="preserve">12 Oct 2026</w:t>
+            </w:r>
+          </w:p>
+        </w:tc>
+        <w:tc>
+          <w:tcPr>
+            <w:tcW w:type="dxa" w:w="1083"/>
+            <w:tcBorders>
+              <w:top w:val="single" w:color="8C9BAB" w:sz="4"/>
+              <w:left w:val="single" w:color="8C9BAB" w:sz="4"/>
+              <w:bottom w:val="single" w:color="8C9BAB" w:sz="4"/>
+              <w:right w:val="single" w:color="8C9BAB" w:sz="4"/>
+            </w:tcBorders>
+            <w:tcMar>
+              <w:top w:type="dxa" w:w="60"/>
+              <w:left w:type="dxa" w:w="90"/>
+              <w:bottom w:type="dxa" w:w="60"/>
+              <w:right w:type="dxa" w:w="90"/>
+            </w:tcMar>
+            <w:vAlign w:val="top"/>
+          </w:tcPr>
+          <w:p>
+            <w:pPr>
+              <w:spacing w:after="40"/>
+              <w:jc w:val="left"/>
+            </w:pPr>
+            <w:r>
+              <w:rPr>
+                <w:sz w:val="18"/>
+                <w:szCs w:val="18"/>
+              </w:rPr>
+              <w:t xml:space="preserve">15</w:t>
+            </w:r>
+          </w:p>
+        </w:tc>
+        <w:tc>
+          <w:tcPr>
+            <w:tcW w:type="dxa" w:w="993"/>
+            <w:tcBorders>
+              <w:top w:val="single" w:color="8C9BAB" w:sz="4"/>
+              <w:left w:val="single" w:color="8C9BAB" w:sz="4"/>
+              <w:bottom w:val="single" w:color="8C9BAB" w:sz="4"/>
+              <w:right w:val="single" w:color="8C9BAB" w:sz="4"/>
+            </w:tcBorders>
+            <w:tcMar>
+              <w:top w:type="dxa" w:w="60"/>
+              <w:left w:type="dxa" w:w="90"/>
+              <w:bottom w:type="dxa" w:w="60"/>
+              <w:right w:type="dxa" w:w="90"/>
+            </w:tcMar>
+            <w:vAlign w:val="top"/>
+          </w:tcPr>
+          <w:p>
+            <w:pPr>
+              <w:spacing w:after="40"/>
+              <w:jc w:val="left"/>
+            </w:pPr>
+            <w:r>
+              <w:rPr>
+                <w:sz w:val="18"/>
+                <w:szCs w:val="18"/>
+              </w:rPr>
+              <w:t xml:space="preserve">15</w:t>
+            </w:r>
+          </w:p>
+        </w:tc>
+        <w:tc>
+          <w:tcPr>
+            <w:tcW w:type="dxa" w:w="903"/>
+            <w:tcBorders>
+              <w:top w:val="single" w:color="8C9BAB" w:sz="4"/>
+              <w:left w:val="single" w:color="8C9BAB" w:sz="4"/>
+              <w:bottom w:val="single" w:color="8C9BAB" w:sz="4"/>
+              <w:right w:val="single" w:color="8C9BAB" w:sz="4"/>
+            </w:tcBorders>
+            <w:tcMar>
+              <w:top w:type="dxa" w:w="60"/>
+              <w:left w:type="dxa" w:w="90"/>
+              <w:bottom w:type="dxa" w:w="60"/>
+              <w:right w:type="dxa" w:w="90"/>
+            </w:tcMar>
+            <w:vAlign w:val="top"/>
+          </w:tcPr>
+          <w:p>
+            <w:pPr>
+              <w:spacing w:after="40"/>
+              <w:jc w:val="left"/>
+            </w:pPr>
+            <w:r>
+              <w:rPr>
+                <w:sz w:val="18"/>
+                <w:szCs w:val="18"/>
+              </w:rPr>
+              <w:t xml:space="preserve">0</w:t>
+            </w:r>
+          </w:p>
+        </w:tc>
+        <w:tc>
+          <w:tcPr>
+            <w:tcW w:type="dxa" w:w="3159"/>
+            <w:tcBorders>
+              <w:top w:val="single" w:color="8C9BAB" w:sz="4"/>
+              <w:left w:val="single" w:color="8C9BAB" w:sz="4"/>
+              <w:bottom w:val="single" w:color="8C9BAB" w:sz="4"/>
+              <w:right w:val="single" w:color="8C9BAB" w:sz="4"/>
+            </w:tcBorders>
+            <w:tcMar>
+              <w:top w:type="dxa" w:w="60"/>
+              <w:left w:type="dxa" w:w="90"/>
+              <w:bottom w:type="dxa" w:w="60"/>
+              <w:right w:type="dxa" w:w="90"/>
+            </w:tcMar>
+            <w:vAlign w:val="top"/>
+          </w:tcPr>
+          <w:p>
+            <w:pPr>
+              <w:spacing w:after="40"/>
+              <w:jc w:val="left"/>
+            </w:pPr>
+            <w:r>
+              <w:rPr>
+                <w:sz w:val="18"/>
+                <w:szCs w:val="18"/>
+              </w:rPr>
+              <w:t xml:space="preserve">All criteria met; regression after DEF-02 and DEF-03 fixes</w:t>
+            </w:r>
+          </w:p>
+        </w:tc>
+      </w:tr>
     </w:tbl>
     <w:p>
       <w:pPr>
@@ -13425,7 +13647,16 @@
         <w:pStyle w:val="Heading3"/>
       </w:pPr>
       <w:r>
-        <w:t xml:space="preserve">4.4.5 Acceptance Criteria Status</w:t>
+        <w:t xml:space="preserve">4.4.5 Defects Found by Other Test Stages</w:t>
+      </w:r>
+    </w:p>
+    <w:p>
+      <w:pPr>
+        <w:spacing w:after="120" w:line="276"/>
+        <w:jc w:val="both"/>
+      </w:pPr>
+      <w:r>
+        <w:t xml:space="preserve">Two further defects were found by the functional and system test stages after Cycle 2. Both touch acceptance criteria, so they are recorded here and the acceptance suite was re-run once they were fixed.</w:t>
       </w:r>
     </w:p>
     <w:tbl>
@@ -13441,10 +13672,12 @@
         </w:tblBorders>
       </w:tblPr>
       <w:tblGrid>
-        <w:gridCol w:w="3069"/>
-        <w:gridCol w:w="3249"/>
+        <w:gridCol w:w="812"/>
         <w:gridCol w:w="1354"/>
-        <w:gridCol w:w="1354"/>
+        <w:gridCol w:w="2888"/>
+        <w:gridCol w:w="812"/>
+        <w:gridCol w:w="812"/>
+        <w:gridCol w:w="2348"/>
       </w:tblGrid>
       <w:tr>
         <w:trPr>
@@ -13452,7 +13685,7 @@
         </w:trPr>
         <w:tc>
           <w:tcPr>
-            <w:tcW w:type="dxa" w:w="3069"/>
+            <w:tcW w:type="dxa" w:w="812"/>
             <w:tcBorders>
               <w:top w:val="single" w:color="8C9BAB" w:sz="4"/>
               <w:left w:val="single" w:color="8C9BAB" w:sz="4"/>
@@ -13481,13 +13714,13 @@
                 <w:sz w:val="18"/>
                 <w:szCs w:val="18"/>
               </w:rPr>
-              <w:t xml:space="preserve">Criterion</w:t>
-            </w:r>
-          </w:p>
-        </w:tc>
-        <w:tc>
-          <w:tcPr>
-            <w:tcW w:type="dxa" w:w="3249"/>
+              <w:t xml:space="preserve">ID</w:t>
+            </w:r>
+          </w:p>
+        </w:tc>
+        <w:tc>
+          <w:tcPr>
+            <w:tcW w:type="dxa" w:w="1354"/>
             <w:tcBorders>
               <w:top w:val="single" w:color="8C9BAB" w:sz="4"/>
               <w:left w:val="single" w:color="8C9BAB" w:sz="4"/>
@@ -13516,13 +13749,13 @@
                 <w:sz w:val="18"/>
                 <w:szCs w:val="18"/>
               </w:rPr>
-              <w:t xml:space="preserve">Evidence</w:t>
-            </w:r>
-          </w:p>
-        </w:tc>
-        <w:tc>
-          <w:tcPr>
-            <w:tcW w:type="dxa" w:w="1354"/>
+              <w:t xml:space="preserve">Found by</w:t>
+            </w:r>
+          </w:p>
+        </w:tc>
+        <w:tc>
+          <w:tcPr>
+            <w:tcW w:type="dxa" w:w="2888"/>
             <w:tcBorders>
               <w:top w:val="single" w:color="8C9BAB" w:sz="4"/>
               <w:left w:val="single" w:color="8C9BAB" w:sz="4"/>
@@ -13551,13 +13784,13 @@
                 <w:sz w:val="18"/>
                 <w:szCs w:val="18"/>
               </w:rPr>
-              <w:t xml:space="preserve">Cycle 1</w:t>
-            </w:r>
-          </w:p>
-        </w:tc>
-        <w:tc>
-          <w:tcPr>
-            <w:tcW w:type="dxa" w:w="1354"/>
+              <w:t xml:space="preserve">Problem</w:t>
+            </w:r>
+          </w:p>
+        </w:tc>
+        <w:tc>
+          <w:tcPr>
+            <w:tcW w:type="dxa" w:w="812"/>
             <w:tcBorders>
               <w:top w:val="single" w:color="8C9BAB" w:sz="4"/>
               <w:left w:val="single" w:color="8C9BAB" w:sz="4"/>
@@ -13586,7 +13819,77 @@
                 <w:sz w:val="18"/>
                 <w:szCs w:val="18"/>
               </w:rPr>
-              <w:t xml:space="preserve">Cycle 2</w:t>
+              <w:t xml:space="preserve">Criterion</w:t>
+            </w:r>
+          </w:p>
+        </w:tc>
+        <w:tc>
+          <w:tcPr>
+            <w:tcW w:type="dxa" w:w="812"/>
+            <w:tcBorders>
+              <w:top w:val="single" w:color="8C9BAB" w:sz="4"/>
+              <w:left w:val="single" w:color="8C9BAB" w:sz="4"/>
+              <w:bottom w:val="single" w:color="8C9BAB" w:sz="4"/>
+              <w:right w:val="single" w:color="8C9BAB" w:sz="4"/>
+            </w:tcBorders>
+            <w:shd w:fill="1F3A5F" w:color="auto" w:val="clear"/>
+            <w:tcMar>
+              <w:top w:type="dxa" w:w="60"/>
+              <w:left w:type="dxa" w:w="90"/>
+              <w:bottom w:type="dxa" w:w="60"/>
+              <w:right w:type="dxa" w:w="90"/>
+            </w:tcMar>
+            <w:vAlign w:val="top"/>
+          </w:tcPr>
+          <w:p>
+            <w:pPr>
+              <w:spacing w:after="40"/>
+              <w:jc w:val="left"/>
+            </w:pPr>
+            <w:r>
+              <w:rPr>
+                <w:b/>
+                <w:bCs/>
+                <w:color w:val="FFFFFF"/>
+                <w:sz w:val="18"/>
+                <w:szCs w:val="18"/>
+              </w:rPr>
+              <w:t xml:space="preserve">Severity</w:t>
+            </w:r>
+          </w:p>
+        </w:tc>
+        <w:tc>
+          <w:tcPr>
+            <w:tcW w:type="dxa" w:w="2348"/>
+            <w:tcBorders>
+              <w:top w:val="single" w:color="8C9BAB" w:sz="4"/>
+              <w:left w:val="single" w:color="8C9BAB" w:sz="4"/>
+              <w:bottom w:val="single" w:color="8C9BAB" w:sz="4"/>
+              <w:right w:val="single" w:color="8C9BAB" w:sz="4"/>
+            </w:tcBorders>
+            <w:shd w:fill="1F3A5F" w:color="auto" w:val="clear"/>
+            <w:tcMar>
+              <w:top w:type="dxa" w:w="60"/>
+              <w:left w:type="dxa" w:w="90"/>
+              <w:bottom w:type="dxa" w:w="60"/>
+              <w:right w:type="dxa" w:w="90"/>
+            </w:tcMar>
+            <w:vAlign w:val="top"/>
+          </w:tcPr>
+          <w:p>
+            <w:pPr>
+              <w:spacing w:after="40"/>
+              <w:jc w:val="left"/>
+            </w:pPr>
+            <w:r>
+              <w:rPr>
+                <w:b/>
+                <w:bCs/>
+                <w:color w:val="FFFFFF"/>
+                <w:sz w:val="18"/>
+                <w:szCs w:val="18"/>
+              </w:rPr>
+              <w:t xml:space="preserve">Fix (v1.2) and status</w:t>
             </w:r>
           </w:p>
         </w:tc>
@@ -13597,7 +13900,7 @@
         </w:trPr>
         <w:tc>
           <w:tcPr>
-            <w:tcW w:type="dxa" w:w="3069"/>
+            <w:tcW w:type="dxa" w:w="812"/>
             <w:tcBorders>
               <w:top w:val="single" w:color="8C9BAB" w:sz="4"/>
               <w:left w:val="single" w:color="8C9BAB" w:sz="4"/>
@@ -13624,40 +13927,7 @@
                 <w:sz w:val="18"/>
                 <w:szCs w:val="18"/>
               </w:rPr>
-              <w:t xml:space="preserve">AC-01 Registration confirmation</w:t>
-            </w:r>
-          </w:p>
-        </w:tc>
-        <w:tc>
-          <w:tcPr>
-            <w:tcW w:type="dxa" w:w="3249"/>
-            <w:tcBorders>
-              <w:top w:val="single" w:color="8C9BAB" w:sz="4"/>
-              <w:left w:val="single" w:color="8C9BAB" w:sz="4"/>
-              <w:bottom w:val="single" w:color="8C9BAB" w:sz="4"/>
-              <w:right w:val="single" w:color="8C9BAB" w:sz="4"/>
-            </w:tcBorders>
-            <w:tcMar>
-              <w:top w:type="dxa" w:w="60"/>
-              <w:left w:type="dxa" w:w="90"/>
-              <w:bottom w:type="dxa" w:w="60"/>
-              <w:right w:type="dxa" w:w="90"/>
-            </w:tcMar>
-            <w:vAlign w:val="top"/>
-          </w:tcPr>
-          <w:p>
-            <w:pPr>
-              <w:spacing w:after="40"/>
-              <w:jc w:val="left"/>
-            </w:pPr>
-            <w:r>
-              <w:rPr>
-                <w:b w:val="false"/>
-                <w:bCs w:val="false"/>
-                <w:sz w:val="18"/>
-                <w:szCs w:val="18"/>
-              </w:rPr>
-              <w:t xml:space="preserve">UAT-04, UAT-06, UAT-09, UAT-12, UAT-15</w:t>
+              <w:t xml:space="preserve">DEF-02</w:t>
             </w:r>
           </w:p>
         </w:tc>
@@ -13690,41 +13960,139 @@
                 <w:sz w:val="18"/>
                 <w:szCs w:val="18"/>
               </w:rPr>
-              <w:t xml:space="preserve">Met</w:t>
-            </w:r>
-          </w:p>
-        </w:tc>
-        <w:tc>
-          <w:tcPr>
-            <w:tcW w:type="dxa" w:w="1354"/>
-            <w:tcBorders>
-              <w:top w:val="single" w:color="8C9BAB" w:sz="4"/>
-              <w:left w:val="single" w:color="8C9BAB" w:sz="4"/>
-              <w:bottom w:val="single" w:color="8C9BAB" w:sz="4"/>
-              <w:right w:val="single" w:color="8C9BAB" w:sz="4"/>
-            </w:tcBorders>
-            <w:shd w:fill="DFF3E3" w:color="auto" w:val="clear"/>
-            <w:tcMar>
-              <w:top w:type="dxa" w:w="60"/>
-              <w:left w:type="dxa" w:w="90"/>
-              <w:bottom w:type="dxa" w:w="60"/>
-              <w:right w:type="dxa" w:w="90"/>
-            </w:tcMar>
-            <w:vAlign w:val="top"/>
-          </w:tcPr>
-          <w:p>
-            <w:pPr>
-              <w:spacing w:after="40"/>
-              <w:jc w:val="left"/>
-            </w:pPr>
-            <w:r>
-              <w:rPr>
-                <w:b w:val="false"/>
-                <w:bCs w:val="false"/>
-                <w:sz w:val="18"/>
-                <w:szCs w:val="18"/>
-              </w:rPr>
-              <w:t xml:space="preserve">Met</w:t>
+              <w:t xml:space="preserve">FT-31 (functional, error guessing)</w:t>
+            </w:r>
+          </w:p>
+        </w:tc>
+        <w:tc>
+          <w:tcPr>
+            <w:tcW w:type="dxa" w:w="2888"/>
+            <w:tcBorders>
+              <w:top w:val="single" w:color="8C9BAB" w:sz="4"/>
+              <w:left w:val="single" w:color="8C9BAB" w:sz="4"/>
+              <w:bottom w:val="single" w:color="8C9BAB" w:sz="4"/>
+              <w:right w:val="single" w:color="8C9BAB" w:sz="4"/>
+            </w:tcBorders>
+            <w:tcMar>
+              <w:top w:type="dxa" w:w="60"/>
+              <w:left w:type="dxa" w:w="90"/>
+              <w:bottom w:type="dxa" w:w="60"/>
+              <w:right w:type="dxa" w:w="90"/>
+            </w:tcMar>
+            <w:vAlign w:val="top"/>
+          </w:tcPr>
+          <w:p>
+            <w:pPr>
+              <w:spacing w:after="40"/>
+              <w:jc w:val="left"/>
+            </w:pPr>
+            <w:r>
+              <w:rPr>
+                <w:b w:val="false"/>
+                <w:bCs w:val="false"/>
+                <w:sz w:val="18"/>
+                <w:szCs w:val="18"/>
+              </w:rPr>
+              <w:t xml:space="preserve">Logout cleared the browser cookie but did not end the session on the server, so a copied cookie still opened the student's timetable.</w:t>
+            </w:r>
+          </w:p>
+        </w:tc>
+        <w:tc>
+          <w:tcPr>
+            <w:tcW w:type="dxa" w:w="812"/>
+            <w:tcBorders>
+              <w:top w:val="single" w:color="8C9BAB" w:sz="4"/>
+              <w:left w:val="single" w:color="8C9BAB" w:sz="4"/>
+              <w:bottom w:val="single" w:color="8C9BAB" w:sz="4"/>
+              <w:right w:val="single" w:color="8C9BAB" w:sz="4"/>
+            </w:tcBorders>
+            <w:tcMar>
+              <w:top w:type="dxa" w:w="60"/>
+              <w:left w:type="dxa" w:w="90"/>
+              <w:bottom w:type="dxa" w:w="60"/>
+              <w:right w:type="dxa" w:w="90"/>
+            </w:tcMar>
+            <w:vAlign w:val="top"/>
+          </w:tcPr>
+          <w:p>
+            <w:pPr>
+              <w:spacing w:after="40"/>
+              <w:jc w:val="left"/>
+            </w:pPr>
+            <w:r>
+              <w:rPr>
+                <w:b w:val="false"/>
+                <w:bCs w:val="false"/>
+                <w:sz w:val="18"/>
+                <w:szCs w:val="18"/>
+              </w:rPr>
+              <w:t xml:space="preserve">AC-03</w:t>
+            </w:r>
+          </w:p>
+        </w:tc>
+        <w:tc>
+          <w:tcPr>
+            <w:tcW w:type="dxa" w:w="812"/>
+            <w:tcBorders>
+              <w:top w:val="single" w:color="8C9BAB" w:sz="4"/>
+              <w:left w:val="single" w:color="8C9BAB" w:sz="4"/>
+              <w:bottom w:val="single" w:color="8C9BAB" w:sz="4"/>
+              <w:right w:val="single" w:color="8C9BAB" w:sz="4"/>
+            </w:tcBorders>
+            <w:tcMar>
+              <w:top w:type="dxa" w:w="60"/>
+              <w:left w:type="dxa" w:w="90"/>
+              <w:bottom w:type="dxa" w:w="60"/>
+              <w:right w:type="dxa" w:w="90"/>
+            </w:tcMar>
+            <w:vAlign w:val="top"/>
+          </w:tcPr>
+          <w:p>
+            <w:pPr>
+              <w:spacing w:after="40"/>
+              <w:jc w:val="left"/>
+            </w:pPr>
+            <w:r>
+              <w:rPr>
+                <w:b w:val="false"/>
+                <w:bCs w:val="false"/>
+                <w:sz w:val="18"/>
+                <w:szCs w:val="18"/>
+              </w:rPr>
+              <w:t xml:space="preserve">Medium</w:t>
+            </w:r>
+          </w:p>
+        </w:tc>
+        <w:tc>
+          <w:tcPr>
+            <w:tcW w:type="dxa" w:w="2348"/>
+            <w:tcBorders>
+              <w:top w:val="single" w:color="8C9BAB" w:sz="4"/>
+              <w:left w:val="single" w:color="8C9BAB" w:sz="4"/>
+              <w:bottom w:val="single" w:color="8C9BAB" w:sz="4"/>
+              <w:right w:val="single" w:color="8C9BAB" w:sz="4"/>
+            </w:tcBorders>
+            <w:tcMar>
+              <w:top w:type="dxa" w:w="60"/>
+              <w:left w:type="dxa" w:w="90"/>
+              <w:bottom w:type="dxa" w:w="60"/>
+              <w:right w:type="dxa" w:w="90"/>
+            </w:tcMar>
+            <w:vAlign w:val="top"/>
+          </w:tcPr>
+          <w:p>
+            <w:pPr>
+              <w:spacing w:after="40"/>
+              <w:jc w:val="left"/>
+            </w:pPr>
+            <w:r>
+              <w:rPr>
+                <w:b w:val="false"/>
+                <w:bCs w:val="false"/>
+                <w:sz w:val="18"/>
+                <w:szCs w:val="18"/>
+              </w:rPr>
+              <w:t xml:space="preserve">Logout now deletes the session on the server. FT-31 passes. Closed.</w:t>
             </w:r>
           </w:p>
         </w:tc>
@@ -13735,7 +14103,7 @@
         </w:trPr>
         <w:tc>
           <w:tcPr>
-            <w:tcW w:type="dxa" w:w="3069"/>
+            <w:tcW w:type="dxa" w:w="812"/>
             <w:tcBorders>
               <w:top w:val="single" w:color="8C9BAB" w:sz="4"/>
               <w:left w:val="single" w:color="8C9BAB" w:sz="4"/>
@@ -13762,40 +14130,7 @@
                 <w:sz w:val="18"/>
                 <w:szCs w:val="18"/>
               </w:rPr>
-              <w:t xml:space="preserve">AC-02 No over-enrolment</w:t>
-            </w:r>
-          </w:p>
-        </w:tc>
-        <w:tc>
-          <w:tcPr>
-            <w:tcW w:type="dxa" w:w="3249"/>
-            <w:tcBorders>
-              <w:top w:val="single" w:color="8C9BAB" w:sz="4"/>
-              <w:left w:val="single" w:color="8C9BAB" w:sz="4"/>
-              <w:bottom w:val="single" w:color="8C9BAB" w:sz="4"/>
-              <w:right w:val="single" w:color="8C9BAB" w:sz="4"/>
-            </w:tcBorders>
-            <w:tcMar>
-              <w:top w:type="dxa" w:w="60"/>
-              <w:left w:type="dxa" w:w="90"/>
-              <w:bottom w:type="dxa" w:w="60"/>
-              <w:right w:type="dxa" w:w="90"/>
-            </w:tcMar>
-            <w:vAlign w:val="top"/>
-          </w:tcPr>
-          <w:p>
-            <w:pPr>
-              <w:spacing w:after="40"/>
-              <w:jc w:val="left"/>
-            </w:pPr>
-            <w:r>
-              <w:rPr>
-                <w:b w:val="false"/>
-                <w:bCs w:val="false"/>
-                <w:sz w:val="18"/>
-                <w:szCs w:val="18"/>
-              </w:rPr>
-              <w:t xml:space="preserve">UAT-05, UAT-06, UAT-14</w:t>
+              <w:t xml:space="preserve">DEF-03</w:t>
             </w:r>
           </w:p>
         </w:tc>
@@ -13828,1007 +14163,139 @@
                 <w:sz w:val="18"/>
                 <w:szCs w:val="18"/>
               </w:rPr>
-              <w:t xml:space="preserve">Not met</w:t>
-            </w:r>
-          </w:p>
-        </w:tc>
-        <w:tc>
-          <w:tcPr>
-            <w:tcW w:type="dxa" w:w="1354"/>
-            <w:tcBorders>
-              <w:top w:val="single" w:color="8C9BAB" w:sz="4"/>
-              <w:left w:val="single" w:color="8C9BAB" w:sz="4"/>
-              <w:bottom w:val="single" w:color="8C9BAB" w:sz="4"/>
-              <w:right w:val="single" w:color="8C9BAB" w:sz="4"/>
-            </w:tcBorders>
-            <w:shd w:fill="DFF3E3" w:color="auto" w:val="clear"/>
-            <w:tcMar>
-              <w:top w:type="dxa" w:w="60"/>
-              <w:left w:type="dxa" w:w="90"/>
-              <w:bottom w:type="dxa" w:w="60"/>
-              <w:right w:type="dxa" w:w="90"/>
-            </w:tcMar>
-            <w:vAlign w:val="top"/>
-          </w:tcPr>
-          <w:p>
-            <w:pPr>
-              <w:spacing w:after="40"/>
-              <w:jc w:val="left"/>
-            </w:pPr>
-            <w:r>
-              <w:rPr>
-                <w:b w:val="false"/>
-                <w:bCs w:val="false"/>
-                <w:sz w:val="18"/>
-                <w:szCs w:val="18"/>
-              </w:rPr>
-              <w:t xml:space="preserve">Met</w:t>
-            </w:r>
-          </w:p>
-        </w:tc>
-      </w:tr>
-      <w:tr>
-        <w:trPr>
-          <w:cantSplit/>
-        </w:trPr>
-        <w:tc>
-          <w:tcPr>
-            <w:tcW w:type="dxa" w:w="3069"/>
-            <w:tcBorders>
-              <w:top w:val="single" w:color="8C9BAB" w:sz="4"/>
-              <w:left w:val="single" w:color="8C9BAB" w:sz="4"/>
-              <w:bottom w:val="single" w:color="8C9BAB" w:sz="4"/>
-              <w:right w:val="single" w:color="8C9BAB" w:sz="4"/>
-            </w:tcBorders>
-            <w:tcMar>
-              <w:top w:type="dxa" w:w="60"/>
-              <w:left w:type="dxa" w:w="90"/>
-              <w:bottom w:type="dxa" w:w="60"/>
-              <w:right w:type="dxa" w:w="90"/>
-            </w:tcMar>
-            <w:vAlign w:val="top"/>
-          </w:tcPr>
-          <w:p>
-            <w:pPr>
-              <w:spacing w:after="40"/>
-              <w:jc w:val="left"/>
-            </w:pPr>
-            <w:r>
-              <w:rPr>
-                <w:b/>
-                <w:bCs/>
-                <w:sz w:val="18"/>
-                <w:szCs w:val="18"/>
-              </w:rPr>
-              <w:t xml:space="preserve">AC-03 Secure access</w:t>
-            </w:r>
-          </w:p>
-        </w:tc>
-        <w:tc>
-          <w:tcPr>
-            <w:tcW w:type="dxa" w:w="3249"/>
-            <w:tcBorders>
-              <w:top w:val="single" w:color="8C9BAB" w:sz="4"/>
-              <w:left w:val="single" w:color="8C9BAB" w:sz="4"/>
-              <w:bottom w:val="single" w:color="8C9BAB" w:sz="4"/>
-              <w:right w:val="single" w:color="8C9BAB" w:sz="4"/>
-            </w:tcBorders>
-            <w:tcMar>
-              <w:top w:type="dxa" w:w="60"/>
-              <w:left w:type="dxa" w:w="90"/>
-              <w:bottom w:type="dxa" w:w="60"/>
-              <w:right w:type="dxa" w:w="90"/>
-            </w:tcMar>
-            <w:vAlign w:val="top"/>
-          </w:tcPr>
-          <w:p>
-            <w:pPr>
-              <w:spacing w:after="40"/>
-              <w:jc w:val="left"/>
-            </w:pPr>
-            <w:r>
-              <w:rPr>
-                <w:b w:val="false"/>
-                <w:bCs w:val="false"/>
-                <w:sz w:val="18"/>
-                <w:szCs w:val="18"/>
-              </w:rPr>
-              <w:t xml:space="preserve">UAT-01, UAT-02, UAT-03, UAT-13</w:t>
-            </w:r>
-          </w:p>
-        </w:tc>
-        <w:tc>
-          <w:tcPr>
-            <w:tcW w:type="dxa" w:w="1354"/>
-            <w:tcBorders>
-              <w:top w:val="single" w:color="8C9BAB" w:sz="4"/>
-              <w:left w:val="single" w:color="8C9BAB" w:sz="4"/>
-              <w:bottom w:val="single" w:color="8C9BAB" w:sz="4"/>
-              <w:right w:val="single" w:color="8C9BAB" w:sz="4"/>
-            </w:tcBorders>
-            <w:tcMar>
-              <w:top w:type="dxa" w:w="60"/>
-              <w:left w:type="dxa" w:w="90"/>
-              <w:bottom w:type="dxa" w:w="60"/>
-              <w:right w:type="dxa" w:w="90"/>
-            </w:tcMar>
-            <w:vAlign w:val="top"/>
-          </w:tcPr>
-          <w:p>
-            <w:pPr>
-              <w:spacing w:after="40"/>
-              <w:jc w:val="left"/>
-            </w:pPr>
-            <w:r>
-              <w:rPr>
-                <w:b w:val="false"/>
-                <w:bCs w:val="false"/>
-                <w:sz w:val="18"/>
-                <w:szCs w:val="18"/>
-              </w:rPr>
-              <w:t xml:space="preserve">Met</w:t>
-            </w:r>
-          </w:p>
-        </w:tc>
-        <w:tc>
-          <w:tcPr>
-            <w:tcW w:type="dxa" w:w="1354"/>
-            <w:tcBorders>
-              <w:top w:val="single" w:color="8C9BAB" w:sz="4"/>
-              <w:left w:val="single" w:color="8C9BAB" w:sz="4"/>
-              <w:bottom w:val="single" w:color="8C9BAB" w:sz="4"/>
-              <w:right w:val="single" w:color="8C9BAB" w:sz="4"/>
-            </w:tcBorders>
-            <w:shd w:fill="DFF3E3" w:color="auto" w:val="clear"/>
-            <w:tcMar>
-              <w:top w:type="dxa" w:w="60"/>
-              <w:left w:type="dxa" w:w="90"/>
-              <w:bottom w:type="dxa" w:w="60"/>
-              <w:right w:type="dxa" w:w="90"/>
-            </w:tcMar>
-            <w:vAlign w:val="top"/>
-          </w:tcPr>
-          <w:p>
-            <w:pPr>
-              <w:spacing w:after="40"/>
-              <w:jc w:val="left"/>
-            </w:pPr>
-            <w:r>
-              <w:rPr>
-                <w:b w:val="false"/>
-                <w:bCs w:val="false"/>
-                <w:sz w:val="18"/>
-                <w:szCs w:val="18"/>
-              </w:rPr>
-              <w:t xml:space="preserve">Met</w:t>
-            </w:r>
-          </w:p>
-        </w:tc>
-      </w:tr>
-      <w:tr>
-        <w:trPr>
-          <w:cantSplit/>
-        </w:trPr>
-        <w:tc>
-          <w:tcPr>
-            <w:tcW w:type="dxa" w:w="3069"/>
-            <w:tcBorders>
-              <w:top w:val="single" w:color="8C9BAB" w:sz="4"/>
-              <w:left w:val="single" w:color="8C9BAB" w:sz="4"/>
-              <w:bottom w:val="single" w:color="8C9BAB" w:sz="4"/>
-              <w:right w:val="single" w:color="8C9BAB" w:sz="4"/>
-            </w:tcBorders>
-            <w:tcMar>
-              <w:top w:type="dxa" w:w="60"/>
-              <w:left w:type="dxa" w:w="90"/>
-              <w:bottom w:type="dxa" w:w="60"/>
-              <w:right w:type="dxa" w:w="90"/>
-            </w:tcMar>
-            <w:vAlign w:val="top"/>
-          </w:tcPr>
-          <w:p>
-            <w:pPr>
-              <w:spacing w:after="40"/>
-              <w:jc w:val="left"/>
-            </w:pPr>
-            <w:r>
-              <w:rPr>
-                <w:b/>
-                <w:bCs/>
-                <w:sz w:val="18"/>
-                <w:szCs w:val="18"/>
-              </w:rPr>
-              <w:t xml:space="preserve">AC-04 Drop course</w:t>
-            </w:r>
-          </w:p>
-        </w:tc>
-        <w:tc>
-          <w:tcPr>
-            <w:tcW w:type="dxa" w:w="3249"/>
-            <w:tcBorders>
-              <w:top w:val="single" w:color="8C9BAB" w:sz="4"/>
-              <w:left w:val="single" w:color="8C9BAB" w:sz="4"/>
-              <w:bottom w:val="single" w:color="8C9BAB" w:sz="4"/>
-              <w:right w:val="single" w:color="8C9BAB" w:sz="4"/>
-            </w:tcBorders>
-            <w:tcMar>
-              <w:top w:type="dxa" w:w="60"/>
-              <w:left w:type="dxa" w:w="90"/>
-              <w:bottom w:type="dxa" w:w="60"/>
-              <w:right w:type="dxa" w:w="90"/>
-            </w:tcMar>
-            <w:vAlign w:val="top"/>
-          </w:tcPr>
-          <w:p>
-            <w:pPr>
-              <w:spacing w:after="40"/>
-              <w:jc w:val="left"/>
-            </w:pPr>
-            <w:r>
-              <w:rPr>
-                <w:b w:val="false"/>
-                <w:bCs w:val="false"/>
-                <w:sz w:val="18"/>
-                <w:szCs w:val="18"/>
-              </w:rPr>
-              <w:t xml:space="preserve">UAT-11, UAT-12</w:t>
-            </w:r>
-          </w:p>
-        </w:tc>
-        <w:tc>
-          <w:tcPr>
-            <w:tcW w:type="dxa" w:w="1354"/>
-            <w:tcBorders>
-              <w:top w:val="single" w:color="8C9BAB" w:sz="4"/>
-              <w:left w:val="single" w:color="8C9BAB" w:sz="4"/>
-              <w:bottom w:val="single" w:color="8C9BAB" w:sz="4"/>
-              <w:right w:val="single" w:color="8C9BAB" w:sz="4"/>
-            </w:tcBorders>
-            <w:tcMar>
-              <w:top w:type="dxa" w:w="60"/>
-              <w:left w:type="dxa" w:w="90"/>
-              <w:bottom w:type="dxa" w:w="60"/>
-              <w:right w:type="dxa" w:w="90"/>
-            </w:tcMar>
-            <w:vAlign w:val="top"/>
-          </w:tcPr>
-          <w:p>
-            <w:pPr>
-              <w:spacing w:after="40"/>
-              <w:jc w:val="left"/>
-            </w:pPr>
-            <w:r>
-              <w:rPr>
-                <w:b w:val="false"/>
-                <w:bCs w:val="false"/>
-                <w:sz w:val="18"/>
-                <w:szCs w:val="18"/>
-              </w:rPr>
-              <w:t xml:space="preserve">Met</w:t>
-            </w:r>
-          </w:p>
-        </w:tc>
-        <w:tc>
-          <w:tcPr>
-            <w:tcW w:type="dxa" w:w="1354"/>
-            <w:tcBorders>
-              <w:top w:val="single" w:color="8C9BAB" w:sz="4"/>
-              <w:left w:val="single" w:color="8C9BAB" w:sz="4"/>
-              <w:bottom w:val="single" w:color="8C9BAB" w:sz="4"/>
-              <w:right w:val="single" w:color="8C9BAB" w:sz="4"/>
-            </w:tcBorders>
-            <w:shd w:fill="DFF3E3" w:color="auto" w:val="clear"/>
-            <w:tcMar>
-              <w:top w:type="dxa" w:w="60"/>
-              <w:left w:type="dxa" w:w="90"/>
-              <w:bottom w:type="dxa" w:w="60"/>
-              <w:right w:type="dxa" w:w="90"/>
-            </w:tcMar>
-            <w:vAlign w:val="top"/>
-          </w:tcPr>
-          <w:p>
-            <w:pPr>
-              <w:spacing w:after="40"/>
-              <w:jc w:val="left"/>
-            </w:pPr>
-            <w:r>
-              <w:rPr>
-                <w:b w:val="false"/>
-                <w:bCs w:val="false"/>
-                <w:sz w:val="18"/>
-                <w:szCs w:val="18"/>
-              </w:rPr>
-              <w:t xml:space="preserve">Met</w:t>
-            </w:r>
-          </w:p>
-        </w:tc>
-      </w:tr>
-      <w:tr>
-        <w:trPr>
-          <w:cantSplit/>
-        </w:trPr>
-        <w:tc>
-          <w:tcPr>
-            <w:tcW w:type="dxa" w:w="3069"/>
-            <w:tcBorders>
-              <w:top w:val="single" w:color="8C9BAB" w:sz="4"/>
-              <w:left w:val="single" w:color="8C9BAB" w:sz="4"/>
-              <w:bottom w:val="single" w:color="8C9BAB" w:sz="4"/>
-              <w:right w:val="single" w:color="8C9BAB" w:sz="4"/>
-            </w:tcBorders>
-            <w:tcMar>
-              <w:top w:type="dxa" w:w="60"/>
-              <w:left w:type="dxa" w:w="90"/>
-              <w:bottom w:type="dxa" w:w="60"/>
-              <w:right w:type="dxa" w:w="90"/>
-            </w:tcMar>
-            <w:vAlign w:val="top"/>
-          </w:tcPr>
-          <w:p>
-            <w:pPr>
-              <w:spacing w:after="40"/>
-              <w:jc w:val="left"/>
-            </w:pPr>
-            <w:r>
-              <w:rPr>
-                <w:b/>
-                <w:bCs/>
-                <w:sz w:val="18"/>
-                <w:szCs w:val="18"/>
-              </w:rPr>
-              <w:t xml:space="preserve">AC-05 Timetable accuracy</w:t>
-            </w:r>
-          </w:p>
-        </w:tc>
-        <w:tc>
-          <w:tcPr>
-            <w:tcW w:type="dxa" w:w="3249"/>
-            <w:tcBorders>
-              <w:top w:val="single" w:color="8C9BAB" w:sz="4"/>
-              <w:left w:val="single" w:color="8C9BAB" w:sz="4"/>
-              <w:bottom w:val="single" w:color="8C9BAB" w:sz="4"/>
-              <w:right w:val="single" w:color="8C9BAB" w:sz="4"/>
-            </w:tcBorders>
-            <w:tcMar>
-              <w:top w:type="dxa" w:w="60"/>
-              <w:left w:type="dxa" w:w="90"/>
-              <w:bottom w:type="dxa" w:w="60"/>
-              <w:right w:type="dxa" w:w="90"/>
-            </w:tcMar>
-            <w:vAlign w:val="top"/>
-          </w:tcPr>
-          <w:p>
-            <w:pPr>
-              <w:spacing w:after="40"/>
-              <w:jc w:val="left"/>
-            </w:pPr>
-            <w:r>
-              <w:rPr>
-                <w:b w:val="false"/>
-                <w:bCs w:val="false"/>
-                <w:sz w:val="18"/>
-                <w:szCs w:val="18"/>
-              </w:rPr>
-              <w:t xml:space="preserve">UAT-10</w:t>
-            </w:r>
-          </w:p>
-        </w:tc>
-        <w:tc>
-          <w:tcPr>
-            <w:tcW w:type="dxa" w:w="1354"/>
-            <w:tcBorders>
-              <w:top w:val="single" w:color="8C9BAB" w:sz="4"/>
-              <w:left w:val="single" w:color="8C9BAB" w:sz="4"/>
-              <w:bottom w:val="single" w:color="8C9BAB" w:sz="4"/>
-              <w:right w:val="single" w:color="8C9BAB" w:sz="4"/>
-            </w:tcBorders>
-            <w:tcMar>
-              <w:top w:type="dxa" w:w="60"/>
-              <w:left w:type="dxa" w:w="90"/>
-              <w:bottom w:type="dxa" w:w="60"/>
-              <w:right w:type="dxa" w:w="90"/>
-            </w:tcMar>
-            <w:vAlign w:val="top"/>
-          </w:tcPr>
-          <w:p>
-            <w:pPr>
-              <w:spacing w:after="40"/>
-              <w:jc w:val="left"/>
-            </w:pPr>
-            <w:r>
-              <w:rPr>
-                <w:b w:val="false"/>
-                <w:bCs w:val="false"/>
-                <w:sz w:val="18"/>
-                <w:szCs w:val="18"/>
-              </w:rPr>
-              <w:t xml:space="preserve">Met</w:t>
-            </w:r>
-          </w:p>
-        </w:tc>
-        <w:tc>
-          <w:tcPr>
-            <w:tcW w:type="dxa" w:w="1354"/>
-            <w:tcBorders>
-              <w:top w:val="single" w:color="8C9BAB" w:sz="4"/>
-              <w:left w:val="single" w:color="8C9BAB" w:sz="4"/>
-              <w:bottom w:val="single" w:color="8C9BAB" w:sz="4"/>
-              <w:right w:val="single" w:color="8C9BAB" w:sz="4"/>
-            </w:tcBorders>
-            <w:shd w:fill="DFF3E3" w:color="auto" w:val="clear"/>
-            <w:tcMar>
-              <w:top w:type="dxa" w:w="60"/>
-              <w:left w:type="dxa" w:w="90"/>
-              <w:bottom w:type="dxa" w:w="60"/>
-              <w:right w:type="dxa" w:w="90"/>
-            </w:tcMar>
-            <w:vAlign w:val="top"/>
-          </w:tcPr>
-          <w:p>
-            <w:pPr>
-              <w:spacing w:after="40"/>
-              <w:jc w:val="left"/>
-            </w:pPr>
-            <w:r>
-              <w:rPr>
-                <w:b w:val="false"/>
-                <w:bCs w:val="false"/>
-                <w:sz w:val="18"/>
-                <w:szCs w:val="18"/>
-              </w:rPr>
-              <w:t xml:space="preserve">Met</w:t>
-            </w:r>
-          </w:p>
-        </w:tc>
-      </w:tr>
-      <w:tr>
-        <w:trPr>
-          <w:cantSplit/>
-        </w:trPr>
-        <w:tc>
-          <w:tcPr>
-            <w:tcW w:type="dxa" w:w="3069"/>
-            <w:tcBorders>
-              <w:top w:val="single" w:color="8C9BAB" w:sz="4"/>
-              <w:left w:val="single" w:color="8C9BAB" w:sz="4"/>
-              <w:bottom w:val="single" w:color="8C9BAB" w:sz="4"/>
-              <w:right w:val="single" w:color="8C9BAB" w:sz="4"/>
-            </w:tcBorders>
-            <w:tcMar>
-              <w:top w:type="dxa" w:w="60"/>
-              <w:left w:type="dxa" w:w="90"/>
-              <w:bottom w:type="dxa" w:w="60"/>
-              <w:right w:type="dxa" w:w="90"/>
-            </w:tcMar>
-            <w:vAlign w:val="top"/>
-          </w:tcPr>
-          <w:p>
-            <w:pPr>
-              <w:spacing w:after="40"/>
-              <w:jc w:val="left"/>
-            </w:pPr>
-            <w:r>
-              <w:rPr>
-                <w:b/>
-                <w:bCs/>
-                <w:sz w:val="18"/>
-                <w:szCs w:val="18"/>
-              </w:rPr>
-              <w:t xml:space="preserve">AC-06 Clash prevention</w:t>
-            </w:r>
-          </w:p>
-        </w:tc>
-        <w:tc>
-          <w:tcPr>
-            <w:tcW w:type="dxa" w:w="3249"/>
-            <w:tcBorders>
-              <w:top w:val="single" w:color="8C9BAB" w:sz="4"/>
-              <w:left w:val="single" w:color="8C9BAB" w:sz="4"/>
-              <w:bottom w:val="single" w:color="8C9BAB" w:sz="4"/>
-              <w:right w:val="single" w:color="8C9BAB" w:sz="4"/>
-            </w:tcBorders>
-            <w:tcMar>
-              <w:top w:type="dxa" w:w="60"/>
-              <w:left w:type="dxa" w:w="90"/>
-              <w:bottom w:type="dxa" w:w="60"/>
-              <w:right w:type="dxa" w:w="90"/>
-            </w:tcMar>
-            <w:vAlign w:val="top"/>
-          </w:tcPr>
-          <w:p>
-            <w:pPr>
-              <w:spacing w:after="40"/>
-              <w:jc w:val="left"/>
-            </w:pPr>
-            <w:r>
-              <w:rPr>
-                <w:b w:val="false"/>
-                <w:bCs w:val="false"/>
-                <w:sz w:val="18"/>
-                <w:szCs w:val="18"/>
-              </w:rPr>
-              <w:t xml:space="preserve">UAT-08</w:t>
-            </w:r>
-          </w:p>
-        </w:tc>
-        <w:tc>
-          <w:tcPr>
-            <w:tcW w:type="dxa" w:w="1354"/>
-            <w:tcBorders>
-              <w:top w:val="single" w:color="8C9BAB" w:sz="4"/>
-              <w:left w:val="single" w:color="8C9BAB" w:sz="4"/>
-              <w:bottom w:val="single" w:color="8C9BAB" w:sz="4"/>
-              <w:right w:val="single" w:color="8C9BAB" w:sz="4"/>
-            </w:tcBorders>
-            <w:tcMar>
-              <w:top w:type="dxa" w:w="60"/>
-              <w:left w:type="dxa" w:w="90"/>
-              <w:bottom w:type="dxa" w:w="60"/>
-              <w:right w:type="dxa" w:w="90"/>
-            </w:tcMar>
-            <w:vAlign w:val="top"/>
-          </w:tcPr>
-          <w:p>
-            <w:pPr>
-              <w:spacing w:after="40"/>
-              <w:jc w:val="left"/>
-            </w:pPr>
-            <w:r>
-              <w:rPr>
-                <w:b w:val="false"/>
-                <w:bCs w:val="false"/>
-                <w:sz w:val="18"/>
-                <w:szCs w:val="18"/>
-              </w:rPr>
-              <w:t xml:space="preserve">Met</w:t>
-            </w:r>
-          </w:p>
-        </w:tc>
-        <w:tc>
-          <w:tcPr>
-            <w:tcW w:type="dxa" w:w="1354"/>
-            <w:tcBorders>
-              <w:top w:val="single" w:color="8C9BAB" w:sz="4"/>
-              <w:left w:val="single" w:color="8C9BAB" w:sz="4"/>
-              <w:bottom w:val="single" w:color="8C9BAB" w:sz="4"/>
-              <w:right w:val="single" w:color="8C9BAB" w:sz="4"/>
-            </w:tcBorders>
-            <w:shd w:fill="DFF3E3" w:color="auto" w:val="clear"/>
-            <w:tcMar>
-              <w:top w:type="dxa" w:w="60"/>
-              <w:left w:type="dxa" w:w="90"/>
-              <w:bottom w:type="dxa" w:w="60"/>
-              <w:right w:type="dxa" w:w="90"/>
-            </w:tcMar>
-            <w:vAlign w:val="top"/>
-          </w:tcPr>
-          <w:p>
-            <w:pPr>
-              <w:spacing w:after="40"/>
-              <w:jc w:val="left"/>
-            </w:pPr>
-            <w:r>
-              <w:rPr>
-                <w:b w:val="false"/>
-                <w:bCs w:val="false"/>
-                <w:sz w:val="18"/>
-                <w:szCs w:val="18"/>
-              </w:rPr>
-              <w:t xml:space="preserve">Met</w:t>
-            </w:r>
-          </w:p>
-        </w:tc>
-      </w:tr>
-      <w:tr>
-        <w:trPr>
-          <w:cantSplit/>
-        </w:trPr>
-        <w:tc>
-          <w:tcPr>
-            <w:tcW w:type="dxa" w:w="3069"/>
-            <w:tcBorders>
-              <w:top w:val="single" w:color="8C9BAB" w:sz="4"/>
-              <w:left w:val="single" w:color="8C9BAB" w:sz="4"/>
-              <w:bottom w:val="single" w:color="8C9BAB" w:sz="4"/>
-              <w:right w:val="single" w:color="8C9BAB" w:sz="4"/>
-            </w:tcBorders>
-            <w:tcMar>
-              <w:top w:type="dxa" w:w="60"/>
-              <w:left w:type="dxa" w:w="90"/>
-              <w:bottom w:type="dxa" w:w="60"/>
-              <w:right w:type="dxa" w:w="90"/>
-            </w:tcMar>
-            <w:vAlign w:val="top"/>
-          </w:tcPr>
-          <w:p>
-            <w:pPr>
-              <w:spacing w:after="40"/>
-              <w:jc w:val="left"/>
-            </w:pPr>
-            <w:r>
-              <w:rPr>
-                <w:b/>
-                <w:bCs/>
-                <w:sz w:val="18"/>
-                <w:szCs w:val="18"/>
-              </w:rPr>
-              <w:t xml:space="preserve">AC-07 Credit limit</w:t>
-            </w:r>
-          </w:p>
-        </w:tc>
-        <w:tc>
-          <w:tcPr>
-            <w:tcW w:type="dxa" w:w="3249"/>
-            <w:tcBorders>
-              <w:top w:val="single" w:color="8C9BAB" w:sz="4"/>
-              <w:left w:val="single" w:color="8C9BAB" w:sz="4"/>
-              <w:bottom w:val="single" w:color="8C9BAB" w:sz="4"/>
-              <w:right w:val="single" w:color="8C9BAB" w:sz="4"/>
-            </w:tcBorders>
-            <w:tcMar>
-              <w:top w:type="dxa" w:w="60"/>
-              <w:left w:type="dxa" w:w="90"/>
-              <w:bottom w:type="dxa" w:w="60"/>
-              <w:right w:type="dxa" w:w="90"/>
-            </w:tcMar>
-            <w:vAlign w:val="top"/>
-          </w:tcPr>
-          <w:p>
-            <w:pPr>
-              <w:spacing w:after="40"/>
-              <w:jc w:val="left"/>
-            </w:pPr>
-            <w:r>
-              <w:rPr>
-                <w:b w:val="false"/>
-                <w:bCs w:val="false"/>
-                <w:sz w:val="18"/>
-                <w:szCs w:val="18"/>
-              </w:rPr>
-              <w:t xml:space="preserve">UAT-09, UAT-12</w:t>
-            </w:r>
-          </w:p>
-        </w:tc>
-        <w:tc>
-          <w:tcPr>
-            <w:tcW w:type="dxa" w:w="1354"/>
-            <w:tcBorders>
-              <w:top w:val="single" w:color="8C9BAB" w:sz="4"/>
-              <w:left w:val="single" w:color="8C9BAB" w:sz="4"/>
-              <w:bottom w:val="single" w:color="8C9BAB" w:sz="4"/>
-              <w:right w:val="single" w:color="8C9BAB" w:sz="4"/>
-            </w:tcBorders>
-            <w:tcMar>
-              <w:top w:type="dxa" w:w="60"/>
-              <w:left w:type="dxa" w:w="90"/>
-              <w:bottom w:type="dxa" w:w="60"/>
-              <w:right w:type="dxa" w:w="90"/>
-            </w:tcMar>
-            <w:vAlign w:val="top"/>
-          </w:tcPr>
-          <w:p>
-            <w:pPr>
-              <w:spacing w:after="40"/>
-              <w:jc w:val="left"/>
-            </w:pPr>
-            <w:r>
-              <w:rPr>
-                <w:b w:val="false"/>
-                <w:bCs w:val="false"/>
-                <w:sz w:val="18"/>
-                <w:szCs w:val="18"/>
-              </w:rPr>
-              <w:t xml:space="preserve">Met</w:t>
-            </w:r>
-          </w:p>
-        </w:tc>
-        <w:tc>
-          <w:tcPr>
-            <w:tcW w:type="dxa" w:w="1354"/>
-            <w:tcBorders>
-              <w:top w:val="single" w:color="8C9BAB" w:sz="4"/>
-              <w:left w:val="single" w:color="8C9BAB" w:sz="4"/>
-              <w:bottom w:val="single" w:color="8C9BAB" w:sz="4"/>
-              <w:right w:val="single" w:color="8C9BAB" w:sz="4"/>
-            </w:tcBorders>
-            <w:shd w:fill="DFF3E3" w:color="auto" w:val="clear"/>
-            <w:tcMar>
-              <w:top w:type="dxa" w:w="60"/>
-              <w:left w:type="dxa" w:w="90"/>
-              <w:bottom w:type="dxa" w:w="60"/>
-              <w:right w:type="dxa" w:w="90"/>
-            </w:tcMar>
-            <w:vAlign w:val="top"/>
-          </w:tcPr>
-          <w:p>
-            <w:pPr>
-              <w:spacing w:after="40"/>
-              <w:jc w:val="left"/>
-            </w:pPr>
-            <w:r>
-              <w:rPr>
-                <w:b w:val="false"/>
-                <w:bCs w:val="false"/>
-                <w:sz w:val="18"/>
-                <w:szCs w:val="18"/>
-              </w:rPr>
-              <w:t xml:space="preserve">Met</w:t>
-            </w:r>
-          </w:p>
-        </w:tc>
-      </w:tr>
-      <w:tr>
-        <w:trPr>
-          <w:cantSplit/>
-        </w:trPr>
-        <w:tc>
-          <w:tcPr>
-            <w:tcW w:type="dxa" w:w="3069"/>
-            <w:tcBorders>
-              <w:top w:val="single" w:color="8C9BAB" w:sz="4"/>
-              <w:left w:val="single" w:color="8C9BAB" w:sz="4"/>
-              <w:bottom w:val="single" w:color="8C9BAB" w:sz="4"/>
-              <w:right w:val="single" w:color="8C9BAB" w:sz="4"/>
-            </w:tcBorders>
-            <w:tcMar>
-              <w:top w:type="dxa" w:w="60"/>
-              <w:left w:type="dxa" w:w="90"/>
-              <w:bottom w:type="dxa" w:w="60"/>
-              <w:right w:type="dxa" w:w="90"/>
-            </w:tcMar>
-            <w:vAlign w:val="top"/>
-          </w:tcPr>
-          <w:p>
-            <w:pPr>
-              <w:spacing w:after="40"/>
-              <w:jc w:val="left"/>
-            </w:pPr>
-            <w:r>
-              <w:rPr>
-                <w:b/>
-                <w:bCs/>
-                <w:sz w:val="18"/>
-                <w:szCs w:val="18"/>
-              </w:rPr>
-              <w:t xml:space="preserve">AC-08 Duplicate prevention</w:t>
-            </w:r>
-          </w:p>
-        </w:tc>
-        <w:tc>
-          <w:tcPr>
-            <w:tcW w:type="dxa" w:w="3249"/>
-            <w:tcBorders>
-              <w:top w:val="single" w:color="8C9BAB" w:sz="4"/>
-              <w:left w:val="single" w:color="8C9BAB" w:sz="4"/>
-              <w:bottom w:val="single" w:color="8C9BAB" w:sz="4"/>
-              <w:right w:val="single" w:color="8C9BAB" w:sz="4"/>
-            </w:tcBorders>
-            <w:tcMar>
-              <w:top w:type="dxa" w:w="60"/>
-              <w:left w:type="dxa" w:w="90"/>
-              <w:bottom w:type="dxa" w:w="60"/>
-              <w:right w:type="dxa" w:w="90"/>
-            </w:tcMar>
-            <w:vAlign w:val="top"/>
-          </w:tcPr>
-          <w:p>
-            <w:pPr>
-              <w:spacing w:after="40"/>
-              <w:jc w:val="left"/>
-            </w:pPr>
-            <w:r>
-              <w:rPr>
-                <w:b w:val="false"/>
-                <w:bCs w:val="false"/>
-                <w:sz w:val="18"/>
-                <w:szCs w:val="18"/>
-              </w:rPr>
-              <w:t xml:space="preserve">UAT-07</w:t>
-            </w:r>
-          </w:p>
-        </w:tc>
-        <w:tc>
-          <w:tcPr>
-            <w:tcW w:type="dxa" w:w="1354"/>
-            <w:tcBorders>
-              <w:top w:val="single" w:color="8C9BAB" w:sz="4"/>
-              <w:left w:val="single" w:color="8C9BAB" w:sz="4"/>
-              <w:bottom w:val="single" w:color="8C9BAB" w:sz="4"/>
-              <w:right w:val="single" w:color="8C9BAB" w:sz="4"/>
-            </w:tcBorders>
-            <w:tcMar>
-              <w:top w:type="dxa" w:w="60"/>
-              <w:left w:type="dxa" w:w="90"/>
-              <w:bottom w:type="dxa" w:w="60"/>
-              <w:right w:type="dxa" w:w="90"/>
-            </w:tcMar>
-            <w:vAlign w:val="top"/>
-          </w:tcPr>
-          <w:p>
-            <w:pPr>
-              <w:spacing w:after="40"/>
-              <w:jc w:val="left"/>
-            </w:pPr>
-            <w:r>
-              <w:rPr>
-                <w:b w:val="false"/>
-                <w:bCs w:val="false"/>
-                <w:sz w:val="18"/>
-                <w:szCs w:val="18"/>
-              </w:rPr>
-              <w:t xml:space="preserve">Met</w:t>
-            </w:r>
-          </w:p>
-        </w:tc>
-        <w:tc>
-          <w:tcPr>
-            <w:tcW w:type="dxa" w:w="1354"/>
-            <w:tcBorders>
-              <w:top w:val="single" w:color="8C9BAB" w:sz="4"/>
-              <w:left w:val="single" w:color="8C9BAB" w:sz="4"/>
-              <w:bottom w:val="single" w:color="8C9BAB" w:sz="4"/>
-              <w:right w:val="single" w:color="8C9BAB" w:sz="4"/>
-            </w:tcBorders>
-            <w:shd w:fill="DFF3E3" w:color="auto" w:val="clear"/>
-            <w:tcMar>
-              <w:top w:type="dxa" w:w="60"/>
-              <w:left w:type="dxa" w:w="90"/>
-              <w:bottom w:type="dxa" w:w="60"/>
-              <w:right w:type="dxa" w:w="90"/>
-            </w:tcMar>
-            <w:vAlign w:val="top"/>
-          </w:tcPr>
-          <w:p>
-            <w:pPr>
-              <w:spacing w:after="40"/>
-              <w:jc w:val="left"/>
-            </w:pPr>
-            <w:r>
-              <w:rPr>
-                <w:b w:val="false"/>
-                <w:bCs w:val="false"/>
-                <w:sz w:val="18"/>
-                <w:szCs w:val="18"/>
-              </w:rPr>
-              <w:t xml:space="preserve">Met</w:t>
-            </w:r>
-          </w:p>
-        </w:tc>
-      </w:tr>
-      <w:tr>
-        <w:trPr>
-          <w:cantSplit/>
-        </w:trPr>
-        <w:tc>
-          <w:tcPr>
-            <w:tcW w:type="dxa" w:w="3069"/>
-            <w:tcBorders>
-              <w:top w:val="single" w:color="8C9BAB" w:sz="4"/>
-              <w:left w:val="single" w:color="8C9BAB" w:sz="4"/>
-              <w:bottom w:val="single" w:color="8C9BAB" w:sz="4"/>
-              <w:right w:val="single" w:color="8C9BAB" w:sz="4"/>
-            </w:tcBorders>
-            <w:tcMar>
-              <w:top w:type="dxa" w:w="60"/>
-              <w:left w:type="dxa" w:w="90"/>
-              <w:bottom w:type="dxa" w:w="60"/>
-              <w:right w:type="dxa" w:w="90"/>
-            </w:tcMar>
-            <w:vAlign w:val="top"/>
-          </w:tcPr>
-          <w:p>
-            <w:pPr>
-              <w:spacing w:after="40"/>
-              <w:jc w:val="left"/>
-            </w:pPr>
-            <w:r>
-              <w:rPr>
-                <w:b/>
-                <w:bCs/>
-                <w:sz w:val="18"/>
-                <w:szCs w:val="18"/>
-              </w:rPr>
-              <w:t xml:space="preserve">AC-09 Performance under load</w:t>
-            </w:r>
-          </w:p>
-        </w:tc>
-        <w:tc>
-          <w:tcPr>
-            <w:tcW w:type="dxa" w:w="3249"/>
-            <w:tcBorders>
-              <w:top w:val="single" w:color="8C9BAB" w:sz="4"/>
-              <w:left w:val="single" w:color="8C9BAB" w:sz="4"/>
-              <w:bottom w:val="single" w:color="8C9BAB" w:sz="4"/>
-              <w:right w:val="single" w:color="8C9BAB" w:sz="4"/>
-            </w:tcBorders>
-            <w:tcMar>
-              <w:top w:type="dxa" w:w="60"/>
-              <w:left w:type="dxa" w:w="90"/>
-              <w:bottom w:type="dxa" w:w="60"/>
-              <w:right w:type="dxa" w:w="90"/>
-            </w:tcMar>
-            <w:vAlign w:val="top"/>
-          </w:tcPr>
-          <w:p>
-            <w:pPr>
-              <w:spacing w:after="40"/>
-              <w:jc w:val="left"/>
-            </w:pPr>
-            <w:r>
-              <w:rPr>
-                <w:b w:val="false"/>
-                <w:bCs w:val="false"/>
-                <w:sz w:val="18"/>
-                <w:szCs w:val="18"/>
-              </w:rPr>
-              <w:t xml:space="preserve">UAT-14, UAT-15</w:t>
-            </w:r>
-          </w:p>
-        </w:tc>
-        <w:tc>
-          <w:tcPr>
-            <w:tcW w:type="dxa" w:w="1354"/>
-            <w:tcBorders>
-              <w:top w:val="single" w:color="8C9BAB" w:sz="4"/>
-              <w:left w:val="single" w:color="8C9BAB" w:sz="4"/>
-              <w:bottom w:val="single" w:color="8C9BAB" w:sz="4"/>
-              <w:right w:val="single" w:color="8C9BAB" w:sz="4"/>
-            </w:tcBorders>
-            <w:tcMar>
-              <w:top w:type="dxa" w:w="60"/>
-              <w:left w:type="dxa" w:w="90"/>
-              <w:bottom w:type="dxa" w:w="60"/>
-              <w:right w:type="dxa" w:w="90"/>
-            </w:tcMar>
-            <w:vAlign w:val="top"/>
-          </w:tcPr>
-          <w:p>
-            <w:pPr>
-              <w:spacing w:after="40"/>
-              <w:jc w:val="left"/>
-            </w:pPr>
-            <w:r>
-              <w:rPr>
-                <w:b w:val="false"/>
-                <w:bCs w:val="false"/>
-                <w:sz w:val="18"/>
-                <w:szCs w:val="18"/>
-              </w:rPr>
-              <w:t xml:space="preserve">Not met</w:t>
-            </w:r>
-          </w:p>
-        </w:tc>
-        <w:tc>
-          <w:tcPr>
-            <w:tcW w:type="dxa" w:w="1354"/>
-            <w:tcBorders>
-              <w:top w:val="single" w:color="8C9BAB" w:sz="4"/>
-              <w:left w:val="single" w:color="8C9BAB" w:sz="4"/>
-              <w:bottom w:val="single" w:color="8C9BAB" w:sz="4"/>
-              <w:right w:val="single" w:color="8C9BAB" w:sz="4"/>
-            </w:tcBorders>
-            <w:shd w:fill="DFF3E3" w:color="auto" w:val="clear"/>
-            <w:tcMar>
-              <w:top w:type="dxa" w:w="60"/>
-              <w:left w:type="dxa" w:w="90"/>
-              <w:bottom w:type="dxa" w:w="60"/>
-              <w:right w:type="dxa" w:w="90"/>
-            </w:tcMar>
-            <w:vAlign w:val="top"/>
-          </w:tcPr>
-          <w:p>
-            <w:pPr>
-              <w:spacing w:after="40"/>
-              <w:jc w:val="left"/>
-            </w:pPr>
-            <w:r>
-              <w:rPr>
-                <w:b w:val="false"/>
-                <w:bCs w:val="false"/>
-                <w:sz w:val="18"/>
-                <w:szCs w:val="18"/>
-              </w:rPr>
-              <w:t xml:space="preserve">Met</w:t>
+              <w:t xml:space="preserve">ST-06, ST-07 (system, load)</w:t>
+            </w:r>
+          </w:p>
+        </w:tc>
+        <w:tc>
+          <w:tcPr>
+            <w:tcW w:type="dxa" w:w="2888"/>
+            <w:tcBorders>
+              <w:top w:val="single" w:color="8C9BAB" w:sz="4"/>
+              <w:left w:val="single" w:color="8C9BAB" w:sz="4"/>
+              <w:bottom w:val="single" w:color="8C9BAB" w:sz="4"/>
+              <w:right w:val="single" w:color="8C9BAB" w:sz="4"/>
+            </w:tcBorders>
+            <w:tcMar>
+              <w:top w:type="dxa" w:w="60"/>
+              <w:left w:type="dxa" w:w="90"/>
+              <w:bottom w:type="dxa" w:w="60"/>
+              <w:right w:type="dxa" w:w="90"/>
+            </w:tcMar>
+            <w:vAlign w:val="top"/>
+          </w:tcPr>
+          <w:p>
+            <w:pPr>
+              <w:spacing w:after="40"/>
+              <w:jc w:val="left"/>
+            </w:pPr>
+            <w:r>
+              <w:rPr>
+                <w:b w:val="false"/>
+                <w:bCs w:val="false"/>
+                <w:sz w:val="18"/>
+                <w:szCs w:val="18"/>
+              </w:rPr>
+              <w:t xml:space="preserve">When 40 or more requests arrived at exactly the same instant, a few connections were refused because the server queued only 5 waiting connections.</w:t>
+            </w:r>
+          </w:p>
+        </w:tc>
+        <w:tc>
+          <w:tcPr>
+            <w:tcW w:type="dxa" w:w="812"/>
+            <w:tcBorders>
+              <w:top w:val="single" w:color="8C9BAB" w:sz="4"/>
+              <w:left w:val="single" w:color="8C9BAB" w:sz="4"/>
+              <w:bottom w:val="single" w:color="8C9BAB" w:sz="4"/>
+              <w:right w:val="single" w:color="8C9BAB" w:sz="4"/>
+            </w:tcBorders>
+            <w:tcMar>
+              <w:top w:type="dxa" w:w="60"/>
+              <w:left w:type="dxa" w:w="90"/>
+              <w:bottom w:type="dxa" w:w="60"/>
+              <w:right w:type="dxa" w:w="90"/>
+            </w:tcMar>
+            <w:vAlign w:val="top"/>
+          </w:tcPr>
+          <w:p>
+            <w:pPr>
+              <w:spacing w:after="40"/>
+              <w:jc w:val="left"/>
+            </w:pPr>
+            <w:r>
+              <w:rPr>
+                <w:b w:val="false"/>
+                <w:bCs w:val="false"/>
+                <w:sz w:val="18"/>
+                <w:szCs w:val="18"/>
+              </w:rPr>
+              <w:t xml:space="preserve">AC-09</w:t>
+            </w:r>
+          </w:p>
+        </w:tc>
+        <w:tc>
+          <w:tcPr>
+            <w:tcW w:type="dxa" w:w="812"/>
+            <w:tcBorders>
+              <w:top w:val="single" w:color="8C9BAB" w:sz="4"/>
+              <w:left w:val="single" w:color="8C9BAB" w:sz="4"/>
+              <w:bottom w:val="single" w:color="8C9BAB" w:sz="4"/>
+              <w:right w:val="single" w:color="8C9BAB" w:sz="4"/>
+            </w:tcBorders>
+            <w:tcMar>
+              <w:top w:type="dxa" w:w="60"/>
+              <w:left w:type="dxa" w:w="90"/>
+              <w:bottom w:type="dxa" w:w="60"/>
+              <w:right w:type="dxa" w:w="90"/>
+            </w:tcMar>
+            <w:vAlign w:val="top"/>
+          </w:tcPr>
+          <w:p>
+            <w:pPr>
+              <w:spacing w:after="40"/>
+              <w:jc w:val="left"/>
+            </w:pPr>
+            <w:r>
+              <w:rPr>
+                <w:b w:val="false"/>
+                <w:bCs w:val="false"/>
+                <w:sz w:val="18"/>
+                <w:szCs w:val="18"/>
+              </w:rPr>
+              <w:t xml:space="preserve">High</w:t>
+            </w:r>
+          </w:p>
+        </w:tc>
+        <w:tc>
+          <w:tcPr>
+            <w:tcW w:type="dxa" w:w="2348"/>
+            <w:tcBorders>
+              <w:top w:val="single" w:color="8C9BAB" w:sz="4"/>
+              <w:left w:val="single" w:color="8C9BAB" w:sz="4"/>
+              <w:bottom w:val="single" w:color="8C9BAB" w:sz="4"/>
+              <w:right w:val="single" w:color="8C9BAB" w:sz="4"/>
+            </w:tcBorders>
+            <w:tcMar>
+              <w:top w:type="dxa" w:w="60"/>
+              <w:left w:type="dxa" w:w="90"/>
+              <w:bottom w:type="dxa" w:w="60"/>
+              <w:right w:type="dxa" w:w="90"/>
+            </w:tcMar>
+            <w:vAlign w:val="top"/>
+          </w:tcPr>
+          <w:p>
+            <w:pPr>
+              <w:spacing w:after="40"/>
+              <w:jc w:val="left"/>
+            </w:pPr>
+            <w:r>
+              <w:rPr>
+                <w:b w:val="false"/>
+                <w:bCs w:val="false"/>
+                <w:sz w:val="18"/>
+                <w:szCs w:val="18"/>
+              </w:rPr>
+              <w:t xml:space="preserve">Connection queue raised to 128. 60 of 60 confirmed in ST-07. Closed.</w:t>
             </w:r>
           </w:p>
         </w:tc>
@@ -14846,7 +14313,16 @@
           <w:sz w:val="20"/>
           <w:szCs w:val="20"/>
         </w:rPr>
-        <w:t xml:space="preserve">Table 4.11: Acceptance criteria status after each cycle</w:t>
+        <w:t xml:space="preserve">Table 4.11: Defects DEF-02 and DEF-03</w:t>
+      </w:r>
+    </w:p>
+    <w:p>
+      <w:pPr>
+        <w:spacing w:after="120" w:line="276"/>
+        <w:jc w:val="both"/>
+      </w:pPr>
+      <w:r>
+        <w:t xml:space="preserve">UAT-13 and UAT-15 passed on v1.1 because they do not test these exact cases: UAT-13 checks that the browser is sent back to the login page, and UAT-15 sends its 50 requests from one process, which spreads the connections slightly. This shows the value of testing at several levels.</w:t>
       </w:r>
     </w:p>
     <w:p>
@@ -14854,7 +14330,3495 @@
         <w:pStyle w:val="Heading3"/>
       </w:pPr>
       <w:r>
-        <w:t xml:space="preserve">4.4.6 Analysis of Results</w:t>
+        <w:t xml:space="preserve">4.4.6 Cycle 3 Results (build v1.2, full regression)</w:t>
+      </w:r>
+    </w:p>
+    <w:tbl>
+      <w:tblPr>
+        <w:tblW w:type="dxa" w:w="9026"/>
+        <w:tblBorders>
+          <w:top w:val="single" w:color="auto" w:sz="4"/>
+          <w:left w:val="single" w:color="auto" w:sz="4"/>
+          <w:bottom w:val="single" w:color="auto" w:sz="4"/>
+          <w:right w:val="single" w:color="auto" w:sz="4"/>
+          <w:insideH w:val="single" w:color="auto" w:sz="4"/>
+          <w:insideV w:val="single" w:color="auto" w:sz="4"/>
+        </w:tblBorders>
+      </w:tblPr>
+      <w:tblGrid>
+        <w:gridCol w:w="903"/>
+        <w:gridCol w:w="6860"/>
+        <w:gridCol w:w="1263"/>
+      </w:tblGrid>
+      <w:tr>
+        <w:trPr>
+          <w:tblHeader/>
+        </w:trPr>
+        <w:tc>
+          <w:tcPr>
+            <w:tcW w:type="dxa" w:w="903"/>
+            <w:tcBorders>
+              <w:top w:val="single" w:color="8C9BAB" w:sz="4"/>
+              <w:left w:val="single" w:color="8C9BAB" w:sz="4"/>
+              <w:bottom w:val="single" w:color="8C9BAB" w:sz="4"/>
+              <w:right w:val="single" w:color="8C9BAB" w:sz="4"/>
+            </w:tcBorders>
+            <w:shd w:fill="1F3A5F" w:color="auto" w:val="clear"/>
+            <w:tcMar>
+              <w:top w:type="dxa" w:w="60"/>
+              <w:left w:type="dxa" w:w="90"/>
+              <w:bottom w:type="dxa" w:w="60"/>
+              <w:right w:type="dxa" w:w="90"/>
+            </w:tcMar>
+            <w:vAlign w:val="top"/>
+          </w:tcPr>
+          <w:p>
+            <w:pPr>
+              <w:spacing w:after="40"/>
+              <w:jc w:val="left"/>
+            </w:pPr>
+            <w:r>
+              <w:rPr>
+                <w:b/>
+                <w:bCs/>
+                <w:color w:val="FFFFFF"/>
+                <w:sz w:val="18"/>
+                <w:szCs w:val="18"/>
+              </w:rPr>
+              <w:t xml:space="preserve">ID</w:t>
+            </w:r>
+          </w:p>
+        </w:tc>
+        <w:tc>
+          <w:tcPr>
+            <w:tcW w:type="dxa" w:w="6860"/>
+            <w:tcBorders>
+              <w:top w:val="single" w:color="8C9BAB" w:sz="4"/>
+              <w:left w:val="single" w:color="8C9BAB" w:sz="4"/>
+              <w:bottom w:val="single" w:color="8C9BAB" w:sz="4"/>
+              <w:right w:val="single" w:color="8C9BAB" w:sz="4"/>
+            </w:tcBorders>
+            <w:shd w:fill="1F3A5F" w:color="auto" w:val="clear"/>
+            <w:tcMar>
+              <w:top w:type="dxa" w:w="60"/>
+              <w:left w:type="dxa" w:w="90"/>
+              <w:bottom w:type="dxa" w:w="60"/>
+              <w:right w:type="dxa" w:w="90"/>
+            </w:tcMar>
+            <w:vAlign w:val="top"/>
+          </w:tcPr>
+          <w:p>
+            <w:pPr>
+              <w:spacing w:after="40"/>
+              <w:jc w:val="left"/>
+            </w:pPr>
+            <w:r>
+              <w:rPr>
+                <w:b/>
+                <w:bCs/>
+                <w:color w:val="FFFFFF"/>
+                <w:sz w:val="18"/>
+                <w:szCs w:val="18"/>
+              </w:rPr>
+              <w:t xml:space="preserve">Actual result</w:t>
+            </w:r>
+          </w:p>
+        </w:tc>
+        <w:tc>
+          <w:tcPr>
+            <w:tcW w:type="dxa" w:w="1263"/>
+            <w:tcBorders>
+              <w:top w:val="single" w:color="8C9BAB" w:sz="4"/>
+              <w:left w:val="single" w:color="8C9BAB" w:sz="4"/>
+              <w:bottom w:val="single" w:color="8C9BAB" w:sz="4"/>
+              <w:right w:val="single" w:color="8C9BAB" w:sz="4"/>
+            </w:tcBorders>
+            <w:shd w:fill="1F3A5F" w:color="auto" w:val="clear"/>
+            <w:tcMar>
+              <w:top w:type="dxa" w:w="60"/>
+              <w:left w:type="dxa" w:w="90"/>
+              <w:bottom w:type="dxa" w:w="60"/>
+              <w:right w:type="dxa" w:w="90"/>
+            </w:tcMar>
+            <w:vAlign w:val="top"/>
+          </w:tcPr>
+          <w:p>
+            <w:pPr>
+              <w:spacing w:after="40"/>
+              <w:jc w:val="left"/>
+            </w:pPr>
+            <w:r>
+              <w:rPr>
+                <w:b/>
+                <w:bCs/>
+                <w:color w:val="FFFFFF"/>
+                <w:sz w:val="18"/>
+                <w:szCs w:val="18"/>
+              </w:rPr>
+              <w:t xml:space="preserve">Status</w:t>
+            </w:r>
+          </w:p>
+        </w:tc>
+      </w:tr>
+      <w:tr>
+        <w:trPr>
+          <w:cantSplit/>
+        </w:trPr>
+        <w:tc>
+          <w:tcPr>
+            <w:tcW w:type="dxa" w:w="903"/>
+            <w:tcBorders>
+              <w:top w:val="single" w:color="8C9BAB" w:sz="4"/>
+              <w:left w:val="single" w:color="8C9BAB" w:sz="4"/>
+              <w:bottom w:val="single" w:color="8C9BAB" w:sz="4"/>
+              <w:right w:val="single" w:color="8C9BAB" w:sz="4"/>
+            </w:tcBorders>
+            <w:tcMar>
+              <w:top w:type="dxa" w:w="60"/>
+              <w:left w:type="dxa" w:w="90"/>
+              <w:bottom w:type="dxa" w:w="60"/>
+              <w:right w:type="dxa" w:w="90"/>
+            </w:tcMar>
+            <w:vAlign w:val="top"/>
+          </w:tcPr>
+          <w:p>
+            <w:pPr>
+              <w:spacing w:after="40"/>
+              <w:jc w:val="left"/>
+            </w:pPr>
+            <w:r>
+              <w:rPr>
+                <w:b/>
+                <w:bCs/>
+                <w:sz w:val="18"/>
+                <w:szCs w:val="18"/>
+              </w:rPr>
+              <w:t xml:space="preserve">UAT-01</w:t>
+            </w:r>
+          </w:p>
+        </w:tc>
+        <w:tc>
+          <w:tcPr>
+            <w:tcW w:type="dxa" w:w="6860"/>
+            <w:tcBorders>
+              <w:top w:val="single" w:color="8C9BAB" w:sz="4"/>
+              <w:left w:val="single" w:color="8C9BAB" w:sz="4"/>
+              <w:bottom w:val="single" w:color="8C9BAB" w:sz="4"/>
+              <w:right w:val="single" w:color="8C9BAB" w:sz="4"/>
+            </w:tcBorders>
+            <w:tcMar>
+              <w:top w:type="dxa" w:w="60"/>
+              <w:left w:type="dxa" w:w="90"/>
+              <w:bottom w:type="dxa" w:w="60"/>
+              <w:right w:type="dxa" w:w="90"/>
+            </w:tcMar>
+            <w:vAlign w:val="top"/>
+          </w:tcPr>
+          <w:p>
+            <w:pPr>
+              <w:spacing w:after="40"/>
+              <w:jc w:val="left"/>
+            </w:pPr>
+            <w:r>
+              <w:rPr>
+                <w:b w:val="false"/>
+                <w:bCs w:val="false"/>
+                <w:sz w:val="18"/>
+                <w:szCs w:val="18"/>
+              </w:rPr>
+              <w:t xml:space="preserve">Logged in as S001 and redirected to Available Courses page.</w:t>
+            </w:r>
+          </w:p>
+        </w:tc>
+        <w:tc>
+          <w:tcPr>
+            <w:tcW w:type="dxa" w:w="1263"/>
+            <w:tcBorders>
+              <w:top w:val="single" w:color="8C9BAB" w:sz="4"/>
+              <w:left w:val="single" w:color="8C9BAB" w:sz="4"/>
+              <w:bottom w:val="single" w:color="8C9BAB" w:sz="4"/>
+              <w:right w:val="single" w:color="8C9BAB" w:sz="4"/>
+            </w:tcBorders>
+            <w:shd w:fill="DFF3E3" w:color="auto" w:val="clear"/>
+            <w:tcMar>
+              <w:top w:type="dxa" w:w="60"/>
+              <w:left w:type="dxa" w:w="90"/>
+              <w:bottom w:type="dxa" w:w="60"/>
+              <w:right w:type="dxa" w:w="90"/>
+            </w:tcMar>
+            <w:vAlign w:val="top"/>
+          </w:tcPr>
+          <w:p>
+            <w:pPr>
+              <w:spacing w:after="40"/>
+              <w:jc w:val="left"/>
+            </w:pPr>
+            <w:r>
+              <w:rPr>
+                <w:b w:val="false"/>
+                <w:bCs w:val="false"/>
+                <w:sz w:val="18"/>
+                <w:szCs w:val="18"/>
+              </w:rPr>
+              <w:t xml:space="preserve">PASS</w:t>
+            </w:r>
+          </w:p>
+        </w:tc>
+      </w:tr>
+      <w:tr>
+        <w:trPr>
+          <w:cantSplit/>
+        </w:trPr>
+        <w:tc>
+          <w:tcPr>
+            <w:tcW w:type="dxa" w:w="903"/>
+            <w:tcBorders>
+              <w:top w:val="single" w:color="8C9BAB" w:sz="4"/>
+              <w:left w:val="single" w:color="8C9BAB" w:sz="4"/>
+              <w:bottom w:val="single" w:color="8C9BAB" w:sz="4"/>
+              <w:right w:val="single" w:color="8C9BAB" w:sz="4"/>
+            </w:tcBorders>
+            <w:tcMar>
+              <w:top w:type="dxa" w:w="60"/>
+              <w:left w:type="dxa" w:w="90"/>
+              <w:bottom w:type="dxa" w:w="60"/>
+              <w:right w:type="dxa" w:w="90"/>
+            </w:tcMar>
+            <w:vAlign w:val="top"/>
+          </w:tcPr>
+          <w:p>
+            <w:pPr>
+              <w:spacing w:after="40"/>
+              <w:jc w:val="left"/>
+            </w:pPr>
+            <w:r>
+              <w:rPr>
+                <w:b/>
+                <w:bCs/>
+                <w:sz w:val="18"/>
+                <w:szCs w:val="18"/>
+              </w:rPr>
+              <w:t xml:space="preserve">UAT-02</w:t>
+            </w:r>
+          </w:p>
+        </w:tc>
+        <w:tc>
+          <w:tcPr>
+            <w:tcW w:type="dxa" w:w="6860"/>
+            <w:tcBorders>
+              <w:top w:val="single" w:color="8C9BAB" w:sz="4"/>
+              <w:left w:val="single" w:color="8C9BAB" w:sz="4"/>
+              <w:bottom w:val="single" w:color="8C9BAB" w:sz="4"/>
+              <w:right w:val="single" w:color="8C9BAB" w:sz="4"/>
+            </w:tcBorders>
+            <w:tcMar>
+              <w:top w:type="dxa" w:w="60"/>
+              <w:left w:type="dxa" w:w="90"/>
+              <w:bottom w:type="dxa" w:w="60"/>
+              <w:right w:type="dxa" w:w="90"/>
+            </w:tcMar>
+            <w:vAlign w:val="top"/>
+          </w:tcPr>
+          <w:p>
+            <w:pPr>
+              <w:spacing w:after="40"/>
+              <w:jc w:val="left"/>
+            </w:pPr>
+            <w:r>
+              <w:rPr>
+                <w:b w:val="false"/>
+                <w:bCs w:val="false"/>
+                <w:sz w:val="18"/>
+                <w:szCs w:val="18"/>
+              </w:rPr>
+              <w:t xml:space="preserve">Message shown: "Invalid student ID or password. 2 attempt(s) left."</w:t>
+            </w:r>
+          </w:p>
+        </w:tc>
+        <w:tc>
+          <w:tcPr>
+            <w:tcW w:type="dxa" w:w="1263"/>
+            <w:tcBorders>
+              <w:top w:val="single" w:color="8C9BAB" w:sz="4"/>
+              <w:left w:val="single" w:color="8C9BAB" w:sz="4"/>
+              <w:bottom w:val="single" w:color="8C9BAB" w:sz="4"/>
+              <w:right w:val="single" w:color="8C9BAB" w:sz="4"/>
+            </w:tcBorders>
+            <w:shd w:fill="DFF3E3" w:color="auto" w:val="clear"/>
+            <w:tcMar>
+              <w:top w:type="dxa" w:w="60"/>
+              <w:left w:type="dxa" w:w="90"/>
+              <w:bottom w:type="dxa" w:w="60"/>
+              <w:right w:type="dxa" w:w="90"/>
+            </w:tcMar>
+            <w:vAlign w:val="top"/>
+          </w:tcPr>
+          <w:p>
+            <w:pPr>
+              <w:spacing w:after="40"/>
+              <w:jc w:val="left"/>
+            </w:pPr>
+            <w:r>
+              <w:rPr>
+                <w:b w:val="false"/>
+                <w:bCs w:val="false"/>
+                <w:sz w:val="18"/>
+                <w:szCs w:val="18"/>
+              </w:rPr>
+              <w:t xml:space="preserve">PASS</w:t>
+            </w:r>
+          </w:p>
+        </w:tc>
+      </w:tr>
+      <w:tr>
+        <w:trPr>
+          <w:cantSplit/>
+        </w:trPr>
+        <w:tc>
+          <w:tcPr>
+            <w:tcW w:type="dxa" w:w="903"/>
+            <w:tcBorders>
+              <w:top w:val="single" w:color="8C9BAB" w:sz="4"/>
+              <w:left w:val="single" w:color="8C9BAB" w:sz="4"/>
+              <w:bottom w:val="single" w:color="8C9BAB" w:sz="4"/>
+              <w:right w:val="single" w:color="8C9BAB" w:sz="4"/>
+            </w:tcBorders>
+            <w:tcMar>
+              <w:top w:type="dxa" w:w="60"/>
+              <w:left w:type="dxa" w:w="90"/>
+              <w:bottom w:type="dxa" w:w="60"/>
+              <w:right w:type="dxa" w:w="90"/>
+            </w:tcMar>
+            <w:vAlign w:val="top"/>
+          </w:tcPr>
+          <w:p>
+            <w:pPr>
+              <w:spacing w:after="40"/>
+              <w:jc w:val="left"/>
+            </w:pPr>
+            <w:r>
+              <w:rPr>
+                <w:b/>
+                <w:bCs/>
+                <w:sz w:val="18"/>
+                <w:szCs w:val="18"/>
+              </w:rPr>
+              <w:t xml:space="preserve">UAT-03</w:t>
+            </w:r>
+          </w:p>
+        </w:tc>
+        <w:tc>
+          <w:tcPr>
+            <w:tcW w:type="dxa" w:w="6860"/>
+            <w:tcBorders>
+              <w:top w:val="single" w:color="8C9BAB" w:sz="4"/>
+              <w:left w:val="single" w:color="8C9BAB" w:sz="4"/>
+              <w:bottom w:val="single" w:color="8C9BAB" w:sz="4"/>
+              <w:right w:val="single" w:color="8C9BAB" w:sz="4"/>
+            </w:tcBorders>
+            <w:tcMar>
+              <w:top w:type="dxa" w:w="60"/>
+              <w:left w:type="dxa" w:w="90"/>
+              <w:bottom w:type="dxa" w:w="60"/>
+              <w:right w:type="dxa" w:w="90"/>
+            </w:tcMar>
+            <w:vAlign w:val="top"/>
+          </w:tcPr>
+          <w:p>
+            <w:pPr>
+              <w:spacing w:after="40"/>
+              <w:jc w:val="left"/>
+            </w:pPr>
+            <w:r>
+              <w:rPr>
+                <w:b w:val="false"/>
+                <w:bCs w:val="false"/>
+                <w:sz w:val="18"/>
+                <w:szCs w:val="18"/>
+              </w:rPr>
+              <w:t xml:space="preserve">After 3rd wrong attempt: "Account locked after 3 failed attempts. Contact the Registry.". Correct password then gives: "Account locked after 3 failed attempts. Contact the Registry."</w:t>
+            </w:r>
+          </w:p>
+        </w:tc>
+        <w:tc>
+          <w:tcPr>
+            <w:tcW w:type="dxa" w:w="1263"/>
+            <w:tcBorders>
+              <w:top w:val="single" w:color="8C9BAB" w:sz="4"/>
+              <w:left w:val="single" w:color="8C9BAB" w:sz="4"/>
+              <w:bottom w:val="single" w:color="8C9BAB" w:sz="4"/>
+              <w:right w:val="single" w:color="8C9BAB" w:sz="4"/>
+            </w:tcBorders>
+            <w:shd w:fill="DFF3E3" w:color="auto" w:val="clear"/>
+            <w:tcMar>
+              <w:top w:type="dxa" w:w="60"/>
+              <w:left w:type="dxa" w:w="90"/>
+              <w:bottom w:type="dxa" w:w="60"/>
+              <w:right w:type="dxa" w:w="90"/>
+            </w:tcMar>
+            <w:vAlign w:val="top"/>
+          </w:tcPr>
+          <w:p>
+            <w:pPr>
+              <w:spacing w:after="40"/>
+              <w:jc w:val="left"/>
+            </w:pPr>
+            <w:r>
+              <w:rPr>
+                <w:b w:val="false"/>
+                <w:bCs w:val="false"/>
+                <w:sz w:val="18"/>
+                <w:szCs w:val="18"/>
+              </w:rPr>
+              <w:t xml:space="preserve">PASS</w:t>
+            </w:r>
+          </w:p>
+        </w:tc>
+      </w:tr>
+      <w:tr>
+        <w:trPr>
+          <w:cantSplit/>
+        </w:trPr>
+        <w:tc>
+          <w:tcPr>
+            <w:tcW w:type="dxa" w:w="903"/>
+            <w:tcBorders>
+              <w:top w:val="single" w:color="8C9BAB" w:sz="4"/>
+              <w:left w:val="single" w:color="8C9BAB" w:sz="4"/>
+              <w:bottom w:val="single" w:color="8C9BAB" w:sz="4"/>
+              <w:right w:val="single" w:color="8C9BAB" w:sz="4"/>
+            </w:tcBorders>
+            <w:tcMar>
+              <w:top w:type="dxa" w:w="60"/>
+              <w:left w:type="dxa" w:w="90"/>
+              <w:bottom w:type="dxa" w:w="60"/>
+              <w:right w:type="dxa" w:w="90"/>
+            </w:tcMar>
+            <w:vAlign w:val="top"/>
+          </w:tcPr>
+          <w:p>
+            <w:pPr>
+              <w:spacing w:after="40"/>
+              <w:jc w:val="left"/>
+            </w:pPr>
+            <w:r>
+              <w:rPr>
+                <w:b/>
+                <w:bCs/>
+                <w:sz w:val="18"/>
+                <w:szCs w:val="18"/>
+              </w:rPr>
+              <w:t xml:space="preserve">UAT-04</w:t>
+            </w:r>
+          </w:p>
+        </w:tc>
+        <w:tc>
+          <w:tcPr>
+            <w:tcW w:type="dxa" w:w="6860"/>
+            <w:tcBorders>
+              <w:top w:val="single" w:color="8C9BAB" w:sz="4"/>
+              <w:left w:val="single" w:color="8C9BAB" w:sz="4"/>
+              <w:bottom w:val="single" w:color="8C9BAB" w:sz="4"/>
+              <w:right w:val="single" w:color="8C9BAB" w:sz="4"/>
+            </w:tcBorders>
+            <w:tcMar>
+              <w:top w:type="dxa" w:w="60"/>
+              <w:left w:type="dxa" w:w="90"/>
+              <w:bottom w:type="dxa" w:w="60"/>
+              <w:right w:type="dxa" w:w="90"/>
+            </w:tcMar>
+            <w:vAlign w:val="top"/>
+          </w:tcPr>
+          <w:p>
+            <w:pPr>
+              <w:spacing w:after="40"/>
+              <w:jc w:val="left"/>
+            </w:pPr>
+            <w:r>
+              <w:rPr>
+                <w:b w:val="false"/>
+                <w:bCs w:val="false"/>
+                <w:sz w:val="18"/>
+                <w:szCs w:val="18"/>
+              </w:rPr>
+              <w:t xml:space="preserve">"Registration confirmed for SWC4263 Software Testing and Quality Assurance. Reference: REG-A6D822DC at 2026-10-12 09:20:12." displayed in 0.16 s; seats now 1/40.</w:t>
+            </w:r>
+          </w:p>
+        </w:tc>
+        <w:tc>
+          <w:tcPr>
+            <w:tcW w:type="dxa" w:w="1263"/>
+            <w:tcBorders>
+              <w:top w:val="single" w:color="8C9BAB" w:sz="4"/>
+              <w:left w:val="single" w:color="8C9BAB" w:sz="4"/>
+              <w:bottom w:val="single" w:color="8C9BAB" w:sz="4"/>
+              <w:right w:val="single" w:color="8C9BAB" w:sz="4"/>
+            </w:tcBorders>
+            <w:shd w:fill="DFF3E3" w:color="auto" w:val="clear"/>
+            <w:tcMar>
+              <w:top w:type="dxa" w:w="60"/>
+              <w:left w:type="dxa" w:w="90"/>
+              <w:bottom w:type="dxa" w:w="60"/>
+              <w:right w:type="dxa" w:w="90"/>
+            </w:tcMar>
+            <w:vAlign w:val="top"/>
+          </w:tcPr>
+          <w:p>
+            <w:pPr>
+              <w:spacing w:after="40"/>
+              <w:jc w:val="left"/>
+            </w:pPr>
+            <w:r>
+              <w:rPr>
+                <w:b w:val="false"/>
+                <w:bCs w:val="false"/>
+                <w:sz w:val="18"/>
+                <w:szCs w:val="18"/>
+              </w:rPr>
+              <w:t xml:space="preserve">PASS</w:t>
+            </w:r>
+          </w:p>
+        </w:tc>
+      </w:tr>
+      <w:tr>
+        <w:trPr>
+          <w:cantSplit/>
+        </w:trPr>
+        <w:tc>
+          <w:tcPr>
+            <w:tcW w:type="dxa" w:w="903"/>
+            <w:tcBorders>
+              <w:top w:val="single" w:color="8C9BAB" w:sz="4"/>
+              <w:left w:val="single" w:color="8C9BAB" w:sz="4"/>
+              <w:bottom w:val="single" w:color="8C9BAB" w:sz="4"/>
+              <w:right w:val="single" w:color="8C9BAB" w:sz="4"/>
+            </w:tcBorders>
+            <w:tcMar>
+              <w:top w:type="dxa" w:w="60"/>
+              <w:left w:type="dxa" w:w="90"/>
+              <w:bottom w:type="dxa" w:w="60"/>
+              <w:right w:type="dxa" w:w="90"/>
+            </w:tcMar>
+            <w:vAlign w:val="top"/>
+          </w:tcPr>
+          <w:p>
+            <w:pPr>
+              <w:spacing w:after="40"/>
+              <w:jc w:val="left"/>
+            </w:pPr>
+            <w:r>
+              <w:rPr>
+                <w:b/>
+                <w:bCs/>
+                <w:sz w:val="18"/>
+                <w:szCs w:val="18"/>
+              </w:rPr>
+              <w:t xml:space="preserve">UAT-05</w:t>
+            </w:r>
+          </w:p>
+        </w:tc>
+        <w:tc>
+          <w:tcPr>
+            <w:tcW w:type="dxa" w:w="6860"/>
+            <w:tcBorders>
+              <w:top w:val="single" w:color="8C9BAB" w:sz="4"/>
+              <w:left w:val="single" w:color="8C9BAB" w:sz="4"/>
+              <w:bottom w:val="single" w:color="8C9BAB" w:sz="4"/>
+              <w:right w:val="single" w:color="8C9BAB" w:sz="4"/>
+            </w:tcBorders>
+            <w:tcMar>
+              <w:top w:type="dxa" w:w="60"/>
+              <w:left w:type="dxa" w:w="90"/>
+              <w:bottom w:type="dxa" w:w="60"/>
+              <w:right w:type="dxa" w:w="90"/>
+            </w:tcMar>
+            <w:vAlign w:val="top"/>
+          </w:tcPr>
+          <w:p>
+            <w:pPr>
+              <w:spacing w:after="40"/>
+              <w:jc w:val="left"/>
+            </w:pPr>
+            <w:r>
+              <w:rPr>
+                <w:b w:val="false"/>
+                <w:bCs w:val="false"/>
+                <w:sz w:val="18"/>
+                <w:szCs w:val="18"/>
+              </w:rPr>
+              <w:t xml:space="preserve">"SWC4413 is full (30/30). Registration rejected." Seats before 30/30, after 30/30.</w:t>
+            </w:r>
+          </w:p>
+        </w:tc>
+        <w:tc>
+          <w:tcPr>
+            <w:tcW w:type="dxa" w:w="1263"/>
+            <w:tcBorders>
+              <w:top w:val="single" w:color="8C9BAB" w:sz="4"/>
+              <w:left w:val="single" w:color="8C9BAB" w:sz="4"/>
+              <w:bottom w:val="single" w:color="8C9BAB" w:sz="4"/>
+              <w:right w:val="single" w:color="8C9BAB" w:sz="4"/>
+            </w:tcBorders>
+            <w:shd w:fill="DFF3E3" w:color="auto" w:val="clear"/>
+            <w:tcMar>
+              <w:top w:type="dxa" w:w="60"/>
+              <w:left w:type="dxa" w:w="90"/>
+              <w:bottom w:type="dxa" w:w="60"/>
+              <w:right w:type="dxa" w:w="90"/>
+            </w:tcMar>
+            <w:vAlign w:val="top"/>
+          </w:tcPr>
+          <w:p>
+            <w:pPr>
+              <w:spacing w:after="40"/>
+              <w:jc w:val="left"/>
+            </w:pPr>
+            <w:r>
+              <w:rPr>
+                <w:b w:val="false"/>
+                <w:bCs w:val="false"/>
+                <w:sz w:val="18"/>
+                <w:szCs w:val="18"/>
+              </w:rPr>
+              <w:t xml:space="preserve">PASS</w:t>
+            </w:r>
+          </w:p>
+        </w:tc>
+      </w:tr>
+      <w:tr>
+        <w:trPr>
+          <w:cantSplit/>
+        </w:trPr>
+        <w:tc>
+          <w:tcPr>
+            <w:tcW w:type="dxa" w:w="903"/>
+            <w:tcBorders>
+              <w:top w:val="single" w:color="8C9BAB" w:sz="4"/>
+              <w:left w:val="single" w:color="8C9BAB" w:sz="4"/>
+              <w:bottom w:val="single" w:color="8C9BAB" w:sz="4"/>
+              <w:right w:val="single" w:color="8C9BAB" w:sz="4"/>
+            </w:tcBorders>
+            <w:tcMar>
+              <w:top w:type="dxa" w:w="60"/>
+              <w:left w:type="dxa" w:w="90"/>
+              <w:bottom w:type="dxa" w:w="60"/>
+              <w:right w:type="dxa" w:w="90"/>
+            </w:tcMar>
+            <w:vAlign w:val="top"/>
+          </w:tcPr>
+          <w:p>
+            <w:pPr>
+              <w:spacing w:after="40"/>
+              <w:jc w:val="left"/>
+            </w:pPr>
+            <w:r>
+              <w:rPr>
+                <w:b/>
+                <w:bCs/>
+                <w:sz w:val="18"/>
+                <w:szCs w:val="18"/>
+              </w:rPr>
+              <w:t xml:space="preserve">UAT-06</w:t>
+            </w:r>
+          </w:p>
+        </w:tc>
+        <w:tc>
+          <w:tcPr>
+            <w:tcW w:type="dxa" w:w="6860"/>
+            <w:tcBorders>
+              <w:top w:val="single" w:color="8C9BAB" w:sz="4"/>
+              <w:left w:val="single" w:color="8C9BAB" w:sz="4"/>
+              <w:bottom w:val="single" w:color="8C9BAB" w:sz="4"/>
+              <w:right w:val="single" w:color="8C9BAB" w:sz="4"/>
+            </w:tcBorders>
+            <w:tcMar>
+              <w:top w:type="dxa" w:w="60"/>
+              <w:left w:type="dxa" w:w="90"/>
+              <w:bottom w:type="dxa" w:w="60"/>
+              <w:right w:type="dxa" w:w="90"/>
+            </w:tcMar>
+            <w:vAlign w:val="top"/>
+          </w:tcPr>
+          <w:p>
+            <w:pPr>
+              <w:spacing w:after="40"/>
+              <w:jc w:val="left"/>
+            </w:pPr>
+            <w:r>
+              <w:rPr>
+                <w:b w:val="false"/>
+                <w:bCs w:val="false"/>
+                <w:sz w:val="18"/>
+                <w:szCs w:val="18"/>
+              </w:rPr>
+              <w:t xml:space="preserve">Seats before 29/30. S001: "Registration confirmed for SWC4613 Data Mining. Reference: REG-BBE6BBCA at 2026-10-12 09:20:14." (0.14 s). S060 then: "SWC4613 is full (30/30). Registration rejected.". Seats after 30/30.</w:t>
+            </w:r>
+          </w:p>
+        </w:tc>
+        <w:tc>
+          <w:tcPr>
+            <w:tcW w:type="dxa" w:w="1263"/>
+            <w:tcBorders>
+              <w:top w:val="single" w:color="8C9BAB" w:sz="4"/>
+              <w:left w:val="single" w:color="8C9BAB" w:sz="4"/>
+              <w:bottom w:val="single" w:color="8C9BAB" w:sz="4"/>
+              <w:right w:val="single" w:color="8C9BAB" w:sz="4"/>
+            </w:tcBorders>
+            <w:shd w:fill="DFF3E3" w:color="auto" w:val="clear"/>
+            <w:tcMar>
+              <w:top w:type="dxa" w:w="60"/>
+              <w:left w:type="dxa" w:w="90"/>
+              <w:bottom w:type="dxa" w:w="60"/>
+              <w:right w:type="dxa" w:w="90"/>
+            </w:tcMar>
+            <w:vAlign w:val="top"/>
+          </w:tcPr>
+          <w:p>
+            <w:pPr>
+              <w:spacing w:after="40"/>
+              <w:jc w:val="left"/>
+            </w:pPr>
+            <w:r>
+              <w:rPr>
+                <w:b w:val="false"/>
+                <w:bCs w:val="false"/>
+                <w:sz w:val="18"/>
+                <w:szCs w:val="18"/>
+              </w:rPr>
+              <w:t xml:space="preserve">PASS</w:t>
+            </w:r>
+          </w:p>
+        </w:tc>
+      </w:tr>
+      <w:tr>
+        <w:trPr>
+          <w:cantSplit/>
+        </w:trPr>
+        <w:tc>
+          <w:tcPr>
+            <w:tcW w:type="dxa" w:w="903"/>
+            <w:tcBorders>
+              <w:top w:val="single" w:color="8C9BAB" w:sz="4"/>
+              <w:left w:val="single" w:color="8C9BAB" w:sz="4"/>
+              <w:bottom w:val="single" w:color="8C9BAB" w:sz="4"/>
+              <w:right w:val="single" w:color="8C9BAB" w:sz="4"/>
+            </w:tcBorders>
+            <w:tcMar>
+              <w:top w:type="dxa" w:w="60"/>
+              <w:left w:type="dxa" w:w="90"/>
+              <w:bottom w:type="dxa" w:w="60"/>
+              <w:right w:type="dxa" w:w="90"/>
+            </w:tcMar>
+            <w:vAlign w:val="top"/>
+          </w:tcPr>
+          <w:p>
+            <w:pPr>
+              <w:spacing w:after="40"/>
+              <w:jc w:val="left"/>
+            </w:pPr>
+            <w:r>
+              <w:rPr>
+                <w:b/>
+                <w:bCs/>
+                <w:sz w:val="18"/>
+                <w:szCs w:val="18"/>
+              </w:rPr>
+              <w:t xml:space="preserve">UAT-07</w:t>
+            </w:r>
+          </w:p>
+        </w:tc>
+        <w:tc>
+          <w:tcPr>
+            <w:tcW w:type="dxa" w:w="6860"/>
+            <w:tcBorders>
+              <w:top w:val="single" w:color="8C9BAB" w:sz="4"/>
+              <w:left w:val="single" w:color="8C9BAB" w:sz="4"/>
+              <w:bottom w:val="single" w:color="8C9BAB" w:sz="4"/>
+              <w:right w:val="single" w:color="8C9BAB" w:sz="4"/>
+            </w:tcBorders>
+            <w:tcMar>
+              <w:top w:type="dxa" w:w="60"/>
+              <w:left w:type="dxa" w:w="90"/>
+              <w:bottom w:type="dxa" w:w="60"/>
+              <w:right w:type="dxa" w:w="90"/>
+            </w:tcMar>
+            <w:vAlign w:val="top"/>
+          </w:tcPr>
+          <w:p>
+            <w:pPr>
+              <w:spacing w:after="40"/>
+              <w:jc w:val="left"/>
+            </w:pPr>
+            <w:r>
+              <w:rPr>
+                <w:b w:val="false"/>
+                <w:bCs w:val="false"/>
+                <w:sz w:val="18"/>
+                <w:szCs w:val="18"/>
+              </w:rPr>
+              <w:t xml:space="preserve">Re-submitted SWC4263: "You are already registered for SWC4263."; seats remain 1/40.</w:t>
+            </w:r>
+          </w:p>
+        </w:tc>
+        <w:tc>
+          <w:tcPr>
+            <w:tcW w:type="dxa" w:w="1263"/>
+            <w:tcBorders>
+              <w:top w:val="single" w:color="8C9BAB" w:sz="4"/>
+              <w:left w:val="single" w:color="8C9BAB" w:sz="4"/>
+              <w:bottom w:val="single" w:color="8C9BAB" w:sz="4"/>
+              <w:right w:val="single" w:color="8C9BAB" w:sz="4"/>
+            </w:tcBorders>
+            <w:shd w:fill="DFF3E3" w:color="auto" w:val="clear"/>
+            <w:tcMar>
+              <w:top w:type="dxa" w:w="60"/>
+              <w:left w:type="dxa" w:w="90"/>
+              <w:bottom w:type="dxa" w:w="60"/>
+              <w:right w:type="dxa" w:w="90"/>
+            </w:tcMar>
+            <w:vAlign w:val="top"/>
+          </w:tcPr>
+          <w:p>
+            <w:pPr>
+              <w:spacing w:after="40"/>
+              <w:jc w:val="left"/>
+            </w:pPr>
+            <w:r>
+              <w:rPr>
+                <w:b w:val="false"/>
+                <w:bCs w:val="false"/>
+                <w:sz w:val="18"/>
+                <w:szCs w:val="18"/>
+              </w:rPr>
+              <w:t xml:space="preserve">PASS</w:t>
+            </w:r>
+          </w:p>
+        </w:tc>
+      </w:tr>
+      <w:tr>
+        <w:trPr>
+          <w:cantSplit/>
+        </w:trPr>
+        <w:tc>
+          <w:tcPr>
+            <w:tcW w:type="dxa" w:w="903"/>
+            <w:tcBorders>
+              <w:top w:val="single" w:color="8C9BAB" w:sz="4"/>
+              <w:left w:val="single" w:color="8C9BAB" w:sz="4"/>
+              <w:bottom w:val="single" w:color="8C9BAB" w:sz="4"/>
+              <w:right w:val="single" w:color="8C9BAB" w:sz="4"/>
+            </w:tcBorders>
+            <w:tcMar>
+              <w:top w:type="dxa" w:w="60"/>
+              <w:left w:type="dxa" w:w="90"/>
+              <w:bottom w:type="dxa" w:w="60"/>
+              <w:right w:type="dxa" w:w="90"/>
+            </w:tcMar>
+            <w:vAlign w:val="top"/>
+          </w:tcPr>
+          <w:p>
+            <w:pPr>
+              <w:spacing w:after="40"/>
+              <w:jc w:val="left"/>
+            </w:pPr>
+            <w:r>
+              <w:rPr>
+                <w:b/>
+                <w:bCs/>
+                <w:sz w:val="18"/>
+                <w:szCs w:val="18"/>
+              </w:rPr>
+              <w:t xml:space="preserve">UAT-08</w:t>
+            </w:r>
+          </w:p>
+        </w:tc>
+        <w:tc>
+          <w:tcPr>
+            <w:tcW w:type="dxa" w:w="6860"/>
+            <w:tcBorders>
+              <w:top w:val="single" w:color="8C9BAB" w:sz="4"/>
+              <w:left w:val="single" w:color="8C9BAB" w:sz="4"/>
+              <w:bottom w:val="single" w:color="8C9BAB" w:sz="4"/>
+              <w:right w:val="single" w:color="8C9BAB" w:sz="4"/>
+            </w:tcBorders>
+            <w:tcMar>
+              <w:top w:type="dxa" w:w="60"/>
+              <w:left w:type="dxa" w:w="90"/>
+              <w:bottom w:type="dxa" w:w="60"/>
+              <w:right w:type="dxa" w:w="90"/>
+            </w:tcMar>
+            <w:vAlign w:val="top"/>
+          </w:tcPr>
+          <w:p>
+            <w:pPr>
+              <w:spacing w:after="40"/>
+              <w:jc w:val="left"/>
+            </w:pPr>
+            <w:r>
+              <w:rPr>
+                <w:b w:val="false"/>
+                <w:bCs w:val="false"/>
+                <w:sz w:val="18"/>
+                <w:szCs w:val="18"/>
+              </w:rPr>
+              <w:t xml:space="preserve">"Timetable clash with SWC4263 (Mon 09:00-11:00)."</w:t>
+            </w:r>
+          </w:p>
+        </w:tc>
+        <w:tc>
+          <w:tcPr>
+            <w:tcW w:type="dxa" w:w="1263"/>
+            <w:tcBorders>
+              <w:top w:val="single" w:color="8C9BAB" w:sz="4"/>
+              <w:left w:val="single" w:color="8C9BAB" w:sz="4"/>
+              <w:bottom w:val="single" w:color="8C9BAB" w:sz="4"/>
+              <w:right w:val="single" w:color="8C9BAB" w:sz="4"/>
+            </w:tcBorders>
+            <w:shd w:fill="DFF3E3" w:color="auto" w:val="clear"/>
+            <w:tcMar>
+              <w:top w:type="dxa" w:w="60"/>
+              <w:left w:type="dxa" w:w="90"/>
+              <w:bottom w:type="dxa" w:w="60"/>
+              <w:right w:type="dxa" w:w="90"/>
+            </w:tcMar>
+            <w:vAlign w:val="top"/>
+          </w:tcPr>
+          <w:p>
+            <w:pPr>
+              <w:spacing w:after="40"/>
+              <w:jc w:val="left"/>
+            </w:pPr>
+            <w:r>
+              <w:rPr>
+                <w:b w:val="false"/>
+                <w:bCs w:val="false"/>
+                <w:sz w:val="18"/>
+                <w:szCs w:val="18"/>
+              </w:rPr>
+              <w:t xml:space="preserve">PASS</w:t>
+            </w:r>
+          </w:p>
+        </w:tc>
+      </w:tr>
+      <w:tr>
+        <w:trPr>
+          <w:cantSplit/>
+        </w:trPr>
+        <w:tc>
+          <w:tcPr>
+            <w:tcW w:type="dxa" w:w="903"/>
+            <w:tcBorders>
+              <w:top w:val="single" w:color="8C9BAB" w:sz="4"/>
+              <w:left w:val="single" w:color="8C9BAB" w:sz="4"/>
+              <w:bottom w:val="single" w:color="8C9BAB" w:sz="4"/>
+              <w:right w:val="single" w:color="8C9BAB" w:sz="4"/>
+            </w:tcBorders>
+            <w:tcMar>
+              <w:top w:type="dxa" w:w="60"/>
+              <w:left w:type="dxa" w:w="90"/>
+              <w:bottom w:type="dxa" w:w="60"/>
+              <w:right w:type="dxa" w:w="90"/>
+            </w:tcMar>
+            <w:vAlign w:val="top"/>
+          </w:tcPr>
+          <w:p>
+            <w:pPr>
+              <w:spacing w:after="40"/>
+              <w:jc w:val="left"/>
+            </w:pPr>
+            <w:r>
+              <w:rPr>
+                <w:b/>
+                <w:bCs/>
+                <w:sz w:val="18"/>
+                <w:szCs w:val="18"/>
+              </w:rPr>
+              <w:t xml:space="preserve">UAT-09</w:t>
+            </w:r>
+          </w:p>
+        </w:tc>
+        <w:tc>
+          <w:tcPr>
+            <w:tcW w:type="dxa" w:w="6860"/>
+            <w:tcBorders>
+              <w:top w:val="single" w:color="8C9BAB" w:sz="4"/>
+              <w:left w:val="single" w:color="8C9BAB" w:sz="4"/>
+              <w:bottom w:val="single" w:color="8C9BAB" w:sz="4"/>
+              <w:right w:val="single" w:color="8C9BAB" w:sz="4"/>
+            </w:tcBorders>
+            <w:tcMar>
+              <w:top w:type="dxa" w:w="60"/>
+              <w:left w:type="dxa" w:w="90"/>
+              <w:bottom w:type="dxa" w:w="60"/>
+              <w:right w:type="dxa" w:w="90"/>
+            </w:tcMar>
+            <w:vAlign w:val="top"/>
+          </w:tcPr>
+          <w:p>
+            <w:pPr>
+              <w:spacing w:after="40"/>
+              <w:jc w:val="left"/>
+            </w:pPr>
+            <w:r>
+              <w:rPr>
+                <w:b w:val="false"/>
+                <w:bCs w:val="false"/>
+                <w:sz w:val="18"/>
+                <w:szCs w:val="18"/>
+              </w:rPr>
+              <w:t xml:space="preserve">SWC4213 confirmed (0.13 s), SWC4323 confirmed (0.13 s), SWC4513 confirmed (0.13 s), SWC4723 confirmed (0.14 s). Then SWC4823: "Credit limit exceeded: 20 + 3 credits is more than the maximum of 20."</w:t>
+            </w:r>
+          </w:p>
+        </w:tc>
+        <w:tc>
+          <w:tcPr>
+            <w:tcW w:type="dxa" w:w="1263"/>
+            <w:tcBorders>
+              <w:top w:val="single" w:color="8C9BAB" w:sz="4"/>
+              <w:left w:val="single" w:color="8C9BAB" w:sz="4"/>
+              <w:bottom w:val="single" w:color="8C9BAB" w:sz="4"/>
+              <w:right w:val="single" w:color="8C9BAB" w:sz="4"/>
+            </w:tcBorders>
+            <w:shd w:fill="DFF3E3" w:color="auto" w:val="clear"/>
+            <w:tcMar>
+              <w:top w:type="dxa" w:w="60"/>
+              <w:left w:type="dxa" w:w="90"/>
+              <w:bottom w:type="dxa" w:w="60"/>
+              <w:right w:type="dxa" w:w="90"/>
+            </w:tcMar>
+            <w:vAlign w:val="top"/>
+          </w:tcPr>
+          <w:p>
+            <w:pPr>
+              <w:spacing w:after="40"/>
+              <w:jc w:val="left"/>
+            </w:pPr>
+            <w:r>
+              <w:rPr>
+                <w:b w:val="false"/>
+                <w:bCs w:val="false"/>
+                <w:sz w:val="18"/>
+                <w:szCs w:val="18"/>
+              </w:rPr>
+              <w:t xml:space="preserve">PASS</w:t>
+            </w:r>
+          </w:p>
+        </w:tc>
+      </w:tr>
+      <w:tr>
+        <w:trPr>
+          <w:cantSplit/>
+        </w:trPr>
+        <w:tc>
+          <w:tcPr>
+            <w:tcW w:type="dxa" w:w="903"/>
+            <w:tcBorders>
+              <w:top w:val="single" w:color="8C9BAB" w:sz="4"/>
+              <w:left w:val="single" w:color="8C9BAB" w:sz="4"/>
+              <w:bottom w:val="single" w:color="8C9BAB" w:sz="4"/>
+              <w:right w:val="single" w:color="8C9BAB" w:sz="4"/>
+            </w:tcBorders>
+            <w:tcMar>
+              <w:top w:type="dxa" w:w="60"/>
+              <w:left w:type="dxa" w:w="90"/>
+              <w:bottom w:type="dxa" w:w="60"/>
+              <w:right w:type="dxa" w:w="90"/>
+            </w:tcMar>
+            <w:vAlign w:val="top"/>
+          </w:tcPr>
+          <w:p>
+            <w:pPr>
+              <w:spacing w:after="40"/>
+              <w:jc w:val="left"/>
+            </w:pPr>
+            <w:r>
+              <w:rPr>
+                <w:b/>
+                <w:bCs/>
+                <w:sz w:val="18"/>
+                <w:szCs w:val="18"/>
+              </w:rPr>
+              <w:t xml:space="preserve">UAT-10</w:t>
+            </w:r>
+          </w:p>
+        </w:tc>
+        <w:tc>
+          <w:tcPr>
+            <w:tcW w:type="dxa" w:w="6860"/>
+            <w:tcBorders>
+              <w:top w:val="single" w:color="8C9BAB" w:sz="4"/>
+              <w:left w:val="single" w:color="8C9BAB" w:sz="4"/>
+              <w:bottom w:val="single" w:color="8C9BAB" w:sz="4"/>
+              <w:right w:val="single" w:color="8C9BAB" w:sz="4"/>
+            </w:tcBorders>
+            <w:tcMar>
+              <w:top w:type="dxa" w:w="60"/>
+              <w:left w:type="dxa" w:w="90"/>
+              <w:bottom w:type="dxa" w:w="60"/>
+              <w:right w:type="dxa" w:w="90"/>
+            </w:tcMar>
+            <w:vAlign w:val="top"/>
+          </w:tcPr>
+          <w:p>
+            <w:pPr>
+              <w:spacing w:after="40"/>
+              <w:jc w:val="left"/>
+            </w:pPr>
+            <w:r>
+              <w:rPr>
+                <w:b w:val="false"/>
+                <w:bCs w:val="false"/>
+                <w:sz w:val="18"/>
+                <w:szCs w:val="18"/>
+              </w:rPr>
+              <w:t xml:space="preserve">6 courses listed in day/time order (Mon 09:00-11:00 SWC4263; Tue 14:00-16:00 SWC4213; Wed 09:00-12:00 SWC4323; Thu 14:00-16:00 SWC4513; Fri 09:00-11:00 SWC4613; Fri 14:00-17:00 SWC4723). Total credits: 20 / 20.</w:t>
+            </w:r>
+          </w:p>
+        </w:tc>
+        <w:tc>
+          <w:tcPr>
+            <w:tcW w:type="dxa" w:w="1263"/>
+            <w:tcBorders>
+              <w:top w:val="single" w:color="8C9BAB" w:sz="4"/>
+              <w:left w:val="single" w:color="8C9BAB" w:sz="4"/>
+              <w:bottom w:val="single" w:color="8C9BAB" w:sz="4"/>
+              <w:right w:val="single" w:color="8C9BAB" w:sz="4"/>
+            </w:tcBorders>
+            <w:shd w:fill="DFF3E3" w:color="auto" w:val="clear"/>
+            <w:tcMar>
+              <w:top w:type="dxa" w:w="60"/>
+              <w:left w:type="dxa" w:w="90"/>
+              <w:bottom w:type="dxa" w:w="60"/>
+              <w:right w:type="dxa" w:w="90"/>
+            </w:tcMar>
+            <w:vAlign w:val="top"/>
+          </w:tcPr>
+          <w:p>
+            <w:pPr>
+              <w:spacing w:after="40"/>
+              <w:jc w:val="left"/>
+            </w:pPr>
+            <w:r>
+              <w:rPr>
+                <w:b w:val="false"/>
+                <w:bCs w:val="false"/>
+                <w:sz w:val="18"/>
+                <w:szCs w:val="18"/>
+              </w:rPr>
+              <w:t xml:space="preserve">PASS</w:t>
+            </w:r>
+          </w:p>
+        </w:tc>
+      </w:tr>
+      <w:tr>
+        <w:trPr>
+          <w:cantSplit/>
+        </w:trPr>
+        <w:tc>
+          <w:tcPr>
+            <w:tcW w:type="dxa" w:w="903"/>
+            <w:tcBorders>
+              <w:top w:val="single" w:color="8C9BAB" w:sz="4"/>
+              <w:left w:val="single" w:color="8C9BAB" w:sz="4"/>
+              <w:bottom w:val="single" w:color="8C9BAB" w:sz="4"/>
+              <w:right w:val="single" w:color="8C9BAB" w:sz="4"/>
+            </w:tcBorders>
+            <w:tcMar>
+              <w:top w:type="dxa" w:w="60"/>
+              <w:left w:type="dxa" w:w="90"/>
+              <w:bottom w:type="dxa" w:w="60"/>
+              <w:right w:type="dxa" w:w="90"/>
+            </w:tcMar>
+            <w:vAlign w:val="top"/>
+          </w:tcPr>
+          <w:p>
+            <w:pPr>
+              <w:spacing w:after="40"/>
+              <w:jc w:val="left"/>
+            </w:pPr>
+            <w:r>
+              <w:rPr>
+                <w:b/>
+                <w:bCs/>
+                <w:sz w:val="18"/>
+                <w:szCs w:val="18"/>
+              </w:rPr>
+              <w:t xml:space="preserve">UAT-11</w:t>
+            </w:r>
+          </w:p>
+        </w:tc>
+        <w:tc>
+          <w:tcPr>
+            <w:tcW w:type="dxa" w:w="6860"/>
+            <w:tcBorders>
+              <w:top w:val="single" w:color="8C9BAB" w:sz="4"/>
+              <w:left w:val="single" w:color="8C9BAB" w:sz="4"/>
+              <w:bottom w:val="single" w:color="8C9BAB" w:sz="4"/>
+              <w:right w:val="single" w:color="8C9BAB" w:sz="4"/>
+            </w:tcBorders>
+            <w:tcMar>
+              <w:top w:type="dxa" w:w="60"/>
+              <w:left w:type="dxa" w:w="90"/>
+              <w:bottom w:type="dxa" w:w="60"/>
+              <w:right w:type="dxa" w:w="90"/>
+            </w:tcMar>
+            <w:vAlign w:val="top"/>
+          </w:tcPr>
+          <w:p>
+            <w:pPr>
+              <w:spacing w:after="40"/>
+              <w:jc w:val="left"/>
+            </w:pPr>
+            <w:r>
+              <w:rPr>
+                <w:b w:val="false"/>
+                <w:bCs w:val="false"/>
+                <w:sz w:val="18"/>
+                <w:szCs w:val="18"/>
+              </w:rPr>
+              <w:t xml:space="preserve">"SWC4613 dropped. Your seat has been released." Course removed from timetable: true. Total credits: 17 / 20. SWC4613 seats now 29/30.</w:t>
+            </w:r>
+          </w:p>
+        </w:tc>
+        <w:tc>
+          <w:tcPr>
+            <w:tcW w:type="dxa" w:w="1263"/>
+            <w:tcBorders>
+              <w:top w:val="single" w:color="8C9BAB" w:sz="4"/>
+              <w:left w:val="single" w:color="8C9BAB" w:sz="4"/>
+              <w:bottom w:val="single" w:color="8C9BAB" w:sz="4"/>
+              <w:right w:val="single" w:color="8C9BAB" w:sz="4"/>
+            </w:tcBorders>
+            <w:shd w:fill="DFF3E3" w:color="auto" w:val="clear"/>
+            <w:tcMar>
+              <w:top w:type="dxa" w:w="60"/>
+              <w:left w:type="dxa" w:w="90"/>
+              <w:bottom w:type="dxa" w:w="60"/>
+              <w:right w:type="dxa" w:w="90"/>
+            </w:tcMar>
+            <w:vAlign w:val="top"/>
+          </w:tcPr>
+          <w:p>
+            <w:pPr>
+              <w:spacing w:after="40"/>
+              <w:jc w:val="left"/>
+            </w:pPr>
+            <w:r>
+              <w:rPr>
+                <w:b w:val="false"/>
+                <w:bCs w:val="false"/>
+                <w:sz w:val="18"/>
+                <w:szCs w:val="18"/>
+              </w:rPr>
+              <w:t xml:space="preserve">PASS</w:t>
+            </w:r>
+          </w:p>
+        </w:tc>
+      </w:tr>
+      <w:tr>
+        <w:trPr>
+          <w:cantSplit/>
+        </w:trPr>
+        <w:tc>
+          <w:tcPr>
+            <w:tcW w:type="dxa" w:w="903"/>
+            <w:tcBorders>
+              <w:top w:val="single" w:color="8C9BAB" w:sz="4"/>
+              <w:left w:val="single" w:color="8C9BAB" w:sz="4"/>
+              <w:bottom w:val="single" w:color="8C9BAB" w:sz="4"/>
+              <w:right w:val="single" w:color="8C9BAB" w:sz="4"/>
+            </w:tcBorders>
+            <w:tcMar>
+              <w:top w:type="dxa" w:w="60"/>
+              <w:left w:type="dxa" w:w="90"/>
+              <w:bottom w:type="dxa" w:w="60"/>
+              <w:right w:type="dxa" w:w="90"/>
+            </w:tcMar>
+            <w:vAlign w:val="top"/>
+          </w:tcPr>
+          <w:p>
+            <w:pPr>
+              <w:spacing w:after="40"/>
+              <w:jc w:val="left"/>
+            </w:pPr>
+            <w:r>
+              <w:rPr>
+                <w:b/>
+                <w:bCs/>
+                <w:sz w:val="18"/>
+                <w:szCs w:val="18"/>
+              </w:rPr>
+              <w:t xml:space="preserve">UAT-12</w:t>
+            </w:r>
+          </w:p>
+        </w:tc>
+        <w:tc>
+          <w:tcPr>
+            <w:tcW w:type="dxa" w:w="6860"/>
+            <w:tcBorders>
+              <w:top w:val="single" w:color="8C9BAB" w:sz="4"/>
+              <w:left w:val="single" w:color="8C9BAB" w:sz="4"/>
+              <w:bottom w:val="single" w:color="8C9BAB" w:sz="4"/>
+              <w:right w:val="single" w:color="8C9BAB" w:sz="4"/>
+            </w:tcBorders>
+            <w:tcMar>
+              <w:top w:type="dxa" w:w="60"/>
+              <w:left w:type="dxa" w:w="90"/>
+              <w:bottom w:type="dxa" w:w="60"/>
+              <w:right w:type="dxa" w:w="90"/>
+            </w:tcMar>
+            <w:vAlign w:val="top"/>
+          </w:tcPr>
+          <w:p>
+            <w:pPr>
+              <w:spacing w:after="40"/>
+              <w:jc w:val="left"/>
+            </w:pPr>
+            <w:r>
+              <w:rPr>
+                <w:b w:val="false"/>
+                <w:bCs w:val="false"/>
+                <w:sz w:val="18"/>
+                <w:szCs w:val="18"/>
+              </w:rPr>
+              <w:t xml:space="preserve">S001 registers SWC4823: "Registration confirmed for SWC4823 Final Year Project Seminar." (0.17 s). S060 retries the released SWC4613 seat: confirmed.</w:t>
+            </w:r>
+          </w:p>
+        </w:tc>
+        <w:tc>
+          <w:tcPr>
+            <w:tcW w:type="dxa" w:w="1263"/>
+            <w:tcBorders>
+              <w:top w:val="single" w:color="8C9BAB" w:sz="4"/>
+              <w:left w:val="single" w:color="8C9BAB" w:sz="4"/>
+              <w:bottom w:val="single" w:color="8C9BAB" w:sz="4"/>
+              <w:right w:val="single" w:color="8C9BAB" w:sz="4"/>
+            </w:tcBorders>
+            <w:shd w:fill="DFF3E3" w:color="auto" w:val="clear"/>
+            <w:tcMar>
+              <w:top w:type="dxa" w:w="60"/>
+              <w:left w:type="dxa" w:w="90"/>
+              <w:bottom w:type="dxa" w:w="60"/>
+              <w:right w:type="dxa" w:w="90"/>
+            </w:tcMar>
+            <w:vAlign w:val="top"/>
+          </w:tcPr>
+          <w:p>
+            <w:pPr>
+              <w:spacing w:after="40"/>
+              <w:jc w:val="left"/>
+            </w:pPr>
+            <w:r>
+              <w:rPr>
+                <w:b w:val="false"/>
+                <w:bCs w:val="false"/>
+                <w:sz w:val="18"/>
+                <w:szCs w:val="18"/>
+              </w:rPr>
+              <w:t xml:space="preserve">PASS</w:t>
+            </w:r>
+          </w:p>
+        </w:tc>
+      </w:tr>
+      <w:tr>
+        <w:trPr>
+          <w:cantSplit/>
+        </w:trPr>
+        <w:tc>
+          <w:tcPr>
+            <w:tcW w:type="dxa" w:w="903"/>
+            <w:tcBorders>
+              <w:top w:val="single" w:color="8C9BAB" w:sz="4"/>
+              <w:left w:val="single" w:color="8C9BAB" w:sz="4"/>
+              <w:bottom w:val="single" w:color="8C9BAB" w:sz="4"/>
+              <w:right w:val="single" w:color="8C9BAB" w:sz="4"/>
+            </w:tcBorders>
+            <w:tcMar>
+              <w:top w:type="dxa" w:w="60"/>
+              <w:left w:type="dxa" w:w="90"/>
+              <w:bottom w:type="dxa" w:w="60"/>
+              <w:right w:type="dxa" w:w="90"/>
+            </w:tcMar>
+            <w:vAlign w:val="top"/>
+          </w:tcPr>
+          <w:p>
+            <w:pPr>
+              <w:spacing w:after="40"/>
+              <w:jc w:val="left"/>
+            </w:pPr>
+            <w:r>
+              <w:rPr>
+                <w:b/>
+                <w:bCs/>
+                <w:sz w:val="18"/>
+                <w:szCs w:val="18"/>
+              </w:rPr>
+              <w:t xml:space="preserve">UAT-13</w:t>
+            </w:r>
+          </w:p>
+        </w:tc>
+        <w:tc>
+          <w:tcPr>
+            <w:tcW w:type="dxa" w:w="6860"/>
+            <w:tcBorders>
+              <w:top w:val="single" w:color="8C9BAB" w:sz="4"/>
+              <w:left w:val="single" w:color="8C9BAB" w:sz="4"/>
+              <w:bottom w:val="single" w:color="8C9BAB" w:sz="4"/>
+              <w:right w:val="single" w:color="8C9BAB" w:sz="4"/>
+            </w:tcBorders>
+            <w:tcMar>
+              <w:top w:type="dxa" w:w="60"/>
+              <w:left w:type="dxa" w:w="90"/>
+              <w:bottom w:type="dxa" w:w="60"/>
+              <w:right w:type="dxa" w:w="90"/>
+            </w:tcMar>
+            <w:vAlign w:val="top"/>
+          </w:tcPr>
+          <w:p>
+            <w:pPr>
+              <w:spacing w:after="40"/>
+              <w:jc w:val="left"/>
+            </w:pPr>
+            <w:r>
+              <w:rPr>
+                <w:b w:val="false"/>
+                <w:bCs w:val="false"/>
+                <w:sz w:val="18"/>
+                <w:szCs w:val="18"/>
+              </w:rPr>
+              <w:t xml:space="preserve">After logout, opening My Timetable redirects to the login page.</w:t>
+            </w:r>
+          </w:p>
+        </w:tc>
+        <w:tc>
+          <w:tcPr>
+            <w:tcW w:type="dxa" w:w="1263"/>
+            <w:tcBorders>
+              <w:top w:val="single" w:color="8C9BAB" w:sz="4"/>
+              <w:left w:val="single" w:color="8C9BAB" w:sz="4"/>
+              <w:bottom w:val="single" w:color="8C9BAB" w:sz="4"/>
+              <w:right w:val="single" w:color="8C9BAB" w:sz="4"/>
+            </w:tcBorders>
+            <w:shd w:fill="DFF3E3" w:color="auto" w:val="clear"/>
+            <w:tcMar>
+              <w:top w:type="dxa" w:w="60"/>
+              <w:left w:type="dxa" w:w="90"/>
+              <w:bottom w:type="dxa" w:w="60"/>
+              <w:right w:type="dxa" w:w="90"/>
+            </w:tcMar>
+            <w:vAlign w:val="top"/>
+          </w:tcPr>
+          <w:p>
+            <w:pPr>
+              <w:spacing w:after="40"/>
+              <w:jc w:val="left"/>
+            </w:pPr>
+            <w:r>
+              <w:rPr>
+                <w:b w:val="false"/>
+                <w:bCs w:val="false"/>
+                <w:sz w:val="18"/>
+                <w:szCs w:val="18"/>
+              </w:rPr>
+              <w:t xml:space="preserve">PASS</w:t>
+            </w:r>
+          </w:p>
+        </w:tc>
+      </w:tr>
+      <w:tr>
+        <w:trPr>
+          <w:cantSplit/>
+        </w:trPr>
+        <w:tc>
+          <w:tcPr>
+            <w:tcW w:type="dxa" w:w="903"/>
+            <w:tcBorders>
+              <w:top w:val="single" w:color="8C9BAB" w:sz="4"/>
+              <w:left w:val="single" w:color="8C9BAB" w:sz="4"/>
+              <w:bottom w:val="single" w:color="8C9BAB" w:sz="4"/>
+              <w:right w:val="single" w:color="8C9BAB" w:sz="4"/>
+            </w:tcBorders>
+            <w:tcMar>
+              <w:top w:type="dxa" w:w="60"/>
+              <w:left w:type="dxa" w:w="90"/>
+              <w:bottom w:type="dxa" w:w="60"/>
+              <w:right w:type="dxa" w:w="90"/>
+            </w:tcMar>
+            <w:vAlign w:val="top"/>
+          </w:tcPr>
+          <w:p>
+            <w:pPr>
+              <w:spacing w:after="40"/>
+              <w:jc w:val="left"/>
+            </w:pPr>
+            <w:r>
+              <w:rPr>
+                <w:b/>
+                <w:bCs/>
+                <w:sz w:val="18"/>
+                <w:szCs w:val="18"/>
+              </w:rPr>
+              <w:t xml:space="preserve">UAT-14</w:t>
+            </w:r>
+          </w:p>
+        </w:tc>
+        <w:tc>
+          <w:tcPr>
+            <w:tcW w:type="dxa" w:w="6860"/>
+            <w:tcBorders>
+              <w:top w:val="single" w:color="8C9BAB" w:sz="4"/>
+              <w:left w:val="single" w:color="8C9BAB" w:sz="4"/>
+              <w:bottom w:val="single" w:color="8C9BAB" w:sz="4"/>
+              <w:right w:val="single" w:color="8C9BAB" w:sz="4"/>
+            </w:tcBorders>
+            <w:tcMar>
+              <w:top w:type="dxa" w:w="60"/>
+              <w:left w:type="dxa" w:w="90"/>
+              <w:bottom w:type="dxa" w:w="60"/>
+              <w:right w:type="dxa" w:w="90"/>
+            </w:tcMar>
+            <w:vAlign w:val="top"/>
+          </w:tcPr>
+          <w:p>
+            <w:pPr>
+              <w:spacing w:after="40"/>
+              <w:jc w:val="left"/>
+            </w:pPr>
+            <w:r>
+              <w:rPr>
+                <w:b w:val="false"/>
+                <w:bCs w:val="false"/>
+                <w:sz w:val="18"/>
+                <w:szCs w:val="18"/>
+              </w:rPr>
+              <w:t xml:space="preserve">50 simultaneous requests for 10 seats: 10 confirmed, 40 rejected; 10 students stored as enrolled (capacity 10). Slowest response 0.20 s.</w:t>
+            </w:r>
+          </w:p>
+        </w:tc>
+        <w:tc>
+          <w:tcPr>
+            <w:tcW w:type="dxa" w:w="1263"/>
+            <w:tcBorders>
+              <w:top w:val="single" w:color="8C9BAB" w:sz="4"/>
+              <w:left w:val="single" w:color="8C9BAB" w:sz="4"/>
+              <w:bottom w:val="single" w:color="8C9BAB" w:sz="4"/>
+              <w:right w:val="single" w:color="8C9BAB" w:sz="4"/>
+            </w:tcBorders>
+            <w:shd w:fill="DFF3E3" w:color="auto" w:val="clear"/>
+            <w:tcMar>
+              <w:top w:type="dxa" w:w="60"/>
+              <w:left w:type="dxa" w:w="90"/>
+              <w:bottom w:type="dxa" w:w="60"/>
+              <w:right w:type="dxa" w:w="90"/>
+            </w:tcMar>
+            <w:vAlign w:val="top"/>
+          </w:tcPr>
+          <w:p>
+            <w:pPr>
+              <w:spacing w:after="40"/>
+              <w:jc w:val="left"/>
+            </w:pPr>
+            <w:r>
+              <w:rPr>
+                <w:b w:val="false"/>
+                <w:bCs w:val="false"/>
+                <w:sz w:val="18"/>
+                <w:szCs w:val="18"/>
+              </w:rPr>
+              <w:t xml:space="preserve">PASS</w:t>
+            </w:r>
+          </w:p>
+        </w:tc>
+      </w:tr>
+      <w:tr>
+        <w:trPr>
+          <w:cantSplit/>
+        </w:trPr>
+        <w:tc>
+          <w:tcPr>
+            <w:tcW w:type="dxa" w:w="903"/>
+            <w:tcBorders>
+              <w:top w:val="single" w:color="8C9BAB" w:sz="4"/>
+              <w:left w:val="single" w:color="8C9BAB" w:sz="4"/>
+              <w:bottom w:val="single" w:color="8C9BAB" w:sz="4"/>
+              <w:right w:val="single" w:color="8C9BAB" w:sz="4"/>
+            </w:tcBorders>
+            <w:tcMar>
+              <w:top w:type="dxa" w:w="60"/>
+              <w:left w:type="dxa" w:w="90"/>
+              <w:bottom w:type="dxa" w:w="60"/>
+              <w:right w:type="dxa" w:w="90"/>
+            </w:tcMar>
+            <w:vAlign w:val="top"/>
+          </w:tcPr>
+          <w:p>
+            <w:pPr>
+              <w:spacing w:after="40"/>
+              <w:jc w:val="left"/>
+            </w:pPr>
+            <w:r>
+              <w:rPr>
+                <w:b/>
+                <w:bCs/>
+                <w:sz w:val="18"/>
+                <w:szCs w:val="18"/>
+              </w:rPr>
+              <w:t xml:space="preserve">UAT-15</w:t>
+            </w:r>
+          </w:p>
+        </w:tc>
+        <w:tc>
+          <w:tcPr>
+            <w:tcW w:type="dxa" w:w="6860"/>
+            <w:tcBorders>
+              <w:top w:val="single" w:color="8C9BAB" w:sz="4"/>
+              <w:left w:val="single" w:color="8C9BAB" w:sz="4"/>
+              <w:bottom w:val="single" w:color="8C9BAB" w:sz="4"/>
+              <w:right w:val="single" w:color="8C9BAB" w:sz="4"/>
+            </w:tcBorders>
+            <w:tcMar>
+              <w:top w:type="dxa" w:w="60"/>
+              <w:left w:type="dxa" w:w="90"/>
+              <w:bottom w:type="dxa" w:w="60"/>
+              <w:right w:type="dxa" w:w="90"/>
+            </w:tcMar>
+            <w:vAlign w:val="top"/>
+          </w:tcPr>
+          <w:p>
+            <w:pPr>
+              <w:spacing w:after="40"/>
+              <w:jc w:val="left"/>
+            </w:pPr>
+            <w:r>
+              <w:rPr>
+                <w:b w:val="false"/>
+                <w:bCs w:val="false"/>
+                <w:sz w:val="18"/>
+                <w:szCs w:val="18"/>
+              </w:rPr>
+              <w:t xml:space="preserve">50/50 confirmed. Average 0.18 s, 95th percentile 0.46 s, slowest 0.56 s.</w:t>
+            </w:r>
+          </w:p>
+        </w:tc>
+        <w:tc>
+          <w:tcPr>
+            <w:tcW w:type="dxa" w:w="1263"/>
+            <w:tcBorders>
+              <w:top w:val="single" w:color="8C9BAB" w:sz="4"/>
+              <w:left w:val="single" w:color="8C9BAB" w:sz="4"/>
+              <w:bottom w:val="single" w:color="8C9BAB" w:sz="4"/>
+              <w:right w:val="single" w:color="8C9BAB" w:sz="4"/>
+            </w:tcBorders>
+            <w:shd w:fill="DFF3E3" w:color="auto" w:val="clear"/>
+            <w:tcMar>
+              <w:top w:type="dxa" w:w="60"/>
+              <w:left w:type="dxa" w:w="90"/>
+              <w:bottom w:type="dxa" w:w="60"/>
+              <w:right w:type="dxa" w:w="90"/>
+            </w:tcMar>
+            <w:vAlign w:val="top"/>
+          </w:tcPr>
+          <w:p>
+            <w:pPr>
+              <w:spacing w:after="40"/>
+              <w:jc w:val="left"/>
+            </w:pPr>
+            <w:r>
+              <w:rPr>
+                <w:b w:val="false"/>
+                <w:bCs w:val="false"/>
+                <w:sz w:val="18"/>
+                <w:szCs w:val="18"/>
+              </w:rPr>
+              <w:t xml:space="preserve">PASS</w:t>
+            </w:r>
+          </w:p>
+        </w:tc>
+      </w:tr>
+    </w:tbl>
+    <w:p>
+      <w:pPr>
+        <w:spacing w:after="200" w:before="60"/>
+        <w:jc w:val="center"/>
+      </w:pPr>
+      <w:r>
+        <w:rPr>
+          <w:i/>
+          <w:iCs/>
+          <w:sz w:val="20"/>
+          <w:szCs w:val="20"/>
+        </w:rPr>
+        <w:t xml:space="preserve">Table 4.12: Cycle 3 actual results</w:t>
+      </w:r>
+    </w:p>
+    <w:p>
+      <w:pPr>
+        <w:pStyle w:val="Heading3"/>
+      </w:pPr>
+      <w:r>
+        <w:t xml:space="preserve">4.4.7 Acceptance Criteria Status</w:t>
+      </w:r>
+    </w:p>
+    <w:tbl>
+      <w:tblPr>
+        <w:tblW w:type="dxa" w:w="9026"/>
+        <w:tblBorders>
+          <w:top w:val="single" w:color="auto" w:sz="4"/>
+          <w:left w:val="single" w:color="auto" w:sz="4"/>
+          <w:bottom w:val="single" w:color="auto" w:sz="4"/>
+          <w:right w:val="single" w:color="auto" w:sz="4"/>
+          <w:insideH w:val="single" w:color="auto" w:sz="4"/>
+          <w:insideV w:val="single" w:color="auto" w:sz="4"/>
+        </w:tblBorders>
+      </w:tblPr>
+      <w:tblGrid>
+        <w:gridCol w:w="2798"/>
+        <w:gridCol w:w="2979"/>
+        <w:gridCol w:w="1083"/>
+        <w:gridCol w:w="1083"/>
+        <w:gridCol w:w="1083"/>
+      </w:tblGrid>
+      <w:tr>
+        <w:trPr>
+          <w:tblHeader/>
+        </w:trPr>
+        <w:tc>
+          <w:tcPr>
+            <w:tcW w:type="dxa" w:w="2798"/>
+            <w:tcBorders>
+              <w:top w:val="single" w:color="8C9BAB" w:sz="4"/>
+              <w:left w:val="single" w:color="8C9BAB" w:sz="4"/>
+              <w:bottom w:val="single" w:color="8C9BAB" w:sz="4"/>
+              <w:right w:val="single" w:color="8C9BAB" w:sz="4"/>
+            </w:tcBorders>
+            <w:shd w:fill="1F3A5F" w:color="auto" w:val="clear"/>
+            <w:tcMar>
+              <w:top w:type="dxa" w:w="60"/>
+              <w:left w:type="dxa" w:w="90"/>
+              <w:bottom w:type="dxa" w:w="60"/>
+              <w:right w:type="dxa" w:w="90"/>
+            </w:tcMar>
+            <w:vAlign w:val="top"/>
+          </w:tcPr>
+          <w:p>
+            <w:pPr>
+              <w:spacing w:after="40"/>
+              <w:jc w:val="left"/>
+            </w:pPr>
+            <w:r>
+              <w:rPr>
+                <w:b/>
+                <w:bCs/>
+                <w:color w:val="FFFFFF"/>
+                <w:sz w:val="18"/>
+                <w:szCs w:val="18"/>
+              </w:rPr>
+              <w:t xml:space="preserve">Criterion</w:t>
+            </w:r>
+          </w:p>
+        </w:tc>
+        <w:tc>
+          <w:tcPr>
+            <w:tcW w:type="dxa" w:w="2979"/>
+            <w:tcBorders>
+              <w:top w:val="single" w:color="8C9BAB" w:sz="4"/>
+              <w:left w:val="single" w:color="8C9BAB" w:sz="4"/>
+              <w:bottom w:val="single" w:color="8C9BAB" w:sz="4"/>
+              <w:right w:val="single" w:color="8C9BAB" w:sz="4"/>
+            </w:tcBorders>
+            <w:shd w:fill="1F3A5F" w:color="auto" w:val="clear"/>
+            <w:tcMar>
+              <w:top w:type="dxa" w:w="60"/>
+              <w:left w:type="dxa" w:w="90"/>
+              <w:bottom w:type="dxa" w:w="60"/>
+              <w:right w:type="dxa" w:w="90"/>
+            </w:tcMar>
+            <w:vAlign w:val="top"/>
+          </w:tcPr>
+          <w:p>
+            <w:pPr>
+              <w:spacing w:after="40"/>
+              <w:jc w:val="left"/>
+            </w:pPr>
+            <w:r>
+              <w:rPr>
+                <w:b/>
+                <w:bCs/>
+                <w:color w:val="FFFFFF"/>
+                <w:sz w:val="18"/>
+                <w:szCs w:val="18"/>
+              </w:rPr>
+              <w:t xml:space="preserve">Evidence</w:t>
+            </w:r>
+          </w:p>
+        </w:tc>
+        <w:tc>
+          <w:tcPr>
+            <w:tcW w:type="dxa" w:w="1083"/>
+            <w:tcBorders>
+              <w:top w:val="single" w:color="8C9BAB" w:sz="4"/>
+              <w:left w:val="single" w:color="8C9BAB" w:sz="4"/>
+              <w:bottom w:val="single" w:color="8C9BAB" w:sz="4"/>
+              <w:right w:val="single" w:color="8C9BAB" w:sz="4"/>
+            </w:tcBorders>
+            <w:shd w:fill="1F3A5F" w:color="auto" w:val="clear"/>
+            <w:tcMar>
+              <w:top w:type="dxa" w:w="60"/>
+              <w:left w:type="dxa" w:w="90"/>
+              <w:bottom w:type="dxa" w:w="60"/>
+              <w:right w:type="dxa" w:w="90"/>
+            </w:tcMar>
+            <w:vAlign w:val="top"/>
+          </w:tcPr>
+          <w:p>
+            <w:pPr>
+              <w:spacing w:after="40"/>
+              <w:jc w:val="left"/>
+            </w:pPr>
+            <w:r>
+              <w:rPr>
+                <w:b/>
+                <w:bCs/>
+                <w:color w:val="FFFFFF"/>
+                <w:sz w:val="18"/>
+                <w:szCs w:val="18"/>
+              </w:rPr>
+              <w:t xml:space="preserve">Cycle 1</w:t>
+            </w:r>
+          </w:p>
+        </w:tc>
+        <w:tc>
+          <w:tcPr>
+            <w:tcW w:type="dxa" w:w="1083"/>
+            <w:tcBorders>
+              <w:top w:val="single" w:color="8C9BAB" w:sz="4"/>
+              <w:left w:val="single" w:color="8C9BAB" w:sz="4"/>
+              <w:bottom w:val="single" w:color="8C9BAB" w:sz="4"/>
+              <w:right w:val="single" w:color="8C9BAB" w:sz="4"/>
+            </w:tcBorders>
+            <w:shd w:fill="1F3A5F" w:color="auto" w:val="clear"/>
+            <w:tcMar>
+              <w:top w:type="dxa" w:w="60"/>
+              <w:left w:type="dxa" w:w="90"/>
+              <w:bottom w:type="dxa" w:w="60"/>
+              <w:right w:type="dxa" w:w="90"/>
+            </w:tcMar>
+            <w:vAlign w:val="top"/>
+          </w:tcPr>
+          <w:p>
+            <w:pPr>
+              <w:spacing w:after="40"/>
+              <w:jc w:val="left"/>
+            </w:pPr>
+            <w:r>
+              <w:rPr>
+                <w:b/>
+                <w:bCs/>
+                <w:color w:val="FFFFFF"/>
+                <w:sz w:val="18"/>
+                <w:szCs w:val="18"/>
+              </w:rPr>
+              <w:t xml:space="preserve">Cycle 2</w:t>
+            </w:r>
+          </w:p>
+        </w:tc>
+        <w:tc>
+          <w:tcPr>
+            <w:tcW w:type="dxa" w:w="1083"/>
+            <w:tcBorders>
+              <w:top w:val="single" w:color="8C9BAB" w:sz="4"/>
+              <w:left w:val="single" w:color="8C9BAB" w:sz="4"/>
+              <w:bottom w:val="single" w:color="8C9BAB" w:sz="4"/>
+              <w:right w:val="single" w:color="8C9BAB" w:sz="4"/>
+            </w:tcBorders>
+            <w:shd w:fill="1F3A5F" w:color="auto" w:val="clear"/>
+            <w:tcMar>
+              <w:top w:type="dxa" w:w="60"/>
+              <w:left w:type="dxa" w:w="90"/>
+              <w:bottom w:type="dxa" w:w="60"/>
+              <w:right w:type="dxa" w:w="90"/>
+            </w:tcMar>
+            <w:vAlign w:val="top"/>
+          </w:tcPr>
+          <w:p>
+            <w:pPr>
+              <w:spacing w:after="40"/>
+              <w:jc w:val="left"/>
+            </w:pPr>
+            <w:r>
+              <w:rPr>
+                <w:b/>
+                <w:bCs/>
+                <w:color w:val="FFFFFF"/>
+                <w:sz w:val="18"/>
+                <w:szCs w:val="18"/>
+              </w:rPr>
+              <w:t xml:space="preserve">Cycle 3</w:t>
+            </w:r>
+          </w:p>
+        </w:tc>
+      </w:tr>
+      <w:tr>
+        <w:trPr>
+          <w:cantSplit/>
+        </w:trPr>
+        <w:tc>
+          <w:tcPr>
+            <w:tcW w:type="dxa" w:w="2798"/>
+            <w:tcBorders>
+              <w:top w:val="single" w:color="8C9BAB" w:sz="4"/>
+              <w:left w:val="single" w:color="8C9BAB" w:sz="4"/>
+              <w:bottom w:val="single" w:color="8C9BAB" w:sz="4"/>
+              <w:right w:val="single" w:color="8C9BAB" w:sz="4"/>
+            </w:tcBorders>
+            <w:tcMar>
+              <w:top w:type="dxa" w:w="60"/>
+              <w:left w:type="dxa" w:w="90"/>
+              <w:bottom w:type="dxa" w:w="60"/>
+              <w:right w:type="dxa" w:w="90"/>
+            </w:tcMar>
+            <w:vAlign w:val="top"/>
+          </w:tcPr>
+          <w:p>
+            <w:pPr>
+              <w:spacing w:after="40"/>
+              <w:jc w:val="left"/>
+            </w:pPr>
+            <w:r>
+              <w:rPr>
+                <w:b/>
+                <w:bCs/>
+                <w:sz w:val="18"/>
+                <w:szCs w:val="18"/>
+              </w:rPr>
+              <w:t xml:space="preserve">AC-01 Registration confirmation</w:t>
+            </w:r>
+          </w:p>
+        </w:tc>
+        <w:tc>
+          <w:tcPr>
+            <w:tcW w:type="dxa" w:w="2979"/>
+            <w:tcBorders>
+              <w:top w:val="single" w:color="8C9BAB" w:sz="4"/>
+              <w:left w:val="single" w:color="8C9BAB" w:sz="4"/>
+              <w:bottom w:val="single" w:color="8C9BAB" w:sz="4"/>
+              <w:right w:val="single" w:color="8C9BAB" w:sz="4"/>
+            </w:tcBorders>
+            <w:tcMar>
+              <w:top w:type="dxa" w:w="60"/>
+              <w:left w:type="dxa" w:w="90"/>
+              <w:bottom w:type="dxa" w:w="60"/>
+              <w:right w:type="dxa" w:w="90"/>
+            </w:tcMar>
+            <w:vAlign w:val="top"/>
+          </w:tcPr>
+          <w:p>
+            <w:pPr>
+              <w:spacing w:after="40"/>
+              <w:jc w:val="left"/>
+            </w:pPr>
+            <w:r>
+              <w:rPr>
+                <w:b w:val="false"/>
+                <w:bCs w:val="false"/>
+                <w:sz w:val="18"/>
+                <w:szCs w:val="18"/>
+              </w:rPr>
+              <w:t xml:space="preserve">UAT-04, UAT-06, UAT-09, UAT-12, UAT-15</w:t>
+            </w:r>
+          </w:p>
+        </w:tc>
+        <w:tc>
+          <w:tcPr>
+            <w:tcW w:type="dxa" w:w="1083"/>
+            <w:tcBorders>
+              <w:top w:val="single" w:color="8C9BAB" w:sz="4"/>
+              <w:left w:val="single" w:color="8C9BAB" w:sz="4"/>
+              <w:bottom w:val="single" w:color="8C9BAB" w:sz="4"/>
+              <w:right w:val="single" w:color="8C9BAB" w:sz="4"/>
+            </w:tcBorders>
+            <w:tcMar>
+              <w:top w:type="dxa" w:w="60"/>
+              <w:left w:type="dxa" w:w="90"/>
+              <w:bottom w:type="dxa" w:w="60"/>
+              <w:right w:type="dxa" w:w="90"/>
+            </w:tcMar>
+            <w:vAlign w:val="top"/>
+          </w:tcPr>
+          <w:p>
+            <w:pPr>
+              <w:spacing w:after="40"/>
+              <w:jc w:val="left"/>
+            </w:pPr>
+            <w:r>
+              <w:rPr>
+                <w:b w:val="false"/>
+                <w:bCs w:val="false"/>
+                <w:sz w:val="18"/>
+                <w:szCs w:val="18"/>
+              </w:rPr>
+              <w:t xml:space="preserve">Met</w:t>
+            </w:r>
+          </w:p>
+        </w:tc>
+        <w:tc>
+          <w:tcPr>
+            <w:tcW w:type="dxa" w:w="1083"/>
+            <w:tcBorders>
+              <w:top w:val="single" w:color="8C9BAB" w:sz="4"/>
+              <w:left w:val="single" w:color="8C9BAB" w:sz="4"/>
+              <w:bottom w:val="single" w:color="8C9BAB" w:sz="4"/>
+              <w:right w:val="single" w:color="8C9BAB" w:sz="4"/>
+            </w:tcBorders>
+            <w:shd w:fill="DFF3E3" w:color="auto" w:val="clear"/>
+            <w:tcMar>
+              <w:top w:type="dxa" w:w="60"/>
+              <w:left w:type="dxa" w:w="90"/>
+              <w:bottom w:type="dxa" w:w="60"/>
+              <w:right w:type="dxa" w:w="90"/>
+            </w:tcMar>
+            <w:vAlign w:val="top"/>
+          </w:tcPr>
+          <w:p>
+            <w:pPr>
+              <w:spacing w:after="40"/>
+              <w:jc w:val="left"/>
+            </w:pPr>
+            <w:r>
+              <w:rPr>
+                <w:b w:val="false"/>
+                <w:bCs w:val="false"/>
+                <w:sz w:val="18"/>
+                <w:szCs w:val="18"/>
+              </w:rPr>
+              <w:t xml:space="preserve">Met</w:t>
+            </w:r>
+          </w:p>
+        </w:tc>
+        <w:tc>
+          <w:tcPr>
+            <w:tcW w:type="dxa" w:w="1083"/>
+            <w:tcBorders>
+              <w:top w:val="single" w:color="8C9BAB" w:sz="4"/>
+              <w:left w:val="single" w:color="8C9BAB" w:sz="4"/>
+              <w:bottom w:val="single" w:color="8C9BAB" w:sz="4"/>
+              <w:right w:val="single" w:color="8C9BAB" w:sz="4"/>
+            </w:tcBorders>
+            <w:tcMar>
+              <w:top w:type="dxa" w:w="60"/>
+              <w:left w:type="dxa" w:w="90"/>
+              <w:bottom w:type="dxa" w:w="60"/>
+              <w:right w:type="dxa" w:w="90"/>
+            </w:tcMar>
+            <w:vAlign w:val="top"/>
+          </w:tcPr>
+          <w:p>
+            <w:pPr>
+              <w:spacing w:after="40"/>
+              <w:jc w:val="left"/>
+            </w:pPr>
+            <w:r>
+              <w:rPr>
+                <w:b w:val="false"/>
+                <w:bCs w:val="false"/>
+                <w:sz w:val="18"/>
+                <w:szCs w:val="18"/>
+              </w:rPr>
+              <w:t xml:space="preserve">Met</w:t>
+            </w:r>
+          </w:p>
+        </w:tc>
+      </w:tr>
+      <w:tr>
+        <w:trPr>
+          <w:cantSplit/>
+        </w:trPr>
+        <w:tc>
+          <w:tcPr>
+            <w:tcW w:type="dxa" w:w="2798"/>
+            <w:tcBorders>
+              <w:top w:val="single" w:color="8C9BAB" w:sz="4"/>
+              <w:left w:val="single" w:color="8C9BAB" w:sz="4"/>
+              <w:bottom w:val="single" w:color="8C9BAB" w:sz="4"/>
+              <w:right w:val="single" w:color="8C9BAB" w:sz="4"/>
+            </w:tcBorders>
+            <w:tcMar>
+              <w:top w:type="dxa" w:w="60"/>
+              <w:left w:type="dxa" w:w="90"/>
+              <w:bottom w:type="dxa" w:w="60"/>
+              <w:right w:type="dxa" w:w="90"/>
+            </w:tcMar>
+            <w:vAlign w:val="top"/>
+          </w:tcPr>
+          <w:p>
+            <w:pPr>
+              <w:spacing w:after="40"/>
+              <w:jc w:val="left"/>
+            </w:pPr>
+            <w:r>
+              <w:rPr>
+                <w:b/>
+                <w:bCs/>
+                <w:sz w:val="18"/>
+                <w:szCs w:val="18"/>
+              </w:rPr>
+              <w:t xml:space="preserve">AC-02 No over-enrolment</w:t>
+            </w:r>
+          </w:p>
+        </w:tc>
+        <w:tc>
+          <w:tcPr>
+            <w:tcW w:type="dxa" w:w="2979"/>
+            <w:tcBorders>
+              <w:top w:val="single" w:color="8C9BAB" w:sz="4"/>
+              <w:left w:val="single" w:color="8C9BAB" w:sz="4"/>
+              <w:bottom w:val="single" w:color="8C9BAB" w:sz="4"/>
+              <w:right w:val="single" w:color="8C9BAB" w:sz="4"/>
+            </w:tcBorders>
+            <w:tcMar>
+              <w:top w:type="dxa" w:w="60"/>
+              <w:left w:type="dxa" w:w="90"/>
+              <w:bottom w:type="dxa" w:w="60"/>
+              <w:right w:type="dxa" w:w="90"/>
+            </w:tcMar>
+            <w:vAlign w:val="top"/>
+          </w:tcPr>
+          <w:p>
+            <w:pPr>
+              <w:spacing w:after="40"/>
+              <w:jc w:val="left"/>
+            </w:pPr>
+            <w:r>
+              <w:rPr>
+                <w:b w:val="false"/>
+                <w:bCs w:val="false"/>
+                <w:sz w:val="18"/>
+                <w:szCs w:val="18"/>
+              </w:rPr>
+              <w:t xml:space="preserve">UAT-05, UAT-06, UAT-14</w:t>
+            </w:r>
+          </w:p>
+        </w:tc>
+        <w:tc>
+          <w:tcPr>
+            <w:tcW w:type="dxa" w:w="1083"/>
+            <w:tcBorders>
+              <w:top w:val="single" w:color="8C9BAB" w:sz="4"/>
+              <w:left w:val="single" w:color="8C9BAB" w:sz="4"/>
+              <w:bottom w:val="single" w:color="8C9BAB" w:sz="4"/>
+              <w:right w:val="single" w:color="8C9BAB" w:sz="4"/>
+            </w:tcBorders>
+            <w:tcMar>
+              <w:top w:type="dxa" w:w="60"/>
+              <w:left w:type="dxa" w:w="90"/>
+              <w:bottom w:type="dxa" w:w="60"/>
+              <w:right w:type="dxa" w:w="90"/>
+            </w:tcMar>
+            <w:vAlign w:val="top"/>
+          </w:tcPr>
+          <w:p>
+            <w:pPr>
+              <w:spacing w:after="40"/>
+              <w:jc w:val="left"/>
+            </w:pPr>
+            <w:r>
+              <w:rPr>
+                <w:b w:val="false"/>
+                <w:bCs w:val="false"/>
+                <w:sz w:val="18"/>
+                <w:szCs w:val="18"/>
+              </w:rPr>
+              <w:t xml:space="preserve">Not met</w:t>
+            </w:r>
+          </w:p>
+        </w:tc>
+        <w:tc>
+          <w:tcPr>
+            <w:tcW w:type="dxa" w:w="1083"/>
+            <w:tcBorders>
+              <w:top w:val="single" w:color="8C9BAB" w:sz="4"/>
+              <w:left w:val="single" w:color="8C9BAB" w:sz="4"/>
+              <w:bottom w:val="single" w:color="8C9BAB" w:sz="4"/>
+              <w:right w:val="single" w:color="8C9BAB" w:sz="4"/>
+            </w:tcBorders>
+            <w:shd w:fill="DFF3E3" w:color="auto" w:val="clear"/>
+            <w:tcMar>
+              <w:top w:type="dxa" w:w="60"/>
+              <w:left w:type="dxa" w:w="90"/>
+              <w:bottom w:type="dxa" w:w="60"/>
+              <w:right w:type="dxa" w:w="90"/>
+            </w:tcMar>
+            <w:vAlign w:val="top"/>
+          </w:tcPr>
+          <w:p>
+            <w:pPr>
+              <w:spacing w:after="40"/>
+              <w:jc w:val="left"/>
+            </w:pPr>
+            <w:r>
+              <w:rPr>
+                <w:b w:val="false"/>
+                <w:bCs w:val="false"/>
+                <w:sz w:val="18"/>
+                <w:szCs w:val="18"/>
+              </w:rPr>
+              <w:t xml:space="preserve">Met</w:t>
+            </w:r>
+          </w:p>
+        </w:tc>
+        <w:tc>
+          <w:tcPr>
+            <w:tcW w:type="dxa" w:w="1083"/>
+            <w:tcBorders>
+              <w:top w:val="single" w:color="8C9BAB" w:sz="4"/>
+              <w:left w:val="single" w:color="8C9BAB" w:sz="4"/>
+              <w:bottom w:val="single" w:color="8C9BAB" w:sz="4"/>
+              <w:right w:val="single" w:color="8C9BAB" w:sz="4"/>
+            </w:tcBorders>
+            <w:tcMar>
+              <w:top w:type="dxa" w:w="60"/>
+              <w:left w:type="dxa" w:w="90"/>
+              <w:bottom w:type="dxa" w:w="60"/>
+              <w:right w:type="dxa" w:w="90"/>
+            </w:tcMar>
+            <w:vAlign w:val="top"/>
+          </w:tcPr>
+          <w:p>
+            <w:pPr>
+              <w:spacing w:after="40"/>
+              <w:jc w:val="left"/>
+            </w:pPr>
+            <w:r>
+              <w:rPr>
+                <w:b w:val="false"/>
+                <w:bCs w:val="false"/>
+                <w:sz w:val="18"/>
+                <w:szCs w:val="18"/>
+              </w:rPr>
+              <w:t xml:space="preserve">Met</w:t>
+            </w:r>
+          </w:p>
+        </w:tc>
+      </w:tr>
+      <w:tr>
+        <w:trPr>
+          <w:cantSplit/>
+        </w:trPr>
+        <w:tc>
+          <w:tcPr>
+            <w:tcW w:type="dxa" w:w="2798"/>
+            <w:tcBorders>
+              <w:top w:val="single" w:color="8C9BAB" w:sz="4"/>
+              <w:left w:val="single" w:color="8C9BAB" w:sz="4"/>
+              <w:bottom w:val="single" w:color="8C9BAB" w:sz="4"/>
+              <w:right w:val="single" w:color="8C9BAB" w:sz="4"/>
+            </w:tcBorders>
+            <w:tcMar>
+              <w:top w:type="dxa" w:w="60"/>
+              <w:left w:type="dxa" w:w="90"/>
+              <w:bottom w:type="dxa" w:w="60"/>
+              <w:right w:type="dxa" w:w="90"/>
+            </w:tcMar>
+            <w:vAlign w:val="top"/>
+          </w:tcPr>
+          <w:p>
+            <w:pPr>
+              <w:spacing w:after="40"/>
+              <w:jc w:val="left"/>
+            </w:pPr>
+            <w:r>
+              <w:rPr>
+                <w:b/>
+                <w:bCs/>
+                <w:sz w:val="18"/>
+                <w:szCs w:val="18"/>
+              </w:rPr>
+              <w:t xml:space="preserve">AC-03 Secure access</w:t>
+            </w:r>
+          </w:p>
+        </w:tc>
+        <w:tc>
+          <w:tcPr>
+            <w:tcW w:type="dxa" w:w="2979"/>
+            <w:tcBorders>
+              <w:top w:val="single" w:color="8C9BAB" w:sz="4"/>
+              <w:left w:val="single" w:color="8C9BAB" w:sz="4"/>
+              <w:bottom w:val="single" w:color="8C9BAB" w:sz="4"/>
+              <w:right w:val="single" w:color="8C9BAB" w:sz="4"/>
+            </w:tcBorders>
+            <w:tcMar>
+              <w:top w:type="dxa" w:w="60"/>
+              <w:left w:type="dxa" w:w="90"/>
+              <w:bottom w:type="dxa" w:w="60"/>
+              <w:right w:type="dxa" w:w="90"/>
+            </w:tcMar>
+            <w:vAlign w:val="top"/>
+          </w:tcPr>
+          <w:p>
+            <w:pPr>
+              <w:spacing w:after="40"/>
+              <w:jc w:val="left"/>
+            </w:pPr>
+            <w:r>
+              <w:rPr>
+                <w:b w:val="false"/>
+                <w:bCs w:val="false"/>
+                <w:sz w:val="18"/>
+                <w:szCs w:val="18"/>
+              </w:rPr>
+              <w:t xml:space="preserve">UAT-01, UAT-02, UAT-03, UAT-13</w:t>
+            </w:r>
+          </w:p>
+        </w:tc>
+        <w:tc>
+          <w:tcPr>
+            <w:tcW w:type="dxa" w:w="1083"/>
+            <w:tcBorders>
+              <w:top w:val="single" w:color="8C9BAB" w:sz="4"/>
+              <w:left w:val="single" w:color="8C9BAB" w:sz="4"/>
+              <w:bottom w:val="single" w:color="8C9BAB" w:sz="4"/>
+              <w:right w:val="single" w:color="8C9BAB" w:sz="4"/>
+            </w:tcBorders>
+            <w:tcMar>
+              <w:top w:type="dxa" w:w="60"/>
+              <w:left w:type="dxa" w:w="90"/>
+              <w:bottom w:type="dxa" w:w="60"/>
+              <w:right w:type="dxa" w:w="90"/>
+            </w:tcMar>
+            <w:vAlign w:val="top"/>
+          </w:tcPr>
+          <w:p>
+            <w:pPr>
+              <w:spacing w:after="40"/>
+              <w:jc w:val="left"/>
+            </w:pPr>
+            <w:r>
+              <w:rPr>
+                <w:b w:val="false"/>
+                <w:bCs w:val="false"/>
+                <w:sz w:val="18"/>
+                <w:szCs w:val="18"/>
+              </w:rPr>
+              <w:t xml:space="preserve">Met</w:t>
+            </w:r>
+          </w:p>
+        </w:tc>
+        <w:tc>
+          <w:tcPr>
+            <w:tcW w:type="dxa" w:w="1083"/>
+            <w:tcBorders>
+              <w:top w:val="single" w:color="8C9BAB" w:sz="4"/>
+              <w:left w:val="single" w:color="8C9BAB" w:sz="4"/>
+              <w:bottom w:val="single" w:color="8C9BAB" w:sz="4"/>
+              <w:right w:val="single" w:color="8C9BAB" w:sz="4"/>
+            </w:tcBorders>
+            <w:shd w:fill="DFF3E3" w:color="auto" w:val="clear"/>
+            <w:tcMar>
+              <w:top w:type="dxa" w:w="60"/>
+              <w:left w:type="dxa" w:w="90"/>
+              <w:bottom w:type="dxa" w:w="60"/>
+              <w:right w:type="dxa" w:w="90"/>
+            </w:tcMar>
+            <w:vAlign w:val="top"/>
+          </w:tcPr>
+          <w:p>
+            <w:pPr>
+              <w:spacing w:after="40"/>
+              <w:jc w:val="left"/>
+            </w:pPr>
+            <w:r>
+              <w:rPr>
+                <w:b w:val="false"/>
+                <w:bCs w:val="false"/>
+                <w:sz w:val="18"/>
+                <w:szCs w:val="18"/>
+              </w:rPr>
+              <w:t xml:space="preserve">Met</w:t>
+            </w:r>
+          </w:p>
+        </w:tc>
+        <w:tc>
+          <w:tcPr>
+            <w:tcW w:type="dxa" w:w="1083"/>
+            <w:tcBorders>
+              <w:top w:val="single" w:color="8C9BAB" w:sz="4"/>
+              <w:left w:val="single" w:color="8C9BAB" w:sz="4"/>
+              <w:bottom w:val="single" w:color="8C9BAB" w:sz="4"/>
+              <w:right w:val="single" w:color="8C9BAB" w:sz="4"/>
+            </w:tcBorders>
+            <w:tcMar>
+              <w:top w:type="dxa" w:w="60"/>
+              <w:left w:type="dxa" w:w="90"/>
+              <w:bottom w:type="dxa" w:w="60"/>
+              <w:right w:type="dxa" w:w="90"/>
+            </w:tcMar>
+            <w:vAlign w:val="top"/>
+          </w:tcPr>
+          <w:p>
+            <w:pPr>
+              <w:spacing w:after="40"/>
+              <w:jc w:val="left"/>
+            </w:pPr>
+            <w:r>
+              <w:rPr>
+                <w:b w:val="false"/>
+                <w:bCs w:val="false"/>
+                <w:sz w:val="18"/>
+                <w:szCs w:val="18"/>
+              </w:rPr>
+              <w:t xml:space="preserve">Met</w:t>
+            </w:r>
+          </w:p>
+        </w:tc>
+      </w:tr>
+      <w:tr>
+        <w:trPr>
+          <w:cantSplit/>
+        </w:trPr>
+        <w:tc>
+          <w:tcPr>
+            <w:tcW w:type="dxa" w:w="2798"/>
+            <w:tcBorders>
+              <w:top w:val="single" w:color="8C9BAB" w:sz="4"/>
+              <w:left w:val="single" w:color="8C9BAB" w:sz="4"/>
+              <w:bottom w:val="single" w:color="8C9BAB" w:sz="4"/>
+              <w:right w:val="single" w:color="8C9BAB" w:sz="4"/>
+            </w:tcBorders>
+            <w:tcMar>
+              <w:top w:type="dxa" w:w="60"/>
+              <w:left w:type="dxa" w:w="90"/>
+              <w:bottom w:type="dxa" w:w="60"/>
+              <w:right w:type="dxa" w:w="90"/>
+            </w:tcMar>
+            <w:vAlign w:val="top"/>
+          </w:tcPr>
+          <w:p>
+            <w:pPr>
+              <w:spacing w:after="40"/>
+              <w:jc w:val="left"/>
+            </w:pPr>
+            <w:r>
+              <w:rPr>
+                <w:b/>
+                <w:bCs/>
+                <w:sz w:val="18"/>
+                <w:szCs w:val="18"/>
+              </w:rPr>
+              <w:t xml:space="preserve">AC-04 Drop course</w:t>
+            </w:r>
+          </w:p>
+        </w:tc>
+        <w:tc>
+          <w:tcPr>
+            <w:tcW w:type="dxa" w:w="2979"/>
+            <w:tcBorders>
+              <w:top w:val="single" w:color="8C9BAB" w:sz="4"/>
+              <w:left w:val="single" w:color="8C9BAB" w:sz="4"/>
+              <w:bottom w:val="single" w:color="8C9BAB" w:sz="4"/>
+              <w:right w:val="single" w:color="8C9BAB" w:sz="4"/>
+            </w:tcBorders>
+            <w:tcMar>
+              <w:top w:type="dxa" w:w="60"/>
+              <w:left w:type="dxa" w:w="90"/>
+              <w:bottom w:type="dxa" w:w="60"/>
+              <w:right w:type="dxa" w:w="90"/>
+            </w:tcMar>
+            <w:vAlign w:val="top"/>
+          </w:tcPr>
+          <w:p>
+            <w:pPr>
+              <w:spacing w:after="40"/>
+              <w:jc w:val="left"/>
+            </w:pPr>
+            <w:r>
+              <w:rPr>
+                <w:b w:val="false"/>
+                <w:bCs w:val="false"/>
+                <w:sz w:val="18"/>
+                <w:szCs w:val="18"/>
+              </w:rPr>
+              <w:t xml:space="preserve">UAT-11, UAT-12</w:t>
+            </w:r>
+          </w:p>
+        </w:tc>
+        <w:tc>
+          <w:tcPr>
+            <w:tcW w:type="dxa" w:w="1083"/>
+            <w:tcBorders>
+              <w:top w:val="single" w:color="8C9BAB" w:sz="4"/>
+              <w:left w:val="single" w:color="8C9BAB" w:sz="4"/>
+              <w:bottom w:val="single" w:color="8C9BAB" w:sz="4"/>
+              <w:right w:val="single" w:color="8C9BAB" w:sz="4"/>
+            </w:tcBorders>
+            <w:tcMar>
+              <w:top w:type="dxa" w:w="60"/>
+              <w:left w:type="dxa" w:w="90"/>
+              <w:bottom w:type="dxa" w:w="60"/>
+              <w:right w:type="dxa" w:w="90"/>
+            </w:tcMar>
+            <w:vAlign w:val="top"/>
+          </w:tcPr>
+          <w:p>
+            <w:pPr>
+              <w:spacing w:after="40"/>
+              <w:jc w:val="left"/>
+            </w:pPr>
+            <w:r>
+              <w:rPr>
+                <w:b w:val="false"/>
+                <w:bCs w:val="false"/>
+                <w:sz w:val="18"/>
+                <w:szCs w:val="18"/>
+              </w:rPr>
+              <w:t xml:space="preserve">Met</w:t>
+            </w:r>
+          </w:p>
+        </w:tc>
+        <w:tc>
+          <w:tcPr>
+            <w:tcW w:type="dxa" w:w="1083"/>
+            <w:tcBorders>
+              <w:top w:val="single" w:color="8C9BAB" w:sz="4"/>
+              <w:left w:val="single" w:color="8C9BAB" w:sz="4"/>
+              <w:bottom w:val="single" w:color="8C9BAB" w:sz="4"/>
+              <w:right w:val="single" w:color="8C9BAB" w:sz="4"/>
+            </w:tcBorders>
+            <w:shd w:fill="DFF3E3" w:color="auto" w:val="clear"/>
+            <w:tcMar>
+              <w:top w:type="dxa" w:w="60"/>
+              <w:left w:type="dxa" w:w="90"/>
+              <w:bottom w:type="dxa" w:w="60"/>
+              <w:right w:type="dxa" w:w="90"/>
+            </w:tcMar>
+            <w:vAlign w:val="top"/>
+          </w:tcPr>
+          <w:p>
+            <w:pPr>
+              <w:spacing w:after="40"/>
+              <w:jc w:val="left"/>
+            </w:pPr>
+            <w:r>
+              <w:rPr>
+                <w:b w:val="false"/>
+                <w:bCs w:val="false"/>
+                <w:sz w:val="18"/>
+                <w:szCs w:val="18"/>
+              </w:rPr>
+              <w:t xml:space="preserve">Met</w:t>
+            </w:r>
+          </w:p>
+        </w:tc>
+        <w:tc>
+          <w:tcPr>
+            <w:tcW w:type="dxa" w:w="1083"/>
+            <w:tcBorders>
+              <w:top w:val="single" w:color="8C9BAB" w:sz="4"/>
+              <w:left w:val="single" w:color="8C9BAB" w:sz="4"/>
+              <w:bottom w:val="single" w:color="8C9BAB" w:sz="4"/>
+              <w:right w:val="single" w:color="8C9BAB" w:sz="4"/>
+            </w:tcBorders>
+            <w:tcMar>
+              <w:top w:type="dxa" w:w="60"/>
+              <w:left w:type="dxa" w:w="90"/>
+              <w:bottom w:type="dxa" w:w="60"/>
+              <w:right w:type="dxa" w:w="90"/>
+            </w:tcMar>
+            <w:vAlign w:val="top"/>
+          </w:tcPr>
+          <w:p>
+            <w:pPr>
+              <w:spacing w:after="40"/>
+              <w:jc w:val="left"/>
+            </w:pPr>
+            <w:r>
+              <w:rPr>
+                <w:b w:val="false"/>
+                <w:bCs w:val="false"/>
+                <w:sz w:val="18"/>
+                <w:szCs w:val="18"/>
+              </w:rPr>
+              <w:t xml:space="preserve">Met</w:t>
+            </w:r>
+          </w:p>
+        </w:tc>
+      </w:tr>
+      <w:tr>
+        <w:trPr>
+          <w:cantSplit/>
+        </w:trPr>
+        <w:tc>
+          <w:tcPr>
+            <w:tcW w:type="dxa" w:w="2798"/>
+            <w:tcBorders>
+              <w:top w:val="single" w:color="8C9BAB" w:sz="4"/>
+              <w:left w:val="single" w:color="8C9BAB" w:sz="4"/>
+              <w:bottom w:val="single" w:color="8C9BAB" w:sz="4"/>
+              <w:right w:val="single" w:color="8C9BAB" w:sz="4"/>
+            </w:tcBorders>
+            <w:tcMar>
+              <w:top w:type="dxa" w:w="60"/>
+              <w:left w:type="dxa" w:w="90"/>
+              <w:bottom w:type="dxa" w:w="60"/>
+              <w:right w:type="dxa" w:w="90"/>
+            </w:tcMar>
+            <w:vAlign w:val="top"/>
+          </w:tcPr>
+          <w:p>
+            <w:pPr>
+              <w:spacing w:after="40"/>
+              <w:jc w:val="left"/>
+            </w:pPr>
+            <w:r>
+              <w:rPr>
+                <w:b/>
+                <w:bCs/>
+                <w:sz w:val="18"/>
+                <w:szCs w:val="18"/>
+              </w:rPr>
+              <w:t xml:space="preserve">AC-05 Timetable accuracy</w:t>
+            </w:r>
+          </w:p>
+        </w:tc>
+        <w:tc>
+          <w:tcPr>
+            <w:tcW w:type="dxa" w:w="2979"/>
+            <w:tcBorders>
+              <w:top w:val="single" w:color="8C9BAB" w:sz="4"/>
+              <w:left w:val="single" w:color="8C9BAB" w:sz="4"/>
+              <w:bottom w:val="single" w:color="8C9BAB" w:sz="4"/>
+              <w:right w:val="single" w:color="8C9BAB" w:sz="4"/>
+            </w:tcBorders>
+            <w:tcMar>
+              <w:top w:type="dxa" w:w="60"/>
+              <w:left w:type="dxa" w:w="90"/>
+              <w:bottom w:type="dxa" w:w="60"/>
+              <w:right w:type="dxa" w:w="90"/>
+            </w:tcMar>
+            <w:vAlign w:val="top"/>
+          </w:tcPr>
+          <w:p>
+            <w:pPr>
+              <w:spacing w:after="40"/>
+              <w:jc w:val="left"/>
+            </w:pPr>
+            <w:r>
+              <w:rPr>
+                <w:b w:val="false"/>
+                <w:bCs w:val="false"/>
+                <w:sz w:val="18"/>
+                <w:szCs w:val="18"/>
+              </w:rPr>
+              <w:t xml:space="preserve">UAT-10</w:t>
+            </w:r>
+          </w:p>
+        </w:tc>
+        <w:tc>
+          <w:tcPr>
+            <w:tcW w:type="dxa" w:w="1083"/>
+            <w:tcBorders>
+              <w:top w:val="single" w:color="8C9BAB" w:sz="4"/>
+              <w:left w:val="single" w:color="8C9BAB" w:sz="4"/>
+              <w:bottom w:val="single" w:color="8C9BAB" w:sz="4"/>
+              <w:right w:val="single" w:color="8C9BAB" w:sz="4"/>
+            </w:tcBorders>
+            <w:tcMar>
+              <w:top w:type="dxa" w:w="60"/>
+              <w:left w:type="dxa" w:w="90"/>
+              <w:bottom w:type="dxa" w:w="60"/>
+              <w:right w:type="dxa" w:w="90"/>
+            </w:tcMar>
+            <w:vAlign w:val="top"/>
+          </w:tcPr>
+          <w:p>
+            <w:pPr>
+              <w:spacing w:after="40"/>
+              <w:jc w:val="left"/>
+            </w:pPr>
+            <w:r>
+              <w:rPr>
+                <w:b w:val="false"/>
+                <w:bCs w:val="false"/>
+                <w:sz w:val="18"/>
+                <w:szCs w:val="18"/>
+              </w:rPr>
+              <w:t xml:space="preserve">Met</w:t>
+            </w:r>
+          </w:p>
+        </w:tc>
+        <w:tc>
+          <w:tcPr>
+            <w:tcW w:type="dxa" w:w="1083"/>
+            <w:tcBorders>
+              <w:top w:val="single" w:color="8C9BAB" w:sz="4"/>
+              <w:left w:val="single" w:color="8C9BAB" w:sz="4"/>
+              <w:bottom w:val="single" w:color="8C9BAB" w:sz="4"/>
+              <w:right w:val="single" w:color="8C9BAB" w:sz="4"/>
+            </w:tcBorders>
+            <w:shd w:fill="DFF3E3" w:color="auto" w:val="clear"/>
+            <w:tcMar>
+              <w:top w:type="dxa" w:w="60"/>
+              <w:left w:type="dxa" w:w="90"/>
+              <w:bottom w:type="dxa" w:w="60"/>
+              <w:right w:type="dxa" w:w="90"/>
+            </w:tcMar>
+            <w:vAlign w:val="top"/>
+          </w:tcPr>
+          <w:p>
+            <w:pPr>
+              <w:spacing w:after="40"/>
+              <w:jc w:val="left"/>
+            </w:pPr>
+            <w:r>
+              <w:rPr>
+                <w:b w:val="false"/>
+                <w:bCs w:val="false"/>
+                <w:sz w:val="18"/>
+                <w:szCs w:val="18"/>
+              </w:rPr>
+              <w:t xml:space="preserve">Met</w:t>
+            </w:r>
+          </w:p>
+        </w:tc>
+        <w:tc>
+          <w:tcPr>
+            <w:tcW w:type="dxa" w:w="1083"/>
+            <w:tcBorders>
+              <w:top w:val="single" w:color="8C9BAB" w:sz="4"/>
+              <w:left w:val="single" w:color="8C9BAB" w:sz="4"/>
+              <w:bottom w:val="single" w:color="8C9BAB" w:sz="4"/>
+              <w:right w:val="single" w:color="8C9BAB" w:sz="4"/>
+            </w:tcBorders>
+            <w:tcMar>
+              <w:top w:type="dxa" w:w="60"/>
+              <w:left w:type="dxa" w:w="90"/>
+              <w:bottom w:type="dxa" w:w="60"/>
+              <w:right w:type="dxa" w:w="90"/>
+            </w:tcMar>
+            <w:vAlign w:val="top"/>
+          </w:tcPr>
+          <w:p>
+            <w:pPr>
+              <w:spacing w:after="40"/>
+              <w:jc w:val="left"/>
+            </w:pPr>
+            <w:r>
+              <w:rPr>
+                <w:b w:val="false"/>
+                <w:bCs w:val="false"/>
+                <w:sz w:val="18"/>
+                <w:szCs w:val="18"/>
+              </w:rPr>
+              <w:t xml:space="preserve">Met</w:t>
+            </w:r>
+          </w:p>
+        </w:tc>
+      </w:tr>
+      <w:tr>
+        <w:trPr>
+          <w:cantSplit/>
+        </w:trPr>
+        <w:tc>
+          <w:tcPr>
+            <w:tcW w:type="dxa" w:w="2798"/>
+            <w:tcBorders>
+              <w:top w:val="single" w:color="8C9BAB" w:sz="4"/>
+              <w:left w:val="single" w:color="8C9BAB" w:sz="4"/>
+              <w:bottom w:val="single" w:color="8C9BAB" w:sz="4"/>
+              <w:right w:val="single" w:color="8C9BAB" w:sz="4"/>
+            </w:tcBorders>
+            <w:tcMar>
+              <w:top w:type="dxa" w:w="60"/>
+              <w:left w:type="dxa" w:w="90"/>
+              <w:bottom w:type="dxa" w:w="60"/>
+              <w:right w:type="dxa" w:w="90"/>
+            </w:tcMar>
+            <w:vAlign w:val="top"/>
+          </w:tcPr>
+          <w:p>
+            <w:pPr>
+              <w:spacing w:after="40"/>
+              <w:jc w:val="left"/>
+            </w:pPr>
+            <w:r>
+              <w:rPr>
+                <w:b/>
+                <w:bCs/>
+                <w:sz w:val="18"/>
+                <w:szCs w:val="18"/>
+              </w:rPr>
+              <w:t xml:space="preserve">AC-06 Clash prevention</w:t>
+            </w:r>
+          </w:p>
+        </w:tc>
+        <w:tc>
+          <w:tcPr>
+            <w:tcW w:type="dxa" w:w="2979"/>
+            <w:tcBorders>
+              <w:top w:val="single" w:color="8C9BAB" w:sz="4"/>
+              <w:left w:val="single" w:color="8C9BAB" w:sz="4"/>
+              <w:bottom w:val="single" w:color="8C9BAB" w:sz="4"/>
+              <w:right w:val="single" w:color="8C9BAB" w:sz="4"/>
+            </w:tcBorders>
+            <w:tcMar>
+              <w:top w:type="dxa" w:w="60"/>
+              <w:left w:type="dxa" w:w="90"/>
+              <w:bottom w:type="dxa" w:w="60"/>
+              <w:right w:type="dxa" w:w="90"/>
+            </w:tcMar>
+            <w:vAlign w:val="top"/>
+          </w:tcPr>
+          <w:p>
+            <w:pPr>
+              <w:spacing w:after="40"/>
+              <w:jc w:val="left"/>
+            </w:pPr>
+            <w:r>
+              <w:rPr>
+                <w:b w:val="false"/>
+                <w:bCs w:val="false"/>
+                <w:sz w:val="18"/>
+                <w:szCs w:val="18"/>
+              </w:rPr>
+              <w:t xml:space="preserve">UAT-08</w:t>
+            </w:r>
+          </w:p>
+        </w:tc>
+        <w:tc>
+          <w:tcPr>
+            <w:tcW w:type="dxa" w:w="1083"/>
+            <w:tcBorders>
+              <w:top w:val="single" w:color="8C9BAB" w:sz="4"/>
+              <w:left w:val="single" w:color="8C9BAB" w:sz="4"/>
+              <w:bottom w:val="single" w:color="8C9BAB" w:sz="4"/>
+              <w:right w:val="single" w:color="8C9BAB" w:sz="4"/>
+            </w:tcBorders>
+            <w:tcMar>
+              <w:top w:type="dxa" w:w="60"/>
+              <w:left w:type="dxa" w:w="90"/>
+              <w:bottom w:type="dxa" w:w="60"/>
+              <w:right w:type="dxa" w:w="90"/>
+            </w:tcMar>
+            <w:vAlign w:val="top"/>
+          </w:tcPr>
+          <w:p>
+            <w:pPr>
+              <w:spacing w:after="40"/>
+              <w:jc w:val="left"/>
+            </w:pPr>
+            <w:r>
+              <w:rPr>
+                <w:b w:val="false"/>
+                <w:bCs w:val="false"/>
+                <w:sz w:val="18"/>
+                <w:szCs w:val="18"/>
+              </w:rPr>
+              <w:t xml:space="preserve">Met</w:t>
+            </w:r>
+          </w:p>
+        </w:tc>
+        <w:tc>
+          <w:tcPr>
+            <w:tcW w:type="dxa" w:w="1083"/>
+            <w:tcBorders>
+              <w:top w:val="single" w:color="8C9BAB" w:sz="4"/>
+              <w:left w:val="single" w:color="8C9BAB" w:sz="4"/>
+              <w:bottom w:val="single" w:color="8C9BAB" w:sz="4"/>
+              <w:right w:val="single" w:color="8C9BAB" w:sz="4"/>
+            </w:tcBorders>
+            <w:shd w:fill="DFF3E3" w:color="auto" w:val="clear"/>
+            <w:tcMar>
+              <w:top w:type="dxa" w:w="60"/>
+              <w:left w:type="dxa" w:w="90"/>
+              <w:bottom w:type="dxa" w:w="60"/>
+              <w:right w:type="dxa" w:w="90"/>
+            </w:tcMar>
+            <w:vAlign w:val="top"/>
+          </w:tcPr>
+          <w:p>
+            <w:pPr>
+              <w:spacing w:after="40"/>
+              <w:jc w:val="left"/>
+            </w:pPr>
+            <w:r>
+              <w:rPr>
+                <w:b w:val="false"/>
+                <w:bCs w:val="false"/>
+                <w:sz w:val="18"/>
+                <w:szCs w:val="18"/>
+              </w:rPr>
+              <w:t xml:space="preserve">Met</w:t>
+            </w:r>
+          </w:p>
+        </w:tc>
+        <w:tc>
+          <w:tcPr>
+            <w:tcW w:type="dxa" w:w="1083"/>
+            <w:tcBorders>
+              <w:top w:val="single" w:color="8C9BAB" w:sz="4"/>
+              <w:left w:val="single" w:color="8C9BAB" w:sz="4"/>
+              <w:bottom w:val="single" w:color="8C9BAB" w:sz="4"/>
+              <w:right w:val="single" w:color="8C9BAB" w:sz="4"/>
+            </w:tcBorders>
+            <w:tcMar>
+              <w:top w:type="dxa" w:w="60"/>
+              <w:left w:type="dxa" w:w="90"/>
+              <w:bottom w:type="dxa" w:w="60"/>
+              <w:right w:type="dxa" w:w="90"/>
+            </w:tcMar>
+            <w:vAlign w:val="top"/>
+          </w:tcPr>
+          <w:p>
+            <w:pPr>
+              <w:spacing w:after="40"/>
+              <w:jc w:val="left"/>
+            </w:pPr>
+            <w:r>
+              <w:rPr>
+                <w:b w:val="false"/>
+                <w:bCs w:val="false"/>
+                <w:sz w:val="18"/>
+                <w:szCs w:val="18"/>
+              </w:rPr>
+              <w:t xml:space="preserve">Met</w:t>
+            </w:r>
+          </w:p>
+        </w:tc>
+      </w:tr>
+      <w:tr>
+        <w:trPr>
+          <w:cantSplit/>
+        </w:trPr>
+        <w:tc>
+          <w:tcPr>
+            <w:tcW w:type="dxa" w:w="2798"/>
+            <w:tcBorders>
+              <w:top w:val="single" w:color="8C9BAB" w:sz="4"/>
+              <w:left w:val="single" w:color="8C9BAB" w:sz="4"/>
+              <w:bottom w:val="single" w:color="8C9BAB" w:sz="4"/>
+              <w:right w:val="single" w:color="8C9BAB" w:sz="4"/>
+            </w:tcBorders>
+            <w:tcMar>
+              <w:top w:type="dxa" w:w="60"/>
+              <w:left w:type="dxa" w:w="90"/>
+              <w:bottom w:type="dxa" w:w="60"/>
+              <w:right w:type="dxa" w:w="90"/>
+            </w:tcMar>
+            <w:vAlign w:val="top"/>
+          </w:tcPr>
+          <w:p>
+            <w:pPr>
+              <w:spacing w:after="40"/>
+              <w:jc w:val="left"/>
+            </w:pPr>
+            <w:r>
+              <w:rPr>
+                <w:b/>
+                <w:bCs/>
+                <w:sz w:val="18"/>
+                <w:szCs w:val="18"/>
+              </w:rPr>
+              <w:t xml:space="preserve">AC-07 Credit limit</w:t>
+            </w:r>
+          </w:p>
+        </w:tc>
+        <w:tc>
+          <w:tcPr>
+            <w:tcW w:type="dxa" w:w="2979"/>
+            <w:tcBorders>
+              <w:top w:val="single" w:color="8C9BAB" w:sz="4"/>
+              <w:left w:val="single" w:color="8C9BAB" w:sz="4"/>
+              <w:bottom w:val="single" w:color="8C9BAB" w:sz="4"/>
+              <w:right w:val="single" w:color="8C9BAB" w:sz="4"/>
+            </w:tcBorders>
+            <w:tcMar>
+              <w:top w:type="dxa" w:w="60"/>
+              <w:left w:type="dxa" w:w="90"/>
+              <w:bottom w:type="dxa" w:w="60"/>
+              <w:right w:type="dxa" w:w="90"/>
+            </w:tcMar>
+            <w:vAlign w:val="top"/>
+          </w:tcPr>
+          <w:p>
+            <w:pPr>
+              <w:spacing w:after="40"/>
+              <w:jc w:val="left"/>
+            </w:pPr>
+            <w:r>
+              <w:rPr>
+                <w:b w:val="false"/>
+                <w:bCs w:val="false"/>
+                <w:sz w:val="18"/>
+                <w:szCs w:val="18"/>
+              </w:rPr>
+              <w:t xml:space="preserve">UAT-09, UAT-12</w:t>
+            </w:r>
+          </w:p>
+        </w:tc>
+        <w:tc>
+          <w:tcPr>
+            <w:tcW w:type="dxa" w:w="1083"/>
+            <w:tcBorders>
+              <w:top w:val="single" w:color="8C9BAB" w:sz="4"/>
+              <w:left w:val="single" w:color="8C9BAB" w:sz="4"/>
+              <w:bottom w:val="single" w:color="8C9BAB" w:sz="4"/>
+              <w:right w:val="single" w:color="8C9BAB" w:sz="4"/>
+            </w:tcBorders>
+            <w:tcMar>
+              <w:top w:type="dxa" w:w="60"/>
+              <w:left w:type="dxa" w:w="90"/>
+              <w:bottom w:type="dxa" w:w="60"/>
+              <w:right w:type="dxa" w:w="90"/>
+            </w:tcMar>
+            <w:vAlign w:val="top"/>
+          </w:tcPr>
+          <w:p>
+            <w:pPr>
+              <w:spacing w:after="40"/>
+              <w:jc w:val="left"/>
+            </w:pPr>
+            <w:r>
+              <w:rPr>
+                <w:b w:val="false"/>
+                <w:bCs w:val="false"/>
+                <w:sz w:val="18"/>
+                <w:szCs w:val="18"/>
+              </w:rPr>
+              <w:t xml:space="preserve">Met</w:t>
+            </w:r>
+          </w:p>
+        </w:tc>
+        <w:tc>
+          <w:tcPr>
+            <w:tcW w:type="dxa" w:w="1083"/>
+            <w:tcBorders>
+              <w:top w:val="single" w:color="8C9BAB" w:sz="4"/>
+              <w:left w:val="single" w:color="8C9BAB" w:sz="4"/>
+              <w:bottom w:val="single" w:color="8C9BAB" w:sz="4"/>
+              <w:right w:val="single" w:color="8C9BAB" w:sz="4"/>
+            </w:tcBorders>
+            <w:shd w:fill="DFF3E3" w:color="auto" w:val="clear"/>
+            <w:tcMar>
+              <w:top w:type="dxa" w:w="60"/>
+              <w:left w:type="dxa" w:w="90"/>
+              <w:bottom w:type="dxa" w:w="60"/>
+              <w:right w:type="dxa" w:w="90"/>
+            </w:tcMar>
+            <w:vAlign w:val="top"/>
+          </w:tcPr>
+          <w:p>
+            <w:pPr>
+              <w:spacing w:after="40"/>
+              <w:jc w:val="left"/>
+            </w:pPr>
+            <w:r>
+              <w:rPr>
+                <w:b w:val="false"/>
+                <w:bCs w:val="false"/>
+                <w:sz w:val="18"/>
+                <w:szCs w:val="18"/>
+              </w:rPr>
+              <w:t xml:space="preserve">Met</w:t>
+            </w:r>
+          </w:p>
+        </w:tc>
+        <w:tc>
+          <w:tcPr>
+            <w:tcW w:type="dxa" w:w="1083"/>
+            <w:tcBorders>
+              <w:top w:val="single" w:color="8C9BAB" w:sz="4"/>
+              <w:left w:val="single" w:color="8C9BAB" w:sz="4"/>
+              <w:bottom w:val="single" w:color="8C9BAB" w:sz="4"/>
+              <w:right w:val="single" w:color="8C9BAB" w:sz="4"/>
+            </w:tcBorders>
+            <w:tcMar>
+              <w:top w:type="dxa" w:w="60"/>
+              <w:left w:type="dxa" w:w="90"/>
+              <w:bottom w:type="dxa" w:w="60"/>
+              <w:right w:type="dxa" w:w="90"/>
+            </w:tcMar>
+            <w:vAlign w:val="top"/>
+          </w:tcPr>
+          <w:p>
+            <w:pPr>
+              <w:spacing w:after="40"/>
+              <w:jc w:val="left"/>
+            </w:pPr>
+            <w:r>
+              <w:rPr>
+                <w:b w:val="false"/>
+                <w:bCs w:val="false"/>
+                <w:sz w:val="18"/>
+                <w:szCs w:val="18"/>
+              </w:rPr>
+              <w:t xml:space="preserve">Met</w:t>
+            </w:r>
+          </w:p>
+        </w:tc>
+      </w:tr>
+      <w:tr>
+        <w:trPr>
+          <w:cantSplit/>
+        </w:trPr>
+        <w:tc>
+          <w:tcPr>
+            <w:tcW w:type="dxa" w:w="2798"/>
+            <w:tcBorders>
+              <w:top w:val="single" w:color="8C9BAB" w:sz="4"/>
+              <w:left w:val="single" w:color="8C9BAB" w:sz="4"/>
+              <w:bottom w:val="single" w:color="8C9BAB" w:sz="4"/>
+              <w:right w:val="single" w:color="8C9BAB" w:sz="4"/>
+            </w:tcBorders>
+            <w:tcMar>
+              <w:top w:type="dxa" w:w="60"/>
+              <w:left w:type="dxa" w:w="90"/>
+              <w:bottom w:type="dxa" w:w="60"/>
+              <w:right w:type="dxa" w:w="90"/>
+            </w:tcMar>
+            <w:vAlign w:val="top"/>
+          </w:tcPr>
+          <w:p>
+            <w:pPr>
+              <w:spacing w:after="40"/>
+              <w:jc w:val="left"/>
+            </w:pPr>
+            <w:r>
+              <w:rPr>
+                <w:b/>
+                <w:bCs/>
+                <w:sz w:val="18"/>
+                <w:szCs w:val="18"/>
+              </w:rPr>
+              <w:t xml:space="preserve">AC-08 Duplicate prevention</w:t>
+            </w:r>
+          </w:p>
+        </w:tc>
+        <w:tc>
+          <w:tcPr>
+            <w:tcW w:type="dxa" w:w="2979"/>
+            <w:tcBorders>
+              <w:top w:val="single" w:color="8C9BAB" w:sz="4"/>
+              <w:left w:val="single" w:color="8C9BAB" w:sz="4"/>
+              <w:bottom w:val="single" w:color="8C9BAB" w:sz="4"/>
+              <w:right w:val="single" w:color="8C9BAB" w:sz="4"/>
+            </w:tcBorders>
+            <w:tcMar>
+              <w:top w:type="dxa" w:w="60"/>
+              <w:left w:type="dxa" w:w="90"/>
+              <w:bottom w:type="dxa" w:w="60"/>
+              <w:right w:type="dxa" w:w="90"/>
+            </w:tcMar>
+            <w:vAlign w:val="top"/>
+          </w:tcPr>
+          <w:p>
+            <w:pPr>
+              <w:spacing w:after="40"/>
+              <w:jc w:val="left"/>
+            </w:pPr>
+            <w:r>
+              <w:rPr>
+                <w:b w:val="false"/>
+                <w:bCs w:val="false"/>
+                <w:sz w:val="18"/>
+                <w:szCs w:val="18"/>
+              </w:rPr>
+              <w:t xml:space="preserve">UAT-07</w:t>
+            </w:r>
+          </w:p>
+        </w:tc>
+        <w:tc>
+          <w:tcPr>
+            <w:tcW w:type="dxa" w:w="1083"/>
+            <w:tcBorders>
+              <w:top w:val="single" w:color="8C9BAB" w:sz="4"/>
+              <w:left w:val="single" w:color="8C9BAB" w:sz="4"/>
+              <w:bottom w:val="single" w:color="8C9BAB" w:sz="4"/>
+              <w:right w:val="single" w:color="8C9BAB" w:sz="4"/>
+            </w:tcBorders>
+            <w:tcMar>
+              <w:top w:type="dxa" w:w="60"/>
+              <w:left w:type="dxa" w:w="90"/>
+              <w:bottom w:type="dxa" w:w="60"/>
+              <w:right w:type="dxa" w:w="90"/>
+            </w:tcMar>
+            <w:vAlign w:val="top"/>
+          </w:tcPr>
+          <w:p>
+            <w:pPr>
+              <w:spacing w:after="40"/>
+              <w:jc w:val="left"/>
+            </w:pPr>
+            <w:r>
+              <w:rPr>
+                <w:b w:val="false"/>
+                <w:bCs w:val="false"/>
+                <w:sz w:val="18"/>
+                <w:szCs w:val="18"/>
+              </w:rPr>
+              <w:t xml:space="preserve">Met</w:t>
+            </w:r>
+          </w:p>
+        </w:tc>
+        <w:tc>
+          <w:tcPr>
+            <w:tcW w:type="dxa" w:w="1083"/>
+            <w:tcBorders>
+              <w:top w:val="single" w:color="8C9BAB" w:sz="4"/>
+              <w:left w:val="single" w:color="8C9BAB" w:sz="4"/>
+              <w:bottom w:val="single" w:color="8C9BAB" w:sz="4"/>
+              <w:right w:val="single" w:color="8C9BAB" w:sz="4"/>
+            </w:tcBorders>
+            <w:shd w:fill="DFF3E3" w:color="auto" w:val="clear"/>
+            <w:tcMar>
+              <w:top w:type="dxa" w:w="60"/>
+              <w:left w:type="dxa" w:w="90"/>
+              <w:bottom w:type="dxa" w:w="60"/>
+              <w:right w:type="dxa" w:w="90"/>
+            </w:tcMar>
+            <w:vAlign w:val="top"/>
+          </w:tcPr>
+          <w:p>
+            <w:pPr>
+              <w:spacing w:after="40"/>
+              <w:jc w:val="left"/>
+            </w:pPr>
+            <w:r>
+              <w:rPr>
+                <w:b w:val="false"/>
+                <w:bCs w:val="false"/>
+                <w:sz w:val="18"/>
+                <w:szCs w:val="18"/>
+              </w:rPr>
+              <w:t xml:space="preserve">Met</w:t>
+            </w:r>
+          </w:p>
+        </w:tc>
+        <w:tc>
+          <w:tcPr>
+            <w:tcW w:type="dxa" w:w="1083"/>
+            <w:tcBorders>
+              <w:top w:val="single" w:color="8C9BAB" w:sz="4"/>
+              <w:left w:val="single" w:color="8C9BAB" w:sz="4"/>
+              <w:bottom w:val="single" w:color="8C9BAB" w:sz="4"/>
+              <w:right w:val="single" w:color="8C9BAB" w:sz="4"/>
+            </w:tcBorders>
+            <w:tcMar>
+              <w:top w:type="dxa" w:w="60"/>
+              <w:left w:type="dxa" w:w="90"/>
+              <w:bottom w:type="dxa" w:w="60"/>
+              <w:right w:type="dxa" w:w="90"/>
+            </w:tcMar>
+            <w:vAlign w:val="top"/>
+          </w:tcPr>
+          <w:p>
+            <w:pPr>
+              <w:spacing w:after="40"/>
+              <w:jc w:val="left"/>
+            </w:pPr>
+            <w:r>
+              <w:rPr>
+                <w:b w:val="false"/>
+                <w:bCs w:val="false"/>
+                <w:sz w:val="18"/>
+                <w:szCs w:val="18"/>
+              </w:rPr>
+              <w:t xml:space="preserve">Met</w:t>
+            </w:r>
+          </w:p>
+        </w:tc>
+      </w:tr>
+      <w:tr>
+        <w:trPr>
+          <w:cantSplit/>
+        </w:trPr>
+        <w:tc>
+          <w:tcPr>
+            <w:tcW w:type="dxa" w:w="2798"/>
+            <w:tcBorders>
+              <w:top w:val="single" w:color="8C9BAB" w:sz="4"/>
+              <w:left w:val="single" w:color="8C9BAB" w:sz="4"/>
+              <w:bottom w:val="single" w:color="8C9BAB" w:sz="4"/>
+              <w:right w:val="single" w:color="8C9BAB" w:sz="4"/>
+            </w:tcBorders>
+            <w:tcMar>
+              <w:top w:type="dxa" w:w="60"/>
+              <w:left w:type="dxa" w:w="90"/>
+              <w:bottom w:type="dxa" w:w="60"/>
+              <w:right w:type="dxa" w:w="90"/>
+            </w:tcMar>
+            <w:vAlign w:val="top"/>
+          </w:tcPr>
+          <w:p>
+            <w:pPr>
+              <w:spacing w:after="40"/>
+              <w:jc w:val="left"/>
+            </w:pPr>
+            <w:r>
+              <w:rPr>
+                <w:b/>
+                <w:bCs/>
+                <w:sz w:val="18"/>
+                <w:szCs w:val="18"/>
+              </w:rPr>
+              <w:t xml:space="preserve">AC-09 Performance under load</w:t>
+            </w:r>
+          </w:p>
+        </w:tc>
+        <w:tc>
+          <w:tcPr>
+            <w:tcW w:type="dxa" w:w="2979"/>
+            <w:tcBorders>
+              <w:top w:val="single" w:color="8C9BAB" w:sz="4"/>
+              <w:left w:val="single" w:color="8C9BAB" w:sz="4"/>
+              <w:bottom w:val="single" w:color="8C9BAB" w:sz="4"/>
+              <w:right w:val="single" w:color="8C9BAB" w:sz="4"/>
+            </w:tcBorders>
+            <w:tcMar>
+              <w:top w:type="dxa" w:w="60"/>
+              <w:left w:type="dxa" w:w="90"/>
+              <w:bottom w:type="dxa" w:w="60"/>
+              <w:right w:type="dxa" w:w="90"/>
+            </w:tcMar>
+            <w:vAlign w:val="top"/>
+          </w:tcPr>
+          <w:p>
+            <w:pPr>
+              <w:spacing w:after="40"/>
+              <w:jc w:val="left"/>
+            </w:pPr>
+            <w:r>
+              <w:rPr>
+                <w:b w:val="false"/>
+                <w:bCs w:val="false"/>
+                <w:sz w:val="18"/>
+                <w:szCs w:val="18"/>
+              </w:rPr>
+              <w:t xml:space="preserve">UAT-14, UAT-15</w:t>
+            </w:r>
+          </w:p>
+        </w:tc>
+        <w:tc>
+          <w:tcPr>
+            <w:tcW w:type="dxa" w:w="1083"/>
+            <w:tcBorders>
+              <w:top w:val="single" w:color="8C9BAB" w:sz="4"/>
+              <w:left w:val="single" w:color="8C9BAB" w:sz="4"/>
+              <w:bottom w:val="single" w:color="8C9BAB" w:sz="4"/>
+              <w:right w:val="single" w:color="8C9BAB" w:sz="4"/>
+            </w:tcBorders>
+            <w:tcMar>
+              <w:top w:type="dxa" w:w="60"/>
+              <w:left w:type="dxa" w:w="90"/>
+              <w:bottom w:type="dxa" w:w="60"/>
+              <w:right w:type="dxa" w:w="90"/>
+            </w:tcMar>
+            <w:vAlign w:val="top"/>
+          </w:tcPr>
+          <w:p>
+            <w:pPr>
+              <w:spacing w:after="40"/>
+              <w:jc w:val="left"/>
+            </w:pPr>
+            <w:r>
+              <w:rPr>
+                <w:b w:val="false"/>
+                <w:bCs w:val="false"/>
+                <w:sz w:val="18"/>
+                <w:szCs w:val="18"/>
+              </w:rPr>
+              <w:t xml:space="preserve">Not met</w:t>
+            </w:r>
+          </w:p>
+        </w:tc>
+        <w:tc>
+          <w:tcPr>
+            <w:tcW w:type="dxa" w:w="1083"/>
+            <w:tcBorders>
+              <w:top w:val="single" w:color="8C9BAB" w:sz="4"/>
+              <w:left w:val="single" w:color="8C9BAB" w:sz="4"/>
+              <w:bottom w:val="single" w:color="8C9BAB" w:sz="4"/>
+              <w:right w:val="single" w:color="8C9BAB" w:sz="4"/>
+            </w:tcBorders>
+            <w:shd w:fill="DFF3E3" w:color="auto" w:val="clear"/>
+            <w:tcMar>
+              <w:top w:type="dxa" w:w="60"/>
+              <w:left w:type="dxa" w:w="90"/>
+              <w:bottom w:type="dxa" w:w="60"/>
+              <w:right w:type="dxa" w:w="90"/>
+            </w:tcMar>
+            <w:vAlign w:val="top"/>
+          </w:tcPr>
+          <w:p>
+            <w:pPr>
+              <w:spacing w:after="40"/>
+              <w:jc w:val="left"/>
+            </w:pPr>
+            <w:r>
+              <w:rPr>
+                <w:b w:val="false"/>
+                <w:bCs w:val="false"/>
+                <w:sz w:val="18"/>
+                <w:szCs w:val="18"/>
+              </w:rPr>
+              <w:t xml:space="preserve">Met</w:t>
+            </w:r>
+          </w:p>
+        </w:tc>
+        <w:tc>
+          <w:tcPr>
+            <w:tcW w:type="dxa" w:w="1083"/>
+            <w:tcBorders>
+              <w:top w:val="single" w:color="8C9BAB" w:sz="4"/>
+              <w:left w:val="single" w:color="8C9BAB" w:sz="4"/>
+              <w:bottom w:val="single" w:color="8C9BAB" w:sz="4"/>
+              <w:right w:val="single" w:color="8C9BAB" w:sz="4"/>
+            </w:tcBorders>
+            <w:tcMar>
+              <w:top w:type="dxa" w:w="60"/>
+              <w:left w:type="dxa" w:w="90"/>
+              <w:bottom w:type="dxa" w:w="60"/>
+              <w:right w:type="dxa" w:w="90"/>
+            </w:tcMar>
+            <w:vAlign w:val="top"/>
+          </w:tcPr>
+          <w:p>
+            <w:pPr>
+              <w:spacing w:after="40"/>
+              <w:jc w:val="left"/>
+            </w:pPr>
+            <w:r>
+              <w:rPr>
+                <w:b w:val="false"/>
+                <w:bCs w:val="false"/>
+                <w:sz w:val="18"/>
+                <w:szCs w:val="18"/>
+              </w:rPr>
+              <w:t xml:space="preserve">Met</w:t>
+            </w:r>
+          </w:p>
+        </w:tc>
+      </w:tr>
+    </w:tbl>
+    <w:p>
+      <w:pPr>
+        <w:spacing w:after="200" w:before="60"/>
+        <w:jc w:val="center"/>
+      </w:pPr>
+      <w:r>
+        <w:rPr>
+          <w:i/>
+          <w:iCs/>
+          <w:sz w:val="20"/>
+          <w:szCs w:val="20"/>
+        </w:rPr>
+        <w:t xml:space="preserve">Table 4.13: Acceptance criteria status after each cycle</w:t>
+      </w:r>
+    </w:p>
+    <w:p>
+      <w:pPr>
+        <w:pStyle w:val="Heading3"/>
+      </w:pPr>
+      <w:r>
+        <w:t xml:space="preserve">4.4.8 Analysis of Results</w:t>
       </w:r>
     </w:p>
     <w:p>
@@ -14875,7 +17839,7 @@
         <w:t xml:space="preserve">Response time comfortably meets the 5-second target. </w:t>
       </w:r>
       <w:r>
-        <w:t xml:space="preserve">A single registration was confirmed in at most 0.14 s in Cycle 2. With 50 students registering at once, the average response was 0.95 s and the slowest 1.53 s, still well under 5 s, although response time grows noticeably under load (from about 0.1 s to about 1 s).</w:t>
+        <w:t xml:space="preserve">A single registration was confirmed in at most 0.14 s in Cycle 2. With 50 students registering at once, the slowest response was 1.53 s on v1.1 and 0.56 s on v1.2, well under 5 s. The DEF-03 fix also made responses under load faster.</w:t>
       </w:r>
     </w:p>
     <w:p>
@@ -14935,10 +17899,10 @@
           <w:b/>
           <w:bCs/>
         </w:rPr>
-        <w:t xml:space="preserve">The fix did not introduce regressions. </w:t>
+        <w:t xml:space="preserve">The fixes did not introduce regressions. </w:t>
       </w:r>
       <w:r>
-        <w:t xml:space="preserve">All 15 test cases passed when the full suite was re-run on v1.1.</w:t>
+        <w:t xml:space="preserve">All 15 test cases passed when the full suite was re-run on v1.1 and again on v1.2.</w:t>
       </w:r>
     </w:p>
     <w:p>
@@ -14946,7 +17910,7 @@
         <w:pStyle w:val="Heading3"/>
       </w:pPr>
       <w:r>
-        <w:t xml:space="preserve">4.4.7 Acceptance Decision</w:t>
+        <w:t xml:space="preserve">4.4.9 Acceptance Decision</w:t>
       </w:r>
     </w:p>
     <w:p>
@@ -14975,10 +17939,10 @@
           <w:b/>
           <w:bCs/>
         </w:rPr>
-        <w:t xml:space="preserve">Final decision (v1.1): ACCEPTED. </w:t>
+        <w:t xml:space="preserve">Final decision (v1.2): ACCEPTED. </w:t>
       </w:r>
       <w:r>
-        <w:t xml:space="preserve">Build v1.1 meets all nine acceptance criteria, all 15 acceptance test cases pass, DEF-01 is closed and there are no open defects. UniReg v1.1 is therefore accepted for delivery, with the following recommendations:</w:t>
+        <w:t xml:space="preserve">Build v1.2 meets all nine acceptance criteria, all 15 acceptance test cases pass in Cycle 3, and all three defects found across the project (DEF-01, DEF-02 and DEF-03) are closed. UniReg v1.2 is therefore accepted for delivery, with the following recommendations:</w:t>
       </w:r>
     </w:p>
     <w:p>
@@ -14992,7 +17956,7 @@
         <w:jc w:val="both"/>
       </w:pPr>
       <w:r>
-        <w:t xml:space="preserve">Repeat UAT-14 and UAT-15 with a larger number of students (for example 500) before the first real registration day, since only 50 simultaneous users were tested.</w:t>
+        <w:t xml:space="preserve">Repeat UAT-14 and UAT-15 with a larger number of students (for example 500) on the real server before the first registration day, since only up to 60 simultaneous users were tested.</w:t>
       </w:r>
     </w:p>
     <w:p>
@@ -15340,7 +18304,7 @@
         <w:jc w:val="both"/>
       </w:pPr>
       <w:r>
-        <w:t xml:space="preserve">The screenshots below were captured automatically during Cycle 2 (build v1.1) at the moment each expected result was checked. Cycle 1 screenshots and the raw result files for both cycles are kept with the test scripts.</w:t>
+        <w:t xml:space="preserve">The screenshots below were captured automatically during Cycle 3 (build v1.2) at the moment each expected result was checked. Screenshots and raw result files for all three cycles are kept with the test scripts.</w:t>
       </w:r>
     </w:p>
     <w:p>
